--- a/report/ToxiGuard_Internship_Report_Updated.docx
+++ b/report/ToxiGuard_Internship_Report_Updated.docx
@@ -5,6 +5,40 @@
     <w:p>
       <w:pPr>
         <w:spacing w:before="240"/>
+        <w:jc w:val="center"/>
+      </w:pPr>
+      <w:r>
+        <w:rPr>
+          <w:sz w:val="26"/>
+        </w:rPr>
+        <w:t>Summer Internship Report on</w:t>
+      </w:r>
+    </w:p>
+    <w:p>
+      <w:pPr>
+        <w:spacing w:after="240"/>
+        <w:jc w:val="center"/>
+      </w:pPr>
+      <w:r>
+        <w:rPr>
+          <w:b/>
+          <w:color w:val="1F497D"/>
+          <w:sz w:val="40"/>
+        </w:rPr>
+        <w:t>TOXIGUARD: An NLP Based Machine Learning Framework for Cyberbullying and Toxic Comment Detection</w:t>
+      </w:r>
+    </w:p>
+    <w:p>
+      <w:pPr>
+        <w:jc w:val="center"/>
+      </w:pPr>
+      <w:r>
+        <w:t>Submitted in partial fulfillment of the requirements for the award of the degree of</w:t>
+      </w:r>
+    </w:p>
+    <w:p>
+      <w:pPr>
+        <w:spacing w:after="320"/>
         <w:jc w:val="center"/>
       </w:pPr>
       <w:r>
@@ -12,42 +46,12 @@
           <w:b/>
           <w:sz w:val="32"/>
         </w:rPr>
-        <w:t>A SUMMER INTERNSHIP REPORT</w:t>
+        <w:t>MASTER OF COMPUTER APPLICATIONS</w:t>
       </w:r>
     </w:p>
     <w:p>
       <w:pPr>
-        <w:spacing w:after="240"/>
-        <w:jc w:val="center"/>
-      </w:pPr>
-      <w:r>
-        <w:t>ON</w:t>
-      </w:r>
-    </w:p>
-    <w:p>
-      <w:pPr>
-        <w:spacing w:after="320"/>
-        <w:jc w:val="center"/>
-      </w:pPr>
-      <w:r>
-        <w:rPr>
-          <w:b/>
-          <w:sz w:val="32"/>
-        </w:rPr>
-        <w:t>TOXIGUARD: AN NLP BASED MACHINE LEARNING FRAMEWORK FOR CYBERBULLYING AND TOXIC COMMENT DETECTION</w:t>
-      </w:r>
-    </w:p>
-    <w:p>
-      <w:pPr>
-        <w:jc w:val="center"/>
-      </w:pPr>
-      <w:r>
-        <w:t>Submitted in partial fulfillment of the requirements for the award of the degree of</w:t>
-      </w:r>
-    </w:p>
-    <w:p>
-      <w:pPr>
-        <w:spacing w:after="320"/>
+        <w:spacing w:after="100"/>
         <w:jc w:val="center"/>
       </w:pPr>
       <w:r>
@@ -55,21 +59,52 @@
           <w:b/>
           <w:sz w:val="28"/>
         </w:rPr>
-        <w:t>MASTER OF COMPUTER APPLICATIONS (MCA)</w:t>
+        <w:t>Submitted By</w:t>
       </w:r>
     </w:p>
     <w:p>
       <w:pPr>
-        <w:spacing w:after="100"/>
+        <w:spacing w:after="20"/>
         <w:jc w:val="center"/>
       </w:pPr>
       <w:r>
-        <w:t>Submitted by</w:t>
+        <w:rPr>
+          <w:b/>
+          <w:color w:val="C00000"/>
+          <w:sz w:val="36"/>
+        </w:rPr>
+        <w:t>Anumathi Singh</w:t>
       </w:r>
     </w:p>
     <w:p>
       <w:pPr>
+        <w:spacing w:after="320"/>
+        <w:jc w:val="center"/>
+      </w:pPr>
+      <w:r>
+        <w:rPr>
+          <w:b/>
+          <w:color w:val="C00000"/>
+          <w:sz w:val="36"/>
+        </w:rPr>
+        <w:t>Roll no: 160125862006</w:t>
+      </w:r>
+    </w:p>
+    <w:p>
+      <w:pPr>
         <w:spacing w:after="80"/>
+        <w:jc w:val="center"/>
+      </w:pPr>
+      <w:r>
+        <w:rPr>
+          <w:b/>
+        </w:rPr>
+        <w:t>Under the Esteemed Internal Guidance of</w:t>
+      </w:r>
+    </w:p>
+    <w:p>
+      <w:pPr>
+        <w:spacing w:after="20"/>
         <w:jc w:val="center"/>
       </w:pPr>
       <w:r>
@@ -77,45 +112,30 @@
           <w:b/>
           <w:sz w:val="30"/>
         </w:rPr>
-        <w:t>ANUMATHI SINGH</w:t>
+        <w:t>Dr. B. Indira</w:t>
       </w:r>
     </w:p>
     <w:p>
       <w:pPr>
-        <w:spacing w:after="320"/>
-        <w:jc w:val="center"/>
-      </w:pPr>
-      <w:r>
-        <w:t>Hall Ticket No: 160125862006</w:t>
-      </w:r>
-    </w:p>
-    <w:p>
-      <w:pPr>
-        <w:spacing w:after="100"/>
-        <w:jc w:val="center"/>
-      </w:pPr>
-      <w:r>
-        <w:t>Under the Guidance of</w:t>
-      </w:r>
-    </w:p>
-    <w:p>
-      <w:pPr>
-        <w:spacing w:after="40"/>
+        <w:spacing w:after="20"/>
         <w:jc w:val="center"/>
       </w:pPr>
       <w:r>
         <w:rPr>
-          <w:i/>
+          <w:b/>
         </w:rPr>
-        <w:t>Dr. B. Indira</w:t>
+        <w:t>Associate Professor</w:t>
       </w:r>
     </w:p>
     <w:p>
       <w:pPr>
-        <w:spacing w:after="240"/>
+        <w:spacing w:after="220"/>
         <w:jc w:val="center"/>
       </w:pPr>
       <w:r>
+        <w:rPr>
+          <w:b/>
+        </w:rPr>
         <w:t>Department of MCA, CBIT (A)</w:t>
       </w:r>
     </w:p>
@@ -129,7 +149,7 @@
           <w:noProof/>
         </w:rPr>
         <w:drawing>
-          <wp:inline distT="0" distB="0" distL="0" distR="0" wp14:anchorId="7FBD772D" wp14:editId="2291F74E">
+          <wp:inline distT="0" distB="0" distL="0" distR="0" wp14:anchorId="16EC9F02" wp14:editId="0E9CD3EA">
             <wp:extent cx="987552" cy="987552"/>
             <wp:effectExtent l="0" t="0" r="0" b="0"/>
             <wp:docPr id="1" name="Picture 1"/>
@@ -185,6 +205,7 @@
       <w:r>
         <w:rPr>
           <w:b/>
+          <w:sz w:val="26"/>
         </w:rPr>
         <w:t>Chaitanya Bharathi Institute of Technology (Autonomous)</w:t>
       </w:r>
@@ -223,7 +244,7 @@
         </w:rPr>
         <w:lastRenderedPageBreak/>
         <w:drawing>
-          <wp:inline distT="0" distB="0" distL="0" distR="0" wp14:anchorId="54C92BD9" wp14:editId="44A40CBB">
+          <wp:inline distT="0" distB="0" distL="0" distR="0" wp14:anchorId="317A76B9" wp14:editId="42297252">
             <wp:extent cx="5486400" cy="994410"/>
             <wp:effectExtent l="0" t="0" r="0" b="0"/>
             <wp:docPr id="2" name="Picture 2"/>
@@ -268,6 +289,7 @@
         <w:rPr>
           <w:b/>
           <w:sz w:val="32"/>
+          <w:u w:val="single"/>
         </w:rPr>
         <w:t>CERTIFICATE</w:t>
       </w:r>
@@ -327,9 +349,10 @@
             </w:pPr>
             <w:r>
               <w:rPr>
-                <w:b/>
+                <w:color w:val="C00000"/>
+                <w:sz w:val="26"/>
               </w:rPr>
-              <w:t>Internal Guide</w:t>
+              <w:t>Internship Internal Guide</w:t>
             </w:r>
           </w:p>
           <w:p>
@@ -338,6 +361,9 @@
               <w:jc w:val="left"/>
             </w:pPr>
             <w:r>
+              <w:rPr>
+                <w:b/>
+              </w:rPr>
               <w:t>Dr. B. Indira</w:t>
             </w:r>
           </w:p>
@@ -347,6 +373,9 @@
               <w:jc w:val="left"/>
             </w:pPr>
             <w:r>
+              <w:rPr>
+                <w:b/>
+              </w:rPr>
               <w:t>Associate Professor</w:t>
             </w:r>
           </w:p>
@@ -356,6 +385,9 @@
               <w:jc w:val="left"/>
             </w:pPr>
             <w:r>
+              <w:rPr>
+                <w:b/>
+              </w:rPr>
               <w:t>Dept. of MCA, CBIT (A), Hyderabad</w:t>
             </w:r>
           </w:p>
@@ -377,9 +409,10 @@
             </w:pPr>
             <w:r>
               <w:rPr>
-                <w:b/>
+                <w:color w:val="C00000"/>
+                <w:sz w:val="26"/>
               </w:rPr>
-              <w:t>Head of Department</w:t>
+              <w:t>Head of the Department</w:t>
             </w:r>
           </w:p>
           <w:p>
@@ -388,6 +421,9 @@
               <w:jc w:val="left"/>
             </w:pPr>
             <w:r>
+              <w:rPr>
+                <w:b/>
+              </w:rPr>
               <w:t>Dr. B. Indira</w:t>
             </w:r>
           </w:p>
@@ -397,6 +433,9 @@
               <w:jc w:val="left"/>
             </w:pPr>
             <w:r>
+              <w:rPr>
+                <w:b/>
+              </w:rPr>
               <w:t>Associate Professor</w:t>
             </w:r>
           </w:p>
@@ -406,6 +445,9 @@
               <w:jc w:val="left"/>
             </w:pPr>
             <w:r>
+              <w:rPr>
+                <w:b/>
+              </w:rPr>
               <w:t>Dept. of MCA, CBIT (A), Hyderabad</w:t>
             </w:r>
           </w:p>
@@ -446,7 +488,7 @@
           <w:noProof/>
         </w:rPr>
         <w:drawing>
-          <wp:inline distT="0" distB="0" distL="0" distR="0" wp14:anchorId="64894729" wp14:editId="017BD8F3">
+          <wp:inline distT="0" distB="0" distL="0" distR="0" wp14:anchorId="4B1388D5" wp14:editId="47753370">
             <wp:extent cx="5486400" cy="3880104"/>
             <wp:effectExtent l="0" t="0" r="0" b="0"/>
             <wp:docPr id="3" name="Picture 3"/>
@@ -634,7 +676,7 @@
       <w:r>
         <w:fldChar w:fldCharType="separate"/>
       </w:r>
-      <w:hyperlink w:anchor="_Toc241671782" w:history="1">
+      <w:hyperlink w:anchor="_Toc242116402" w:history="1">
         <w:r>
           <w:rPr>
             <w:rStyle w:val="Hyperlink"/>
@@ -662,7 +704,7 @@
             <w:noProof/>
             <w:webHidden/>
           </w:rPr>
-          <w:instrText xml:space="preserve"> PAGEREF _Toc241671782 \h </w:instrText>
+          <w:instrText xml:space="preserve"> PAGEREF _Toc242116402 \h </w:instrText>
         </w:r>
         <w:r>
           <w:rPr>
@@ -708,7 +750,7 @@
           <w14:ligatures w14:val="standardContextual"/>
         </w:rPr>
       </w:pPr>
-      <w:hyperlink w:anchor="_Toc241671783" w:history="1">
+      <w:hyperlink w:anchor="_Toc242116403" w:history="1">
         <w:r>
           <w:rPr>
             <w:rStyle w:val="Hyperlink"/>
@@ -736,7 +778,7 @@
             <w:noProof/>
             <w:webHidden/>
           </w:rPr>
-          <w:instrText xml:space="preserve"> PAGEREF _Toc241671783 \h </w:instrText>
+          <w:instrText xml:space="preserve"> PAGEREF _Toc242116403 \h </w:instrText>
         </w:r>
         <w:r>
           <w:rPr>
@@ -782,7 +824,7 @@
           <w14:ligatures w14:val="standardContextual"/>
         </w:rPr>
       </w:pPr>
-      <w:hyperlink w:anchor="_Toc241671784" w:history="1">
+      <w:hyperlink w:anchor="_Toc242116404" w:history="1">
         <w:r>
           <w:rPr>
             <w:rStyle w:val="Hyperlink"/>
@@ -810,7 +852,7 @@
             <w:noProof/>
             <w:webHidden/>
           </w:rPr>
-          <w:instrText xml:space="preserve"> PAGEREF _Toc241671784 \h </w:instrText>
+          <w:instrText xml:space="preserve"> PAGEREF _Toc242116404 \h </w:instrText>
         </w:r>
         <w:r>
           <w:rPr>
@@ -856,7 +898,7 @@
           <w14:ligatures w14:val="standardContextual"/>
         </w:rPr>
       </w:pPr>
-      <w:hyperlink w:anchor="_Toc241671785" w:history="1">
+      <w:hyperlink w:anchor="_Toc242116405" w:history="1">
         <w:r>
           <w:rPr>
             <w:rStyle w:val="Hyperlink"/>
@@ -884,7 +926,7 @@
             <w:noProof/>
             <w:webHidden/>
           </w:rPr>
-          <w:instrText xml:space="preserve"> PAGEREF _Toc241671785 \h </w:instrText>
+          <w:instrText xml:space="preserve"> PAGEREF _Toc242116405 \h </w:instrText>
         </w:r>
         <w:r>
           <w:rPr>
@@ -930,7 +972,7 @@
           <w14:ligatures w14:val="standardContextual"/>
         </w:rPr>
       </w:pPr>
-      <w:hyperlink w:anchor="_Toc241671786" w:history="1">
+      <w:hyperlink w:anchor="_Toc242116406" w:history="1">
         <w:r>
           <w:rPr>
             <w:rStyle w:val="Hyperlink"/>
@@ -958,7 +1000,7 @@
             <w:noProof/>
             <w:webHidden/>
           </w:rPr>
-          <w:instrText xml:space="preserve"> PAGEREF _Toc241671786 \h </w:instrText>
+          <w:instrText xml:space="preserve"> PAGEREF _Toc242116406 \h </w:instrText>
         </w:r>
         <w:r>
           <w:rPr>
@@ -1004,7 +1046,7 @@
           <w14:ligatures w14:val="standardContextual"/>
         </w:rPr>
       </w:pPr>
-      <w:hyperlink w:anchor="_Toc241671787" w:history="1">
+      <w:hyperlink w:anchor="_Toc242116407" w:history="1">
         <w:r>
           <w:rPr>
             <w:rStyle w:val="Hyperlink"/>
@@ -1032,7 +1074,7 @@
             <w:noProof/>
             <w:webHidden/>
           </w:rPr>
-          <w:instrText xml:space="preserve"> PAGEREF _Toc241671787 \h </w:instrText>
+          <w:instrText xml:space="preserve"> PAGEREF _Toc242116407 \h </w:instrText>
         </w:r>
         <w:r>
           <w:rPr>
@@ -1078,7 +1120,7 @@
           <w14:ligatures w14:val="standardContextual"/>
         </w:rPr>
       </w:pPr>
-      <w:hyperlink w:anchor="_Toc241671788" w:history="1">
+      <w:hyperlink w:anchor="_Toc242116408" w:history="1">
         <w:r>
           <w:rPr>
             <w:rStyle w:val="Hyperlink"/>
@@ -1106,7 +1148,7 @@
             <w:noProof/>
             <w:webHidden/>
           </w:rPr>
-          <w:instrText xml:space="preserve"> PAGEREF _Toc241671788 \h </w:instrText>
+          <w:instrText xml:space="preserve"> PAGEREF _Toc242116408 \h </w:instrText>
         </w:r>
         <w:r>
           <w:rPr>
@@ -1152,7 +1194,7 @@
           <w14:ligatures w14:val="standardContextual"/>
         </w:rPr>
       </w:pPr>
-      <w:hyperlink w:anchor="_Toc241671789" w:history="1">
+      <w:hyperlink w:anchor="_Toc242116409" w:history="1">
         <w:r>
           <w:rPr>
             <w:rStyle w:val="Hyperlink"/>
@@ -1180,7 +1222,7 @@
             <w:noProof/>
             <w:webHidden/>
           </w:rPr>
-          <w:instrText xml:space="preserve"> PAGEREF _Toc241671789 \h </w:instrText>
+          <w:instrText xml:space="preserve"> PAGEREF _Toc242116409 \h </w:instrText>
         </w:r>
         <w:r>
           <w:rPr>
@@ -1226,7 +1268,7 @@
           <w14:ligatures w14:val="standardContextual"/>
         </w:rPr>
       </w:pPr>
-      <w:hyperlink w:anchor="_Toc241671790" w:history="1">
+      <w:hyperlink w:anchor="_Toc242116410" w:history="1">
         <w:r>
           <w:rPr>
             <w:rStyle w:val="Hyperlink"/>
@@ -1254,7 +1296,7 @@
             <w:noProof/>
             <w:webHidden/>
           </w:rPr>
-          <w:instrText xml:space="preserve"> PAGEREF _Toc241671790 \h </w:instrText>
+          <w:instrText xml:space="preserve"> PAGEREF _Toc242116410 \h </w:instrText>
         </w:r>
         <w:r>
           <w:rPr>
@@ -1300,7 +1342,7 @@
           <w14:ligatures w14:val="standardContextual"/>
         </w:rPr>
       </w:pPr>
-      <w:hyperlink w:anchor="_Toc241671791" w:history="1">
+      <w:hyperlink w:anchor="_Toc242116411" w:history="1">
         <w:r>
           <w:rPr>
             <w:rStyle w:val="Hyperlink"/>
@@ -1328,7 +1370,7 @@
             <w:noProof/>
             <w:webHidden/>
           </w:rPr>
-          <w:instrText xml:space="preserve"> PAGEREF _Toc241671791 \h </w:instrText>
+          <w:instrText xml:space="preserve"> PAGEREF _Toc242116411 \h </w:instrText>
         </w:r>
         <w:r>
           <w:rPr>
@@ -1374,7 +1416,7 @@
           <w14:ligatures w14:val="standardContextual"/>
         </w:rPr>
       </w:pPr>
-      <w:hyperlink w:anchor="_Toc241671792" w:history="1">
+      <w:hyperlink w:anchor="_Toc242116412" w:history="1">
         <w:r>
           <w:rPr>
             <w:rStyle w:val="Hyperlink"/>
@@ -1402,7 +1444,7 @@
             <w:noProof/>
             <w:webHidden/>
           </w:rPr>
-          <w:instrText xml:space="preserve"> PAGEREF _Toc241671792 \h </w:instrText>
+          <w:instrText xml:space="preserve"> PAGEREF _Toc242116412 \h </w:instrText>
         </w:r>
         <w:r>
           <w:rPr>
@@ -1448,7 +1490,7 @@
           <w14:ligatures w14:val="standardContextual"/>
         </w:rPr>
       </w:pPr>
-      <w:hyperlink w:anchor="_Toc241671793" w:history="1">
+      <w:hyperlink w:anchor="_Toc242116413" w:history="1">
         <w:r>
           <w:rPr>
             <w:rStyle w:val="Hyperlink"/>
@@ -1476,7 +1518,7 @@
             <w:noProof/>
             <w:webHidden/>
           </w:rPr>
-          <w:instrText xml:space="preserve"> PAGEREF _Toc241671793 \h </w:instrText>
+          <w:instrText xml:space="preserve"> PAGEREF _Toc242116413 \h </w:instrText>
         </w:r>
         <w:r>
           <w:rPr>
@@ -1522,7 +1564,7 @@
           <w14:ligatures w14:val="standardContextual"/>
         </w:rPr>
       </w:pPr>
-      <w:hyperlink w:anchor="_Toc241671794" w:history="1">
+      <w:hyperlink w:anchor="_Toc242116414" w:history="1">
         <w:r>
           <w:rPr>
             <w:rStyle w:val="Hyperlink"/>
@@ -1550,7 +1592,7 @@
             <w:noProof/>
             <w:webHidden/>
           </w:rPr>
-          <w:instrText xml:space="preserve"> PAGEREF _Toc241671794 \h </w:instrText>
+          <w:instrText xml:space="preserve"> PAGEREF _Toc242116414 \h </w:instrText>
         </w:r>
         <w:r>
           <w:rPr>
@@ -1596,7 +1638,7 @@
           <w14:ligatures w14:val="standardContextual"/>
         </w:rPr>
       </w:pPr>
-      <w:hyperlink w:anchor="_Toc241671795" w:history="1">
+      <w:hyperlink w:anchor="_Toc242116415" w:history="1">
         <w:r>
           <w:rPr>
             <w:rStyle w:val="Hyperlink"/>
@@ -1624,7 +1666,7 @@
             <w:noProof/>
             <w:webHidden/>
           </w:rPr>
-          <w:instrText xml:space="preserve"> PAGEREF _Toc241671795 \h </w:instrText>
+          <w:instrText xml:space="preserve"> PAGEREF _Toc242116415 \h </w:instrText>
         </w:r>
         <w:r>
           <w:rPr>
@@ -1670,7 +1712,7 @@
           <w14:ligatures w14:val="standardContextual"/>
         </w:rPr>
       </w:pPr>
-      <w:hyperlink w:anchor="_Toc241671796" w:history="1">
+      <w:hyperlink w:anchor="_Toc242116416" w:history="1">
         <w:r>
           <w:rPr>
             <w:rStyle w:val="Hyperlink"/>
@@ -1698,7 +1740,7 @@
             <w:noProof/>
             <w:webHidden/>
           </w:rPr>
-          <w:instrText xml:space="preserve"> PAGEREF _Toc241671796 \h </w:instrText>
+          <w:instrText xml:space="preserve"> PAGEREF _Toc242116416 \h </w:instrText>
         </w:r>
         <w:r>
           <w:rPr>
@@ -1744,7 +1786,7 @@
           <w14:ligatures w14:val="standardContextual"/>
         </w:rPr>
       </w:pPr>
-      <w:hyperlink w:anchor="_Toc241671797" w:history="1">
+      <w:hyperlink w:anchor="_Toc242116417" w:history="1">
         <w:r>
           <w:rPr>
             <w:rStyle w:val="Hyperlink"/>
@@ -1772,7 +1814,7 @@
             <w:noProof/>
             <w:webHidden/>
           </w:rPr>
-          <w:instrText xml:space="preserve"> PAGEREF _Toc241671797 \h </w:instrText>
+          <w:instrText xml:space="preserve"> PAGEREF _Toc242116417 \h </w:instrText>
         </w:r>
         <w:r>
           <w:rPr>
@@ -1818,7 +1860,7 @@
           <w14:ligatures w14:val="standardContextual"/>
         </w:rPr>
       </w:pPr>
-      <w:hyperlink w:anchor="_Toc241671798" w:history="1">
+      <w:hyperlink w:anchor="_Toc242116418" w:history="1">
         <w:r>
           <w:rPr>
             <w:rStyle w:val="Hyperlink"/>
@@ -1846,7 +1888,7 @@
             <w:noProof/>
             <w:webHidden/>
           </w:rPr>
-          <w:instrText xml:space="preserve"> PAGEREF _Toc241671798 \h </w:instrText>
+          <w:instrText xml:space="preserve"> PAGEREF _Toc242116418 \h </w:instrText>
         </w:r>
         <w:r>
           <w:rPr>
@@ -1892,7 +1934,7 @@
           <w14:ligatures w14:val="standardContextual"/>
         </w:rPr>
       </w:pPr>
-      <w:hyperlink w:anchor="_Toc241671799" w:history="1">
+      <w:hyperlink w:anchor="_Toc242116419" w:history="1">
         <w:r>
           <w:rPr>
             <w:rStyle w:val="Hyperlink"/>
@@ -1920,7 +1962,7 @@
             <w:noProof/>
             <w:webHidden/>
           </w:rPr>
-          <w:instrText xml:space="preserve"> PAGEREF _Toc241671799 \h </w:instrText>
+          <w:instrText xml:space="preserve"> PAGEREF _Toc242116419 \h </w:instrText>
         </w:r>
         <w:r>
           <w:rPr>
@@ -1966,7 +2008,7 @@
           <w14:ligatures w14:val="standardContextual"/>
         </w:rPr>
       </w:pPr>
-      <w:hyperlink w:anchor="_Toc241671800" w:history="1">
+      <w:hyperlink w:anchor="_Toc242116420" w:history="1">
         <w:r>
           <w:rPr>
             <w:rStyle w:val="Hyperlink"/>
@@ -1994,7 +2036,7 @@
             <w:noProof/>
             <w:webHidden/>
           </w:rPr>
-          <w:instrText xml:space="preserve"> PAGEREF _Toc241671800 \h </w:instrText>
+          <w:instrText xml:space="preserve"> PAGEREF _Toc242116420 \h </w:instrText>
         </w:r>
         <w:r>
           <w:rPr>
@@ -2040,7 +2082,7 @@
           <w14:ligatures w14:val="standardContextual"/>
         </w:rPr>
       </w:pPr>
-      <w:hyperlink w:anchor="_Toc241671801" w:history="1">
+      <w:hyperlink w:anchor="_Toc242116421" w:history="1">
         <w:r>
           <w:rPr>
             <w:rStyle w:val="Hyperlink"/>
@@ -2068,7 +2110,7 @@
             <w:noProof/>
             <w:webHidden/>
           </w:rPr>
-          <w:instrText xml:space="preserve"> PAGEREF _Toc241671801 \h </w:instrText>
+          <w:instrText xml:space="preserve"> PAGEREF _Toc242116421 \h </w:instrText>
         </w:r>
         <w:r>
           <w:rPr>
@@ -2114,7 +2156,7 @@
           <w14:ligatures w14:val="standardContextual"/>
         </w:rPr>
       </w:pPr>
-      <w:hyperlink w:anchor="_Toc241671802" w:history="1">
+      <w:hyperlink w:anchor="_Toc242116422" w:history="1">
         <w:r>
           <w:rPr>
             <w:rStyle w:val="Hyperlink"/>
@@ -2142,7 +2184,7 @@
             <w:noProof/>
             <w:webHidden/>
           </w:rPr>
-          <w:instrText xml:space="preserve"> PAGEREF _Toc241671802 \h </w:instrText>
+          <w:instrText xml:space="preserve"> PAGEREF _Toc242116422 \h </w:instrText>
         </w:r>
         <w:r>
           <w:rPr>
@@ -2188,7 +2230,7 @@
           <w14:ligatures w14:val="standardContextual"/>
         </w:rPr>
       </w:pPr>
-      <w:hyperlink w:anchor="_Toc241671803" w:history="1">
+      <w:hyperlink w:anchor="_Toc242116423" w:history="1">
         <w:r>
           <w:rPr>
             <w:rStyle w:val="Hyperlink"/>
@@ -2216,7 +2258,7 @@
             <w:noProof/>
             <w:webHidden/>
           </w:rPr>
-          <w:instrText xml:space="preserve"> PAGEREF _Toc241671803 \h </w:instrText>
+          <w:instrText xml:space="preserve"> PAGEREF _Toc242116423 \h </w:instrText>
         </w:r>
         <w:r>
           <w:rPr>
@@ -2262,7 +2304,7 @@
           <w14:ligatures w14:val="standardContextual"/>
         </w:rPr>
       </w:pPr>
-      <w:hyperlink w:anchor="_Toc241671804" w:history="1">
+      <w:hyperlink w:anchor="_Toc242116424" w:history="1">
         <w:r>
           <w:rPr>
             <w:rStyle w:val="Hyperlink"/>
@@ -2290,7 +2332,7 @@
             <w:noProof/>
             <w:webHidden/>
           </w:rPr>
-          <w:instrText xml:space="preserve"> PAGEREF _Toc241671804 \h </w:instrText>
+          <w:instrText xml:space="preserve"> PAGEREF _Toc242116424 \h </w:instrText>
         </w:r>
         <w:r>
           <w:rPr>
@@ -2336,7 +2378,7 @@
           <w14:ligatures w14:val="standardContextual"/>
         </w:rPr>
       </w:pPr>
-      <w:hyperlink w:anchor="_Toc241671805" w:history="1">
+      <w:hyperlink w:anchor="_Toc242116425" w:history="1">
         <w:r>
           <w:rPr>
             <w:rStyle w:val="Hyperlink"/>
@@ -2364,7 +2406,7 @@
             <w:noProof/>
             <w:webHidden/>
           </w:rPr>
-          <w:instrText xml:space="preserve"> PAGEREF _Toc241671805 \h </w:instrText>
+          <w:instrText xml:space="preserve"> PAGEREF _Toc242116425 \h </w:instrText>
         </w:r>
         <w:r>
           <w:rPr>
@@ -2410,7 +2452,7 @@
           <w14:ligatures w14:val="standardContextual"/>
         </w:rPr>
       </w:pPr>
-      <w:hyperlink w:anchor="_Toc241671806" w:history="1">
+      <w:hyperlink w:anchor="_Toc242116426" w:history="1">
         <w:r>
           <w:rPr>
             <w:rStyle w:val="Hyperlink"/>
@@ -2438,7 +2480,7 @@
             <w:noProof/>
             <w:webHidden/>
           </w:rPr>
-          <w:instrText xml:space="preserve"> PAGEREF _Toc241671806 \h </w:instrText>
+          <w:instrText xml:space="preserve"> PAGEREF _Toc242116426 \h </w:instrText>
         </w:r>
         <w:r>
           <w:rPr>
@@ -2484,7 +2526,7 @@
           <w14:ligatures w14:val="standardContextual"/>
         </w:rPr>
       </w:pPr>
-      <w:hyperlink w:anchor="_Toc241671807" w:history="1">
+      <w:hyperlink w:anchor="_Toc242116427" w:history="1">
         <w:r>
           <w:rPr>
             <w:rStyle w:val="Hyperlink"/>
@@ -2512,7 +2554,7 @@
             <w:noProof/>
             <w:webHidden/>
           </w:rPr>
-          <w:instrText xml:space="preserve"> PAGEREF _Toc241671807 \h </w:instrText>
+          <w:instrText xml:space="preserve"> PAGEREF _Toc242116427 \h </w:instrText>
         </w:r>
         <w:r>
           <w:rPr>
@@ -2558,7 +2600,7 @@
           <w14:ligatures w14:val="standardContextual"/>
         </w:rPr>
       </w:pPr>
-      <w:hyperlink w:anchor="_Toc241671808" w:history="1">
+      <w:hyperlink w:anchor="_Toc242116428" w:history="1">
         <w:r>
           <w:rPr>
             <w:rStyle w:val="Hyperlink"/>
@@ -2586,7 +2628,7 @@
             <w:noProof/>
             <w:webHidden/>
           </w:rPr>
-          <w:instrText xml:space="preserve"> PAGEREF _Toc241671808 \h </w:instrText>
+          <w:instrText xml:space="preserve"> PAGEREF _Toc242116428 \h </w:instrText>
         </w:r>
         <w:r>
           <w:rPr>
@@ -2632,7 +2674,7 @@
           <w14:ligatures w14:val="standardContextual"/>
         </w:rPr>
       </w:pPr>
-      <w:hyperlink w:anchor="_Toc241671809" w:history="1">
+      <w:hyperlink w:anchor="_Toc242116429" w:history="1">
         <w:r>
           <w:rPr>
             <w:rStyle w:val="Hyperlink"/>
@@ -2660,7 +2702,7 @@
             <w:noProof/>
             <w:webHidden/>
           </w:rPr>
-          <w:instrText xml:space="preserve"> PAGEREF _Toc241671809 \h </w:instrText>
+          <w:instrText xml:space="preserve"> PAGEREF _Toc242116429 \h </w:instrText>
         </w:r>
         <w:r>
           <w:rPr>
@@ -2706,7 +2748,7 @@
           <w14:ligatures w14:val="standardContextual"/>
         </w:rPr>
       </w:pPr>
-      <w:hyperlink w:anchor="_Toc241671810" w:history="1">
+      <w:hyperlink w:anchor="_Toc242116430" w:history="1">
         <w:r>
           <w:rPr>
             <w:rStyle w:val="Hyperlink"/>
@@ -2734,7 +2776,7 @@
             <w:noProof/>
             <w:webHidden/>
           </w:rPr>
-          <w:instrText xml:space="preserve"> PAGEREF _Toc241671810 \h </w:instrText>
+          <w:instrText xml:space="preserve"> PAGEREF _Toc242116430 \h </w:instrText>
         </w:r>
         <w:r>
           <w:rPr>
@@ -2780,7 +2822,7 @@
           <w14:ligatures w14:val="standardContextual"/>
         </w:rPr>
       </w:pPr>
-      <w:hyperlink w:anchor="_Toc241671811" w:history="1">
+      <w:hyperlink w:anchor="_Toc242116431" w:history="1">
         <w:r>
           <w:rPr>
             <w:rStyle w:val="Hyperlink"/>
@@ -2808,7 +2850,7 @@
             <w:noProof/>
             <w:webHidden/>
           </w:rPr>
-          <w:instrText xml:space="preserve"> PAGEREF _Toc241671811 \h </w:instrText>
+          <w:instrText xml:space="preserve"> PAGEREF _Toc242116431 \h </w:instrText>
         </w:r>
         <w:r>
           <w:rPr>
@@ -2854,7 +2896,7 @@
           <w14:ligatures w14:val="standardContextual"/>
         </w:rPr>
       </w:pPr>
-      <w:hyperlink w:anchor="_Toc241671812" w:history="1">
+      <w:hyperlink w:anchor="_Toc242116432" w:history="1">
         <w:r>
           <w:rPr>
             <w:rStyle w:val="Hyperlink"/>
@@ -2882,7 +2924,7 @@
             <w:noProof/>
             <w:webHidden/>
           </w:rPr>
-          <w:instrText xml:space="preserve"> PAGEREF _Toc241671812 \h </w:instrText>
+          <w:instrText xml:space="preserve"> PAGEREF _Toc242116432 \h </w:instrText>
         </w:r>
         <w:r>
           <w:rPr>
@@ -2928,7 +2970,7 @@
           <w14:ligatures w14:val="standardContextual"/>
         </w:rPr>
       </w:pPr>
-      <w:hyperlink w:anchor="_Toc241671813" w:history="1">
+      <w:hyperlink w:anchor="_Toc242116433" w:history="1">
         <w:r>
           <w:rPr>
             <w:rStyle w:val="Hyperlink"/>
@@ -2956,7 +2998,7 @@
             <w:noProof/>
             <w:webHidden/>
           </w:rPr>
-          <w:instrText xml:space="preserve"> PAGEREF _Toc241671813 \h </w:instrText>
+          <w:instrText xml:space="preserve"> PAGEREF _Toc242116433 \h </w:instrText>
         </w:r>
         <w:r>
           <w:rPr>
@@ -3002,7 +3044,7 @@
           <w14:ligatures w14:val="standardContextual"/>
         </w:rPr>
       </w:pPr>
-      <w:hyperlink w:anchor="_Toc241671814" w:history="1">
+      <w:hyperlink w:anchor="_Toc242116434" w:history="1">
         <w:r>
           <w:rPr>
             <w:rStyle w:val="Hyperlink"/>
@@ -3030,7 +3072,7 @@
             <w:noProof/>
             <w:webHidden/>
           </w:rPr>
-          <w:instrText xml:space="preserve"> PAGEREF _Toc241671814 \h </w:instrText>
+          <w:instrText xml:space="preserve"> PAGEREF _Toc242116434 \h </w:instrText>
         </w:r>
         <w:r>
           <w:rPr>
@@ -3076,7 +3118,7 @@
           <w14:ligatures w14:val="standardContextual"/>
         </w:rPr>
       </w:pPr>
-      <w:hyperlink w:anchor="_Toc241671815" w:history="1">
+      <w:hyperlink w:anchor="_Toc242116435" w:history="1">
         <w:r>
           <w:rPr>
             <w:rStyle w:val="Hyperlink"/>
@@ -3104,7 +3146,7 @@
             <w:noProof/>
             <w:webHidden/>
           </w:rPr>
-          <w:instrText xml:space="preserve"> PAGEREF _Toc241671815 \h </w:instrText>
+          <w:instrText xml:space="preserve"> PAGEREF _Toc242116435 \h </w:instrText>
         </w:r>
         <w:r>
           <w:rPr>
@@ -3150,7 +3192,7 @@
           <w14:ligatures w14:val="standardContextual"/>
         </w:rPr>
       </w:pPr>
-      <w:hyperlink w:anchor="_Toc241671816" w:history="1">
+      <w:hyperlink w:anchor="_Toc242116436" w:history="1">
         <w:r>
           <w:rPr>
             <w:rStyle w:val="Hyperlink"/>
@@ -3178,7 +3220,7 @@
             <w:noProof/>
             <w:webHidden/>
           </w:rPr>
-          <w:instrText xml:space="preserve"> PAGEREF _Toc241671816 \h </w:instrText>
+          <w:instrText xml:space="preserve"> PAGEREF _Toc242116436 \h </w:instrText>
         </w:r>
         <w:r>
           <w:rPr>
@@ -3224,7 +3266,7 @@
           <w14:ligatures w14:val="standardContextual"/>
         </w:rPr>
       </w:pPr>
-      <w:hyperlink w:anchor="_Toc241671817" w:history="1">
+      <w:hyperlink w:anchor="_Toc242116437" w:history="1">
         <w:r>
           <w:rPr>
             <w:rStyle w:val="Hyperlink"/>
@@ -3252,7 +3294,7 @@
             <w:noProof/>
             <w:webHidden/>
           </w:rPr>
-          <w:instrText xml:space="preserve"> PAGEREF _Toc241671817 \h </w:instrText>
+          <w:instrText xml:space="preserve"> PAGEREF _Toc242116437 \h </w:instrText>
         </w:r>
         <w:r>
           <w:rPr>
@@ -3298,7 +3340,7 @@
           <w14:ligatures w14:val="standardContextual"/>
         </w:rPr>
       </w:pPr>
-      <w:hyperlink w:anchor="_Toc241671818" w:history="1">
+      <w:hyperlink w:anchor="_Toc242116438" w:history="1">
         <w:r>
           <w:rPr>
             <w:rStyle w:val="Hyperlink"/>
@@ -3326,7 +3368,7 @@
             <w:noProof/>
             <w:webHidden/>
           </w:rPr>
-          <w:instrText xml:space="preserve"> PAGEREF _Toc241671818 \h </w:instrText>
+          <w:instrText xml:space="preserve"> PAGEREF _Toc242116438 \h </w:instrText>
         </w:r>
         <w:r>
           <w:rPr>
@@ -3372,7 +3414,7 @@
           <w14:ligatures w14:val="standardContextual"/>
         </w:rPr>
       </w:pPr>
-      <w:hyperlink w:anchor="_Toc241671819" w:history="1">
+      <w:hyperlink w:anchor="_Toc242116439" w:history="1">
         <w:r>
           <w:rPr>
             <w:rStyle w:val="Hyperlink"/>
@@ -3400,7 +3442,7 @@
             <w:noProof/>
             <w:webHidden/>
           </w:rPr>
-          <w:instrText xml:space="preserve"> PAGEREF _Toc241671819 \h </w:instrText>
+          <w:instrText xml:space="preserve"> PAGEREF _Toc242116439 \h </w:instrText>
         </w:r>
         <w:r>
           <w:rPr>
@@ -3446,7 +3488,7 @@
           <w14:ligatures w14:val="standardContextual"/>
         </w:rPr>
       </w:pPr>
-      <w:hyperlink w:anchor="_Toc241671820" w:history="1">
+      <w:hyperlink w:anchor="_Toc242116440" w:history="1">
         <w:r>
           <w:rPr>
             <w:rStyle w:val="Hyperlink"/>
@@ -3474,7 +3516,7 @@
             <w:noProof/>
             <w:webHidden/>
           </w:rPr>
-          <w:instrText xml:space="preserve"> PAGEREF _Toc241671820 \h </w:instrText>
+          <w:instrText xml:space="preserve"> PAGEREF _Toc242116440 \h </w:instrText>
         </w:r>
         <w:r>
           <w:rPr>
@@ -3520,7 +3562,7 @@
           <w14:ligatures w14:val="standardContextual"/>
         </w:rPr>
       </w:pPr>
-      <w:hyperlink w:anchor="_Toc241671821" w:history="1">
+      <w:hyperlink w:anchor="_Toc242116441" w:history="1">
         <w:r>
           <w:rPr>
             <w:rStyle w:val="Hyperlink"/>
@@ -3548,7 +3590,7 @@
             <w:noProof/>
             <w:webHidden/>
           </w:rPr>
-          <w:instrText xml:space="preserve"> PAGEREF _Toc241671821 \h </w:instrText>
+          <w:instrText xml:space="preserve"> PAGEREF _Toc242116441 \h </w:instrText>
         </w:r>
         <w:r>
           <w:rPr>
@@ -3594,7 +3636,7 @@
           <w14:ligatures w14:val="standardContextual"/>
         </w:rPr>
       </w:pPr>
-      <w:hyperlink w:anchor="_Toc241671822" w:history="1">
+      <w:hyperlink w:anchor="_Toc242116442" w:history="1">
         <w:r>
           <w:rPr>
             <w:rStyle w:val="Hyperlink"/>
@@ -3622,7 +3664,7 @@
             <w:noProof/>
             <w:webHidden/>
           </w:rPr>
-          <w:instrText xml:space="preserve"> PAGEREF _Toc241671822 \h </w:instrText>
+          <w:instrText xml:space="preserve"> PAGEREF _Toc242116442 \h </w:instrText>
         </w:r>
         <w:r>
           <w:rPr>
@@ -3668,7 +3710,7 @@
           <w14:ligatures w14:val="standardContextual"/>
         </w:rPr>
       </w:pPr>
-      <w:hyperlink w:anchor="_Toc241671823" w:history="1">
+      <w:hyperlink w:anchor="_Toc242116443" w:history="1">
         <w:r>
           <w:rPr>
             <w:rStyle w:val="Hyperlink"/>
@@ -3696,7 +3738,7 @@
             <w:noProof/>
             <w:webHidden/>
           </w:rPr>
-          <w:instrText xml:space="preserve"> PAGEREF _Toc241671823 \h </w:instrText>
+          <w:instrText xml:space="preserve"> PAGEREF _Toc242116443 \h </w:instrText>
         </w:r>
         <w:r>
           <w:rPr>
@@ -3742,7 +3784,7 @@
           <w14:ligatures w14:val="standardContextual"/>
         </w:rPr>
       </w:pPr>
-      <w:hyperlink w:anchor="_Toc241671824" w:history="1">
+      <w:hyperlink w:anchor="_Toc242116444" w:history="1">
         <w:r>
           <w:rPr>
             <w:rStyle w:val="Hyperlink"/>
@@ -3770,7 +3812,7 @@
             <w:noProof/>
             <w:webHidden/>
           </w:rPr>
-          <w:instrText xml:space="preserve"> PAGEREF _Toc241671824 \h </w:instrText>
+          <w:instrText xml:space="preserve"> PAGEREF _Toc242116444 \h </w:instrText>
         </w:r>
         <w:r>
           <w:rPr>
@@ -3816,7 +3858,7 @@
           <w14:ligatures w14:val="standardContextual"/>
         </w:rPr>
       </w:pPr>
-      <w:hyperlink w:anchor="_Toc241671825" w:history="1">
+      <w:hyperlink w:anchor="_Toc242116445" w:history="1">
         <w:r>
           <w:rPr>
             <w:rStyle w:val="Hyperlink"/>
@@ -3844,7 +3886,7 @@
             <w:noProof/>
             <w:webHidden/>
           </w:rPr>
-          <w:instrText xml:space="preserve"> PAGEREF _Toc241671825 \h </w:instrText>
+          <w:instrText xml:space="preserve"> PAGEREF _Toc242116445 \h </w:instrText>
         </w:r>
         <w:r>
           <w:rPr>
@@ -3890,7 +3932,7 @@
           <w14:ligatures w14:val="standardContextual"/>
         </w:rPr>
       </w:pPr>
-      <w:hyperlink w:anchor="_Toc241671826" w:history="1">
+      <w:hyperlink w:anchor="_Toc242116446" w:history="1">
         <w:r>
           <w:rPr>
             <w:rStyle w:val="Hyperlink"/>
@@ -3918,7 +3960,7 @@
             <w:noProof/>
             <w:webHidden/>
           </w:rPr>
-          <w:instrText xml:space="preserve"> PAGEREF _Toc241671826 \h </w:instrText>
+          <w:instrText xml:space="preserve"> PAGEREF _Toc242116446 \h </w:instrText>
         </w:r>
         <w:r>
           <w:rPr>
@@ -3964,7 +4006,7 @@
           <w14:ligatures w14:val="standardContextual"/>
         </w:rPr>
       </w:pPr>
-      <w:hyperlink w:anchor="_Toc241671827" w:history="1">
+      <w:hyperlink w:anchor="_Toc242116447" w:history="1">
         <w:r>
           <w:rPr>
             <w:rStyle w:val="Hyperlink"/>
@@ -3992,7 +4034,7 @@
             <w:noProof/>
             <w:webHidden/>
           </w:rPr>
-          <w:instrText xml:space="preserve"> PAGEREF _Toc241671827 \h </w:instrText>
+          <w:instrText xml:space="preserve"> PAGEREF _Toc242116447 \h </w:instrText>
         </w:r>
         <w:r>
           <w:rPr>
@@ -4038,7 +4080,7 @@
           <w14:ligatures w14:val="standardContextual"/>
         </w:rPr>
       </w:pPr>
-      <w:hyperlink w:anchor="_Toc241671828" w:history="1">
+      <w:hyperlink w:anchor="_Toc242116448" w:history="1">
         <w:r>
           <w:rPr>
             <w:rStyle w:val="Hyperlink"/>
@@ -4066,7 +4108,7 @@
             <w:noProof/>
             <w:webHidden/>
           </w:rPr>
-          <w:instrText xml:space="preserve"> PAGEREF _Toc241671828 \h </w:instrText>
+          <w:instrText xml:space="preserve"> PAGEREF _Toc242116448 \h </w:instrText>
         </w:r>
         <w:r>
           <w:rPr>
@@ -4112,7 +4154,7 @@
           <w14:ligatures w14:val="standardContextual"/>
         </w:rPr>
       </w:pPr>
-      <w:hyperlink w:anchor="_Toc241671829" w:history="1">
+      <w:hyperlink w:anchor="_Toc242116449" w:history="1">
         <w:r>
           <w:rPr>
             <w:rStyle w:val="Hyperlink"/>
@@ -4140,7 +4182,7 @@
             <w:noProof/>
             <w:webHidden/>
           </w:rPr>
-          <w:instrText xml:space="preserve"> PAGEREF _Toc241671829 \h </w:instrText>
+          <w:instrText xml:space="preserve"> PAGEREF _Toc242116449 \h </w:instrText>
         </w:r>
         <w:r>
           <w:rPr>
@@ -4186,7 +4228,7 @@
           <w14:ligatures w14:val="standardContextual"/>
         </w:rPr>
       </w:pPr>
-      <w:hyperlink w:anchor="_Toc241671830" w:history="1">
+      <w:hyperlink w:anchor="_Toc242116450" w:history="1">
         <w:r>
           <w:rPr>
             <w:rStyle w:val="Hyperlink"/>
@@ -4214,7 +4256,7 @@
             <w:noProof/>
             <w:webHidden/>
           </w:rPr>
-          <w:instrText xml:space="preserve"> PAGEREF _Toc241671830 \h </w:instrText>
+          <w:instrText xml:space="preserve"> PAGEREF _Toc242116450 \h </w:instrText>
         </w:r>
         <w:r>
           <w:rPr>
@@ -4260,7 +4302,7 @@
           <w14:ligatures w14:val="standardContextual"/>
         </w:rPr>
       </w:pPr>
-      <w:hyperlink w:anchor="_Toc241671831" w:history="1">
+      <w:hyperlink w:anchor="_Toc242116451" w:history="1">
         <w:r>
           <w:rPr>
             <w:rStyle w:val="Hyperlink"/>
@@ -4288,7 +4330,7 @@
             <w:noProof/>
             <w:webHidden/>
           </w:rPr>
-          <w:instrText xml:space="preserve"> PAGEREF _Toc241671831 \h </w:instrText>
+          <w:instrText xml:space="preserve"> PAGEREF _Toc242116451 \h </w:instrText>
         </w:r>
         <w:r>
           <w:rPr>
@@ -6169,7 +6211,7 @@
       <w:pPr>
         <w:pStyle w:val="Heading1"/>
       </w:pPr>
-      <w:bookmarkStart w:id="0" w:name="_Toc241671782"/>
+      <w:bookmarkStart w:id="0" w:name="_Toc242116402"/>
       <w:r>
         <w:lastRenderedPageBreak/>
         <w:t>1. Introduction</w:t>
@@ -6180,7 +6222,7 @@
       <w:pPr>
         <w:pStyle w:val="Heading2"/>
       </w:pPr>
-      <w:bookmarkStart w:id="1" w:name="_Toc241671783"/>
+      <w:bookmarkStart w:id="1" w:name="_Toc242116403"/>
       <w:r>
         <w:t>1.1 Introduction to the Internship</w:t>
       </w:r>
@@ -6195,7 +6237,7 @@
       <w:pPr>
         <w:pStyle w:val="Heading2"/>
       </w:pPr>
-      <w:bookmarkStart w:id="2" w:name="_Toc241671784"/>
+      <w:bookmarkStart w:id="2" w:name="_Toc242116404"/>
       <w:r>
         <w:t>1.2 Project Background</w:t>
       </w:r>
@@ -6210,7 +6252,7 @@
       <w:pPr>
         <w:pStyle w:val="Heading2"/>
       </w:pPr>
-      <w:bookmarkStart w:id="3" w:name="_Toc241671785"/>
+      <w:bookmarkStart w:id="3" w:name="_Toc242116405"/>
       <w:r>
         <w:t>1.3 Objectives and Scope</w:t>
       </w:r>
@@ -6262,7 +6304,7 @@
       <w:pPr>
         <w:pStyle w:val="Heading1"/>
       </w:pPr>
-      <w:bookmarkStart w:id="4" w:name="_Toc241671786"/>
+      <w:bookmarkStart w:id="4" w:name="_Toc242116406"/>
       <w:r>
         <w:lastRenderedPageBreak/>
         <w:t>2. Organization Profile</w:t>
@@ -6273,7 +6315,7 @@
       <w:pPr>
         <w:pStyle w:val="Heading2"/>
       </w:pPr>
-      <w:bookmarkStart w:id="5" w:name="_Toc241671787"/>
+      <w:bookmarkStart w:id="5" w:name="_Toc242116407"/>
       <w:r>
         <w:t>2.1 Internship Program</w:t>
       </w:r>
@@ -6288,7 +6330,7 @@
       <w:pPr>
         <w:pStyle w:val="Heading2"/>
       </w:pPr>
-      <w:bookmarkStart w:id="6" w:name="_Toc241671788"/>
+      <w:bookmarkStart w:id="6" w:name="_Toc242116408"/>
       <w:r>
         <w:t>2.2 Academic Setting</w:t>
       </w:r>
@@ -6303,7 +6345,7 @@
       <w:pPr>
         <w:pStyle w:val="Heading2"/>
       </w:pPr>
-      <w:bookmarkStart w:id="7" w:name="_Toc241671789"/>
+      <w:bookmarkStart w:id="7" w:name="_Toc242116409"/>
       <w:r>
         <w:t>2.3 Relevance of the Program</w:t>
       </w:r>
@@ -6323,7 +6365,7 @@
       <w:pPr>
         <w:pStyle w:val="Heading1"/>
       </w:pPr>
-      <w:bookmarkStart w:id="8" w:name="_Toc241671790"/>
+      <w:bookmarkStart w:id="8" w:name="_Toc242116410"/>
       <w:r>
         <w:lastRenderedPageBreak/>
         <w:t>3. Internship Objectives and Activities</w:t>
@@ -6334,7 +6376,7 @@
       <w:pPr>
         <w:pStyle w:val="Heading2"/>
       </w:pPr>
-      <w:bookmarkStart w:id="9" w:name="_Toc241671791"/>
+      <w:bookmarkStart w:id="9" w:name="_Toc242116411"/>
       <w:r>
         <w:t>3.1 Technical Objectives</w:t>
       </w:r>
@@ -6349,7 +6391,7 @@
       <w:pPr>
         <w:pStyle w:val="Heading2"/>
       </w:pPr>
-      <w:bookmarkStart w:id="10" w:name="_Toc241671792"/>
+      <w:bookmarkStart w:id="10" w:name="_Toc242116412"/>
       <w:r>
         <w:t>3.2 Activities Reflected in the Project</w:t>
       </w:r>
@@ -6407,7 +6449,7 @@
       <w:pPr>
         <w:pStyle w:val="Heading2"/>
       </w:pPr>
-      <w:bookmarkStart w:id="11" w:name="_Toc241671793"/>
+      <w:bookmarkStart w:id="11" w:name="_Toc242116413"/>
       <w:r>
         <w:t>3.3 Deliverables</w:t>
       </w:r>
@@ -6427,7 +6469,7 @@
       <w:pPr>
         <w:pStyle w:val="Heading1"/>
       </w:pPr>
-      <w:bookmarkStart w:id="12" w:name="_Toc241671794"/>
+      <w:bookmarkStart w:id="12" w:name="_Toc242116414"/>
       <w:r>
         <w:lastRenderedPageBreak/>
         <w:t>4. Problem Statement</w:t>
@@ -6438,7 +6480,7 @@
       <w:pPr>
         <w:pStyle w:val="Heading2"/>
       </w:pPr>
-      <w:bookmarkStart w:id="13" w:name="_Toc241671795"/>
+      <w:bookmarkStart w:id="13" w:name="_Toc242116415"/>
       <w:r>
         <w:t>4.1 Existing Approach</w:t>
       </w:r>
@@ -6453,7 +6495,7 @@
       <w:pPr>
         <w:pStyle w:val="Heading2"/>
       </w:pPr>
-      <w:bookmarkStart w:id="14" w:name="_Toc241671796"/>
+      <w:bookmarkStart w:id="14" w:name="_Toc242116416"/>
       <w:r>
         <w:t>4.2 Proposed System</w:t>
       </w:r>
@@ -6468,7 +6510,7 @@
       <w:pPr>
         <w:pStyle w:val="Heading2"/>
       </w:pPr>
-      <w:bookmarkStart w:id="15" w:name="_Toc241671797"/>
+      <w:bookmarkStart w:id="15" w:name="_Toc242116417"/>
       <w:r>
         <w:t>4.3 Boundaries</w:t>
       </w:r>
@@ -6488,7 +6530,7 @@
       <w:pPr>
         <w:pStyle w:val="Heading1"/>
       </w:pPr>
-      <w:bookmarkStart w:id="16" w:name="_Toc241671798"/>
+      <w:bookmarkStart w:id="16" w:name="_Toc242116418"/>
       <w:r>
         <w:lastRenderedPageBreak/>
         <w:t>5. Technologies and Tools Used</w:t>
@@ -7028,7 +7070,7 @@
       <w:pPr>
         <w:pStyle w:val="Heading1"/>
       </w:pPr>
-      <w:bookmarkStart w:id="18" w:name="_Toc241671799"/>
+      <w:bookmarkStart w:id="18" w:name="_Toc242116419"/>
       <w:r>
         <w:lastRenderedPageBreak/>
         <w:t>6. System Analysis</w:t>
@@ -7039,7 +7081,7 @@
       <w:pPr>
         <w:pStyle w:val="Heading2"/>
       </w:pPr>
-      <w:bookmarkStart w:id="19" w:name="_Toc241671800"/>
+      <w:bookmarkStart w:id="19" w:name="_Toc242116420"/>
       <w:r>
         <w:t>6.1 Functional Requirements</w:t>
       </w:r>
@@ -7448,7 +7490,7 @@
       <w:pPr>
         <w:pStyle w:val="Heading2"/>
       </w:pPr>
-      <w:bookmarkStart w:id="21" w:name="_Toc241671801"/>
+      <w:bookmarkStart w:id="21" w:name="_Toc242116421"/>
       <w:r>
         <w:t>6.2 Nonfunctional Requirements</w:t>
       </w:r>
@@ -7463,7 +7505,7 @@
       <w:pPr>
         <w:pStyle w:val="Heading2"/>
       </w:pPr>
-      <w:bookmarkStart w:id="22" w:name="_Toc241671802"/>
+      <w:bookmarkStart w:id="22" w:name="_Toc242116422"/>
       <w:r>
         <w:t>6.3 Hardware and Software</w:t>
       </w:r>
@@ -7483,7 +7525,7 @@
       <w:pPr>
         <w:pStyle w:val="Heading1"/>
       </w:pPr>
-      <w:bookmarkStart w:id="23" w:name="_Toc241671803"/>
+      <w:bookmarkStart w:id="23" w:name="_Toc242116423"/>
       <w:r>
         <w:lastRenderedPageBreak/>
         <w:t>7. System Design</w:t>
@@ -7494,7 +7536,7 @@
       <w:pPr>
         <w:pStyle w:val="Heading2"/>
       </w:pPr>
-      <w:bookmarkStart w:id="24" w:name="_Toc241671804"/>
+      <w:bookmarkStart w:id="24" w:name="_Toc242116424"/>
       <w:r>
         <w:t>7.1 Data Flow Diagram</w:t>
       </w:r>
@@ -7531,7 +7573,7 @@
           <w:noProof/>
         </w:rPr>
         <w:drawing>
-          <wp:inline distT="0" distB="0" distL="0" distR="0" wp14:anchorId="073E88B8" wp14:editId="050FB54B">
+          <wp:inline distT="0" distB="0" distL="0" distR="0" wp14:anchorId="76432447" wp14:editId="08D3BAC5">
             <wp:extent cx="5440680" cy="3173730"/>
             <wp:effectExtent l="0" t="0" r="0" b="0"/>
             <wp:docPr id="4" name="Picture 4"/>
@@ -7604,7 +7646,7 @@
           <w:noProof/>
         </w:rPr>
         <w:drawing>
-          <wp:inline distT="0" distB="0" distL="0" distR="0" wp14:anchorId="46AAB0EF" wp14:editId="1D52A93D">
+          <wp:inline distT="0" distB="0" distL="0" distR="0" wp14:anchorId="3DB0DE86" wp14:editId="4555950B">
             <wp:extent cx="5440680" cy="3173730"/>
             <wp:effectExtent l="0" t="0" r="0" b="0"/>
             <wp:docPr id="5" name="Picture 5"/>
@@ -7654,7 +7696,7 @@
       <w:pPr>
         <w:pStyle w:val="Heading2"/>
       </w:pPr>
-      <w:bookmarkStart w:id="27" w:name="_Toc241671805"/>
+      <w:bookmarkStart w:id="27" w:name="_Toc242116425"/>
       <w:r>
         <w:lastRenderedPageBreak/>
         <w:t>7.2 Entity Relationship Diagram</w:t>
@@ -7692,7 +7734,7 @@
           <w:noProof/>
         </w:rPr>
         <w:drawing>
-          <wp:inline distT="0" distB="0" distL="0" distR="0" wp14:anchorId="0733543E" wp14:editId="57338226">
+          <wp:inline distT="0" distB="0" distL="0" distR="0" wp14:anchorId="7F43A314" wp14:editId="60D43F88">
             <wp:extent cx="5440680" cy="3173730"/>
             <wp:effectExtent l="0" t="0" r="0" b="0"/>
             <wp:docPr id="6" name="Picture 6"/>
@@ -7742,7 +7784,7 @@
       <w:pPr>
         <w:pStyle w:val="Heading1"/>
       </w:pPr>
-      <w:bookmarkStart w:id="29" w:name="_Toc241671806"/>
+      <w:bookmarkStart w:id="29" w:name="_Toc242116426"/>
       <w:r>
         <w:lastRenderedPageBreak/>
         <w:t>8. Implementation</w:t>
@@ -7753,7 +7795,7 @@
       <w:pPr>
         <w:pStyle w:val="Heading2"/>
       </w:pPr>
-      <w:bookmarkStart w:id="30" w:name="_Toc241671807"/>
+      <w:bookmarkStart w:id="30" w:name="_Toc242116427"/>
       <w:r>
         <w:t>8.1 Modules</w:t>
       </w:r>
@@ -8102,7 +8144,7 @@
       <w:pPr>
         <w:pStyle w:val="Heading2"/>
       </w:pPr>
-      <w:bookmarkStart w:id="32" w:name="_Toc241671808"/>
+      <w:bookmarkStart w:id="32" w:name="_Toc242116428"/>
       <w:r>
         <w:t>8.2 Data Preparation</w:t>
       </w:r>
@@ -8117,7 +8159,7 @@
       <w:pPr>
         <w:pStyle w:val="Heading2"/>
       </w:pPr>
-      <w:bookmarkStart w:id="33" w:name="_Toc241671809"/>
+      <w:bookmarkStart w:id="33" w:name="_Toc242116429"/>
       <w:r>
         <w:t>8.3 Feature Extraction and Training</w:t>
       </w:r>
@@ -8132,7 +8174,7 @@
       <w:pPr>
         <w:pStyle w:val="Heading2"/>
       </w:pPr>
-      <w:bookmarkStart w:id="34" w:name="_Toc241671810"/>
+      <w:bookmarkStart w:id="34" w:name="_Toc242116430"/>
       <w:r>
         <w:t>8.4 Selection and Serialization</w:t>
       </w:r>
@@ -8147,7 +8189,7 @@
       <w:pPr>
         <w:pStyle w:val="Heading2"/>
       </w:pPr>
-      <w:bookmarkStart w:id="35" w:name="_Toc241671811"/>
+      <w:bookmarkStart w:id="35" w:name="_Toc242116431"/>
       <w:r>
         <w:lastRenderedPageBreak/>
         <w:t>8.5 Streamlit Application</w:t>
@@ -8185,7 +8227,7 @@
           <w:noProof/>
         </w:rPr>
         <w:drawing>
-          <wp:inline distT="0" distB="0" distL="0" distR="0" wp14:anchorId="6E14CB69" wp14:editId="2ECC72A8">
+          <wp:inline distT="0" distB="0" distL="0" distR="0" wp14:anchorId="49963B9E" wp14:editId="2379F5DD">
             <wp:extent cx="5120640" cy="5334000"/>
             <wp:effectExtent l="0" t="0" r="0" b="0"/>
             <wp:docPr id="7" name="Picture 7"/>
@@ -8235,7 +8277,7 @@
       <w:pPr>
         <w:pStyle w:val="Heading1"/>
       </w:pPr>
-      <w:bookmarkStart w:id="37" w:name="_Toc241671812"/>
+      <w:bookmarkStart w:id="37" w:name="_Toc242116432"/>
       <w:r>
         <w:lastRenderedPageBreak/>
         <w:t>9. Testing</w:t>
@@ -8246,7 +8288,7 @@
       <w:pPr>
         <w:pStyle w:val="Heading2"/>
       </w:pPr>
-      <w:bookmarkStart w:id="38" w:name="_Toc241671813"/>
+      <w:bookmarkStart w:id="38" w:name="_Toc242116433"/>
       <w:r>
         <w:t>9.1 Test Strategy</w:t>
       </w:r>
@@ -8261,7 +8303,7 @@
       <w:pPr>
         <w:pStyle w:val="Heading2"/>
       </w:pPr>
-      <w:bookmarkStart w:id="39" w:name="_Toc241671814"/>
+      <w:bookmarkStart w:id="39" w:name="_Toc242116434"/>
       <w:r>
         <w:t>9.2 Functional Checks</w:t>
       </w:r>
@@ -8837,7 +8879,7 @@
       <w:pPr>
         <w:pStyle w:val="Heading2"/>
       </w:pPr>
-      <w:bookmarkStart w:id="41" w:name="_Toc241671815"/>
+      <w:bookmarkStart w:id="41" w:name="_Toc242116435"/>
       <w:r>
         <w:t>9.3 Interpretation</w:t>
       </w:r>
@@ -8857,7 +8899,7 @@
       <w:pPr>
         <w:pStyle w:val="Heading1"/>
       </w:pPr>
-      <w:bookmarkStart w:id="42" w:name="_Toc241671816"/>
+      <w:bookmarkStart w:id="42" w:name="_Toc242116436"/>
       <w:r>
         <w:lastRenderedPageBreak/>
         <w:t>10. Results and Discussion</w:t>
@@ -8868,7 +8910,7 @@
       <w:pPr>
         <w:pStyle w:val="Heading2"/>
       </w:pPr>
-      <w:bookmarkStart w:id="43" w:name="_Toc241671817"/>
+      <w:bookmarkStart w:id="43" w:name="_Toc242116437"/>
       <w:r>
         <w:t>10.1 Dataset and Experiment</w:t>
       </w:r>
@@ -8905,7 +8947,7 @@
           <w:noProof/>
         </w:rPr>
         <w:drawing>
-          <wp:inline distT="0" distB="0" distL="0" distR="0" wp14:anchorId="74576614" wp14:editId="57F3FF4E">
+          <wp:inline distT="0" distB="0" distL="0" distR="0" wp14:anchorId="18D9F47B" wp14:editId="7C84DA50">
             <wp:extent cx="5440680" cy="3587195"/>
             <wp:effectExtent l="0" t="0" r="0" b="0"/>
             <wp:docPr id="8" name="Picture 8"/>
@@ -8955,7 +8997,7 @@
       <w:pPr>
         <w:pStyle w:val="Heading2"/>
       </w:pPr>
-      <w:bookmarkStart w:id="45" w:name="_Toc241671818"/>
+      <w:bookmarkStart w:id="45" w:name="_Toc242116438"/>
       <w:r>
         <w:lastRenderedPageBreak/>
         <w:t>10.2 Model Comparison</w:t>
@@ -10234,7 +10276,7 @@
           <w:noProof/>
         </w:rPr>
         <w:drawing>
-          <wp:inline distT="0" distB="0" distL="0" distR="0" wp14:anchorId="46963EDC" wp14:editId="0CF64A81">
+          <wp:inline distT="0" distB="0" distL="0" distR="0" wp14:anchorId="0FB821C8" wp14:editId="25F4ACBB">
             <wp:extent cx="5440680" cy="2691221"/>
             <wp:effectExtent l="0" t="0" r="0" b="0"/>
             <wp:docPr id="9" name="Picture 9"/>
@@ -10307,7 +10349,7 @@
           <w:noProof/>
         </w:rPr>
         <w:drawing>
-          <wp:inline distT="0" distB="0" distL="0" distR="0" wp14:anchorId="5F94DC67" wp14:editId="6CD83554">
+          <wp:inline distT="0" distB="0" distL="0" distR="0" wp14:anchorId="369348D1" wp14:editId="4B5D4D52">
             <wp:extent cx="4937760" cy="3493736"/>
             <wp:effectExtent l="0" t="0" r="0" b="0"/>
             <wp:docPr id="10" name="Picture 10"/>
@@ -10357,7 +10399,7 @@
       <w:pPr>
         <w:pStyle w:val="Heading2"/>
       </w:pPr>
-      <w:bookmarkStart w:id="49" w:name="_Toc241671819"/>
+      <w:bookmarkStart w:id="49" w:name="_Toc242116439"/>
       <w:r>
         <w:lastRenderedPageBreak/>
         <w:t>10.3 Application Output</w:t>
@@ -10395,7 +10437,7 @@
           <w:noProof/>
         </w:rPr>
         <w:drawing>
-          <wp:inline distT="0" distB="0" distL="0" distR="0" wp14:anchorId="3D82D685" wp14:editId="5F6C81A8">
+          <wp:inline distT="0" distB="0" distL="0" distR="0" wp14:anchorId="556C22FF" wp14:editId="3087732B">
             <wp:extent cx="5029200" cy="5238750"/>
             <wp:effectExtent l="0" t="0" r="0" b="0"/>
             <wp:docPr id="11" name="Picture 11"/>
@@ -10838,7 +10880,7 @@
       <w:pPr>
         <w:pStyle w:val="Heading2"/>
       </w:pPr>
-      <w:bookmarkStart w:id="52" w:name="_Toc241671820"/>
+      <w:bookmarkStart w:id="52" w:name="_Toc242116440"/>
       <w:r>
         <w:t>10.4 Limitations</w:t>
       </w:r>
@@ -10863,7 +10905,7 @@
       <w:pPr>
         <w:pStyle w:val="Heading1"/>
       </w:pPr>
-      <w:bookmarkStart w:id="53" w:name="_Toc241671821"/>
+      <w:bookmarkStart w:id="53" w:name="_Toc242116441"/>
       <w:r>
         <w:lastRenderedPageBreak/>
         <w:t>11. Learning Outcomes</w:t>
@@ -10889,7 +10931,7 @@
       <w:pPr>
         <w:pStyle w:val="Heading1"/>
       </w:pPr>
-      <w:bookmarkStart w:id="54" w:name="_Toc241671822"/>
+      <w:bookmarkStart w:id="54" w:name="_Toc242116442"/>
       <w:r>
         <w:lastRenderedPageBreak/>
         <w:t>12. Challenges and Solutions</w:t>
@@ -10900,7 +10942,7 @@
       <w:pPr>
         <w:pStyle w:val="Heading2"/>
       </w:pPr>
-      <w:bookmarkStart w:id="55" w:name="_Toc241671823"/>
+      <w:bookmarkStart w:id="55" w:name="_Toc242116443"/>
       <w:r>
         <w:t>12.1 Class Imbalance</w:t>
       </w:r>
@@ -10915,7 +10957,7 @@
       <w:pPr>
         <w:pStyle w:val="Heading2"/>
       </w:pPr>
-      <w:bookmarkStart w:id="56" w:name="_Toc241671824"/>
+      <w:bookmarkStart w:id="56" w:name="_Toc242116444"/>
       <w:r>
         <w:t>12.2 Training and Inference Consistency</w:t>
       </w:r>
@@ -10930,7 +10972,7 @@
       <w:pPr>
         <w:pStyle w:val="Heading2"/>
       </w:pPr>
-      <w:bookmarkStart w:id="57" w:name="_Toc241671825"/>
+      <w:bookmarkStart w:id="57" w:name="_Toc242116445"/>
       <w:r>
         <w:t>12.3 Interpretation and Context</w:t>
       </w:r>
@@ -10950,7 +10992,7 @@
       <w:pPr>
         <w:pStyle w:val="Heading1"/>
       </w:pPr>
-      <w:bookmarkStart w:id="58" w:name="_Toc241671826"/>
+      <w:bookmarkStart w:id="58" w:name="_Toc242116446"/>
       <w:r>
         <w:lastRenderedPageBreak/>
         <w:t>13. Conclusion</w:t>
@@ -10976,7 +11018,7 @@
       <w:pPr>
         <w:pStyle w:val="Heading1"/>
       </w:pPr>
-      <w:bookmarkStart w:id="59" w:name="_Toc241671827"/>
+      <w:bookmarkStart w:id="59" w:name="_Toc242116447"/>
       <w:r>
         <w:lastRenderedPageBreak/>
         <w:t>14. Future Scope</w:t>
@@ -11032,7 +11074,7 @@
       <w:pPr>
         <w:pStyle w:val="Heading1"/>
       </w:pPr>
-      <w:bookmarkStart w:id="60" w:name="_Toc241671828"/>
+      <w:bookmarkStart w:id="60" w:name="_Toc242116448"/>
       <w:r>
         <w:lastRenderedPageBreak/>
         <w:t>REFERENCES</w:t>
@@ -11073,7 +11115,7 @@
       <w:pPr>
         <w:pStyle w:val="Heading1"/>
       </w:pPr>
-      <w:bookmarkStart w:id="61" w:name="_Toc241671829"/>
+      <w:bookmarkStart w:id="61" w:name="_Toc242116449"/>
       <w:r>
         <w:lastRenderedPageBreak/>
         <w:t>Appendix A — Source Code</w:t>
@@ -11109,7 +11151,7 @@
           <w:noProof/>
         </w:rPr>
         <w:drawing>
-          <wp:inline distT="0" distB="0" distL="0" distR="0" wp14:anchorId="60B705F6" wp14:editId="686C98D7">
+          <wp:inline distT="0" distB="0" distL="0" distR="0" wp14:anchorId="575A0CFD" wp14:editId="34B133FB">
             <wp:extent cx="5440680" cy="3343926"/>
             <wp:effectExtent l="0" t="0" r="0" b="0"/>
             <wp:docPr id="12" name="Picture 12"/>
@@ -11180,7 +11222,7 @@
           <w:noProof/>
         </w:rPr>
         <w:drawing>
-          <wp:inline distT="0" distB="0" distL="0" distR="0" wp14:anchorId="29304E38" wp14:editId="3D357337">
+          <wp:inline distT="0" distB="0" distL="0" distR="0" wp14:anchorId="0D23F782" wp14:editId="37DAE91B">
             <wp:extent cx="5440680" cy="4976130"/>
             <wp:effectExtent l="0" t="0" r="0" b="0"/>
             <wp:docPr id="13" name="Picture 13"/>
@@ -11251,7 +11293,7 @@
           <w:noProof/>
         </w:rPr>
         <w:drawing>
-          <wp:inline distT="0" distB="0" distL="0" distR="0" wp14:anchorId="4691D9A6" wp14:editId="645798E2">
+          <wp:inline distT="0" distB="0" distL="0" distR="0" wp14:anchorId="642D7118" wp14:editId="3E58A014">
             <wp:extent cx="5440680" cy="2854264"/>
             <wp:effectExtent l="0" t="0" r="0" b="0"/>
             <wp:docPr id="14" name="Picture 14"/>
@@ -11322,7 +11364,7 @@
           <w:noProof/>
         </w:rPr>
         <w:drawing>
-          <wp:inline distT="0" distB="0" distL="0" distR="0" wp14:anchorId="0F90FF4E" wp14:editId="489F07B6">
+          <wp:inline distT="0" distB="0" distL="0" distR="0" wp14:anchorId="6901EA7E" wp14:editId="098DCBB4">
             <wp:extent cx="5440680" cy="4812909"/>
             <wp:effectExtent l="0" t="0" r="0" b="0"/>
             <wp:docPr id="15" name="Picture 15"/>
@@ -11372,7 +11414,7 @@
       <w:pPr>
         <w:pStyle w:val="Heading1"/>
       </w:pPr>
-      <w:bookmarkStart w:id="62" w:name="_Toc241671830"/>
+      <w:bookmarkStart w:id="62" w:name="_Toc242116450"/>
       <w:r>
         <w:lastRenderedPageBreak/>
         <w:t>Appendix B — Paper Presentation Certificate</w:t>
@@ -11394,7 +11436,7 @@
           <w:noProof/>
         </w:rPr>
         <w:drawing>
-          <wp:inline distT="0" distB="0" distL="0" distR="0" wp14:anchorId="17F7A9AF" wp14:editId="13356CE1">
+          <wp:inline distT="0" distB="0" distL="0" distR="0" wp14:anchorId="1FCC6965" wp14:editId="7FF41996">
             <wp:extent cx="5440680" cy="3895116"/>
             <wp:effectExtent l="0" t="0" r="0" b="0"/>
             <wp:docPr id="16" name="Picture 16"/>
@@ -11439,7 +11481,7 @@
       <w:pPr>
         <w:pStyle w:val="Heading1"/>
       </w:pPr>
-      <w:bookmarkStart w:id="63" w:name="_Toc241671831"/>
+      <w:bookmarkStart w:id="63" w:name="_Toc242116451"/>
       <w:r>
         <w:lastRenderedPageBreak/>
         <w:t>Appendix C — Project Outputs</w:t>
@@ -12252,31 +12294,31 @@
       </w:rPr>
     </w:lvl>
   </w:abstractNum>
-  <w:num w:numId="1" w16cid:durableId="1978604479">
+  <w:num w:numId="1" w16cid:durableId="2093508121">
     <w:abstractNumId w:val="8"/>
   </w:num>
-  <w:num w:numId="2" w16cid:durableId="1875002881">
+  <w:num w:numId="2" w16cid:durableId="8915868">
     <w:abstractNumId w:val="6"/>
   </w:num>
-  <w:num w:numId="3" w16cid:durableId="922683226">
+  <w:num w:numId="3" w16cid:durableId="591397536">
     <w:abstractNumId w:val="5"/>
   </w:num>
-  <w:num w:numId="4" w16cid:durableId="1387148228">
+  <w:num w:numId="4" w16cid:durableId="1355424186">
     <w:abstractNumId w:val="4"/>
   </w:num>
-  <w:num w:numId="5" w16cid:durableId="716979112">
+  <w:num w:numId="5" w16cid:durableId="1718044084">
     <w:abstractNumId w:val="7"/>
   </w:num>
-  <w:num w:numId="6" w16cid:durableId="794523350">
+  <w:num w:numId="6" w16cid:durableId="1685130426">
     <w:abstractNumId w:val="3"/>
   </w:num>
-  <w:num w:numId="7" w16cid:durableId="1743409935">
+  <w:num w:numId="7" w16cid:durableId="1051269585">
     <w:abstractNumId w:val="2"/>
   </w:num>
-  <w:num w:numId="8" w16cid:durableId="1369448898">
+  <w:num w:numId="8" w16cid:durableId="862859674">
     <w:abstractNumId w:val="1"/>
   </w:num>
-  <w:num w:numId="9" w16cid:durableId="1159736489">
+  <w:num w:numId="9" w16cid:durableId="680353977">
     <w:abstractNumId w:val="0"/>
   </w:num>
 </w:numbering>
@@ -23923,7 +23965,7 @@
     <w:autoRedefine/>
     <w:uiPriority w:val="39"/>
     <w:unhideWhenUsed/>
-    <w:rsid w:val="00E34C07"/>
+    <w:rsid w:val="00AC4A0A"/>
     <w:pPr>
       <w:spacing w:after="100"/>
     </w:pPr>
@@ -23935,7 +23977,7 @@
     <w:autoRedefine/>
     <w:uiPriority w:val="39"/>
     <w:unhideWhenUsed/>
-    <w:rsid w:val="00E34C07"/>
+    <w:rsid w:val="00AC4A0A"/>
     <w:pPr>
       <w:spacing w:after="100"/>
       <w:ind w:left="240"/>
@@ -23946,7 +23988,7 @@
     <w:basedOn w:val="DefaultParagraphFont"/>
     <w:uiPriority w:val="99"/>
     <w:unhideWhenUsed/>
-    <w:rsid w:val="00E34C07"/>
+    <w:rsid w:val="00AC4A0A"/>
     <w:rPr>
       <w:color w:val="0000FF" w:themeColor="hyperlink"/>
       <w:u w:val="single"/>

--- a/report/ToxiGuard_Internship_Report_Updated.docx
+++ b/report/ToxiGuard_Internship_Report_Updated.docx
@@ -149,7 +149,7 @@
           <w:noProof/>
         </w:rPr>
         <w:drawing>
-          <wp:inline distT="0" distB="0" distL="0" distR="0" wp14:anchorId="16EC9F02" wp14:editId="0E9CD3EA">
+          <wp:inline distT="0" distB="0" distL="0" distR="0" wp14:anchorId="12864160" wp14:editId="4386C2F0">
             <wp:extent cx="987552" cy="987552"/>
             <wp:effectExtent l="0" t="0" r="0" b="0"/>
             <wp:docPr id="1" name="Picture 1"/>
@@ -244,7 +244,7 @@
         </w:rPr>
         <w:lastRenderedPageBreak/>
         <w:drawing>
-          <wp:inline distT="0" distB="0" distL="0" distR="0" wp14:anchorId="317A76B9" wp14:editId="42297252">
+          <wp:inline distT="0" distB="0" distL="0" distR="0" wp14:anchorId="23F13A78" wp14:editId="785CD9CB">
             <wp:extent cx="5486400" cy="994410"/>
             <wp:effectExtent l="0" t="0" r="0" b="0"/>
             <wp:docPr id="2" name="Picture 2"/>
@@ -488,7 +488,7 @@
           <w:noProof/>
         </w:rPr>
         <w:drawing>
-          <wp:inline distT="0" distB="0" distL="0" distR="0" wp14:anchorId="4B1388D5" wp14:editId="47753370">
+          <wp:inline distT="0" distB="0" distL="0" distR="0" wp14:anchorId="1D1C3689" wp14:editId="5E64EDED">
             <wp:extent cx="5486400" cy="3880104"/>
             <wp:effectExtent l="0" t="0" r="0" b="0"/>
             <wp:docPr id="3" name="Picture 3"/>
@@ -559,6 +559,10 @@
       </w:r>
     </w:p>
     <w:p>
+      <w:pPr>
+        <w:spacing w:before="480" w:after="0"/>
+        <w:jc w:val="right"/>
+      </w:pPr>
       <w:r>
         <w:rPr>
           <w:b/>
@@ -567,16 +571,19 @@
       </w:r>
     </w:p>
     <w:p>
-      <w:r>
-        <w:t>Hall Ticket No: 160125862006</w:t>
-      </w:r>
-    </w:p>
-    <w:p>
-      <w:r>
-        <w:t>Place: Hyderabad</w:t>
-      </w:r>
-    </w:p>
-    <w:p>
+      <w:pPr>
+        <w:spacing w:after="0"/>
+        <w:jc w:val="right"/>
+      </w:pPr>
+      <w:r>
+        <w:t>Roll No: 160125862006</w:t>
+      </w:r>
+    </w:p>
+    <w:p>
+      <w:pPr>
+        <w:spacing w:after="0"/>
+        <w:jc w:val="right"/>
+      </w:pPr>
       <w:r>
         <w:t>Date: ____________________</w:t>
       </w:r>
@@ -607,16 +614,16 @@
     </w:p>
     <w:p>
       <w:r>
+        <w:t>I also thank Dr. C. V. Narasimhulu, Principal, Chaitanya Bharathi Institute of Technology, for his support in this endeavor.</w:t>
+      </w:r>
+    </w:p>
+    <w:p>
+      <w:r>
         <w:t>I am deeply grateful to Dr. B. Indira, my Internal Guide and Head of the MCA Department at Chaitanya Bharathi Institute of Technology (CBIT), for her guidance, continuous encouragement, and valuable suggestions throughout the project.</w:t>
       </w:r>
     </w:p>
     <w:p>
       <w:r>
-        <w:t>I also thank Dr. C. V. Narasimhulu, Principal, Chaitanya Bharathi Institute of Technology, for his support in this endeavor.</w:t>
-      </w:r>
-    </w:p>
-    <w:p>
-      <w:r>
         <w:t>I extend my heartfelt thanks to EduExpose for the guidance and learning support provided during the Artificial Intelligence internship program.</w:t>
       </w:r>
     </w:p>
@@ -626,11 +633,64 @@
       </w:r>
     </w:p>
     <w:p>
+      <w:pPr>
+        <w:spacing w:before="480" w:after="0"/>
+        <w:jc w:val="right"/>
+      </w:pPr>
       <w:r>
         <w:rPr>
           <w:b/>
         </w:rPr>
         <w:t>Anumathi Singh</w:t>
+      </w:r>
+    </w:p>
+    <w:p>
+      <w:pPr>
+        <w:spacing w:after="0"/>
+        <w:jc w:val="right"/>
+      </w:pPr>
+      <w:r>
+        <w:t>Roll No: 160125862006</w:t>
+      </w:r>
+    </w:p>
+    <w:p>
+      <w:r>
+        <w:br w:type="page"/>
+      </w:r>
+    </w:p>
+    <w:p>
+      <w:pPr>
+        <w:spacing w:after="360"/>
+        <w:jc w:val="left"/>
+      </w:pPr>
+      <w:r>
+        <w:rPr>
+          <w:b/>
+          <w:sz w:val="32"/>
+        </w:rPr>
+        <w:lastRenderedPageBreak/>
+        <w:t>ABSTRACT</w:t>
+      </w:r>
+    </w:p>
+    <w:p>
+      <w:r>
+        <w:t>ToxiGuard is a machine learning application that classifies online comments as toxic or non-toxic to support the review of harmful language. It combines natural language processing, supervised text classification, and an interactive Streamlit interface. The project uses the Jigsaw toxic-comment dataset, with the published toxic label as its binary target. After missing and duplicate comments were removed and text was cleaned, 159,556 comments remained. A stratified sample of 30,000 comments was used for the</w:t>
+      </w:r>
+      <w:r>
+        <w:t xml:space="preserve"> experiment, comprising 24,000 training comments and 6,000 test comments.</w:t>
+      </w:r>
+    </w:p>
+    <w:p>
+      <w:r>
+        <w:t>The system converts cleaned text into 15,000 TF-IDF unigram and bigram features. Six classifiers are compared on the same held-out split: Multinomial Naive Bayes, Complement Naive Bayes, Logistic Regression, calibrated Linear SVM, SGD Classifier, and Random Forest. Evaluation uses accuracy, precision, recall, F1-score, and ROC-AUC. Logistic Regression achieved the highest toxic-class F1 score, with 93.23% accuracy, 61.02% precision, 81.39% recall, 69.75% F1, and 0.9576 ROC-AUC.</w:t>
+      </w:r>
+    </w:p>
+    <w:p>
+      <w:r>
+        <w:t>The selected model and fitted vectorizer are saved and integrated into a Streamlit application. Users can analyse individual comments, upload batches of comments, download predictions, and inspect dataset statistics and model performance. The interface presents a predicted class and toxic probability to help prioritise review. Context, intent, and repeated abusive behaviour require human assessment; the current model evaluates individual comments. This report presents the system analysis, design, implementa</w:t>
+      </w:r>
+      <w:r>
+        <w:t>tion, testing, results, limitations, and future scope of ToxiGuard.</w:t>
       </w:r>
     </w:p>
     <w:p>
@@ -658,6 +718,7 @@
         <w:tabs>
           <w:tab w:val="right" w:leader="dot" w:pos="8656"/>
         </w:tabs>
+        <w:spacing w:after="0"/>
         <w:rPr>
           <w:rFonts w:eastAsiaTheme="minorEastAsia"/>
           <w:noProof/>
@@ -676,14 +737,14 @@
       <w:r>
         <w:fldChar w:fldCharType="separate"/>
       </w:r>
-      <w:hyperlink w:anchor="_Toc242116402" w:history="1">
+      <w:hyperlink w:anchor="_Toc242117814" w:history="1">
         <w:r>
           <w:rPr>
             <w:rStyle w:val="Hyperlink"/>
             <w:noProof/>
             <w:color w:val="000000"/>
           </w:rPr>
-          <w:t>1. Introduction</w:t>
+          <w:t>1. INTRODUCTION</w:t>
         </w:r>
         <w:r>
           <w:rPr>
@@ -704,7 +765,7 @@
             <w:noProof/>
             <w:webHidden/>
           </w:rPr>
-          <w:instrText xml:space="preserve"> PAGEREF _Toc242116402 \h </w:instrText>
+          <w:instrText xml:space="preserve"> PAGEREF _Toc242117814 \h </w:instrText>
         </w:r>
         <w:r>
           <w:rPr>
@@ -724,7 +785,7 @@
             <w:noProof/>
             <w:webHidden/>
           </w:rPr>
-          <w:t>11</w:t>
+          <w:t>1</w:t>
         </w:r>
         <w:r>
           <w:rPr>
@@ -741,6 +802,7 @@
         <w:tabs>
           <w:tab w:val="right" w:leader="dot" w:pos="8656"/>
         </w:tabs>
+        <w:spacing w:after="0"/>
         <w:rPr>
           <w:rFonts w:eastAsiaTheme="minorEastAsia"/>
           <w:noProof/>
@@ -750,14 +812,14 @@
           <w14:ligatures w14:val="standardContextual"/>
         </w:rPr>
       </w:pPr>
-      <w:hyperlink w:anchor="_Toc242116403" w:history="1">
+      <w:hyperlink w:anchor="_Toc242117815" w:history="1">
         <w:r>
           <w:rPr>
             <w:rStyle w:val="Hyperlink"/>
             <w:noProof/>
             <w:color w:val="000000"/>
           </w:rPr>
-          <w:t>1.1 Introduction to the Internship</w:t>
+          <w:t>1.1 Introduction to ToxiGuard</w:t>
         </w:r>
         <w:r>
           <w:rPr>
@@ -778,7 +840,7 @@
             <w:noProof/>
             <w:webHidden/>
           </w:rPr>
-          <w:instrText xml:space="preserve"> PAGEREF _Toc242116403 \h </w:instrText>
+          <w:instrText xml:space="preserve"> PAGEREF _Toc242117815 \h </w:instrText>
         </w:r>
         <w:r>
           <w:rPr>
@@ -798,7 +860,7 @@
             <w:noProof/>
             <w:webHidden/>
           </w:rPr>
-          <w:t>11</w:t>
+          <w:t>1</w:t>
         </w:r>
         <w:r>
           <w:rPr>
@@ -815,6 +877,7 @@
         <w:tabs>
           <w:tab w:val="right" w:leader="dot" w:pos="8656"/>
         </w:tabs>
+        <w:spacing w:after="0"/>
         <w:rPr>
           <w:rFonts w:eastAsiaTheme="minorEastAsia"/>
           <w:noProof/>
@@ -824,14 +887,14 @@
           <w14:ligatures w14:val="standardContextual"/>
         </w:rPr>
       </w:pPr>
-      <w:hyperlink w:anchor="_Toc242116404" w:history="1">
+      <w:hyperlink w:anchor="_Toc242117816" w:history="1">
         <w:r>
           <w:rPr>
             <w:rStyle w:val="Hyperlink"/>
             <w:noProof/>
             <w:color w:val="000000"/>
           </w:rPr>
-          <w:t>1.2 Project Background</w:t>
+          <w:t>1.2 Project Objectives</w:t>
         </w:r>
         <w:r>
           <w:rPr>
@@ -852,7 +915,7 @@
             <w:noProof/>
             <w:webHidden/>
           </w:rPr>
-          <w:instrText xml:space="preserve"> PAGEREF _Toc242116404 \h </w:instrText>
+          <w:instrText xml:space="preserve"> PAGEREF _Toc242117816 \h </w:instrText>
         </w:r>
         <w:r>
           <w:rPr>
@@ -872,7 +935,7 @@
             <w:noProof/>
             <w:webHidden/>
           </w:rPr>
-          <w:t>11</w:t>
+          <w:t>1</w:t>
         </w:r>
         <w:r>
           <w:rPr>
@@ -889,6 +952,7 @@
         <w:tabs>
           <w:tab w:val="right" w:leader="dot" w:pos="8656"/>
         </w:tabs>
+        <w:spacing w:after="0"/>
         <w:rPr>
           <w:rFonts w:eastAsiaTheme="minorEastAsia"/>
           <w:noProof/>
@@ -898,14 +962,14 @@
           <w14:ligatures w14:val="standardContextual"/>
         </w:rPr>
       </w:pPr>
-      <w:hyperlink w:anchor="_Toc242116405" w:history="1">
+      <w:hyperlink w:anchor="_Toc242117817" w:history="1">
         <w:r>
           <w:rPr>
             <w:rStyle w:val="Hyperlink"/>
             <w:noProof/>
             <w:color w:val="000000"/>
           </w:rPr>
-          <w:t>1.3 Objectives and Scope</w:t>
+          <w:t>1.3 Scope of the Project</w:t>
         </w:r>
         <w:r>
           <w:rPr>
@@ -926,7 +990,7 @@
             <w:noProof/>
             <w:webHidden/>
           </w:rPr>
-          <w:instrText xml:space="preserve"> PAGEREF _Toc242116405 \h </w:instrText>
+          <w:instrText xml:space="preserve"> PAGEREF _Toc242117817 \h </w:instrText>
         </w:r>
         <w:r>
           <w:rPr>
@@ -946,7 +1010,7 @@
             <w:noProof/>
             <w:webHidden/>
           </w:rPr>
-          <w:t>11</w:t>
+          <w:t>2</w:t>
         </w:r>
         <w:r>
           <w:rPr>
@@ -963,6 +1027,7 @@
         <w:tabs>
           <w:tab w:val="right" w:leader="dot" w:pos="8656"/>
         </w:tabs>
+        <w:spacing w:after="0"/>
         <w:rPr>
           <w:rFonts w:eastAsiaTheme="minorEastAsia"/>
           <w:noProof/>
@@ -972,14 +1037,14 @@
           <w14:ligatures w14:val="standardContextual"/>
         </w:rPr>
       </w:pPr>
-      <w:hyperlink w:anchor="_Toc242116406" w:history="1">
+      <w:hyperlink w:anchor="_Toc242117818" w:history="1">
         <w:r>
           <w:rPr>
             <w:rStyle w:val="Hyperlink"/>
             <w:noProof/>
             <w:color w:val="000000"/>
           </w:rPr>
-          <w:t>2. Organization Profile</w:t>
+          <w:t>2. ORGANIZATION PROFILE</w:t>
         </w:r>
         <w:r>
           <w:rPr>
@@ -1000,7 +1065,7 @@
             <w:noProof/>
             <w:webHidden/>
           </w:rPr>
-          <w:instrText xml:space="preserve"> PAGEREF _Toc242116406 \h </w:instrText>
+          <w:instrText xml:space="preserve"> PAGEREF _Toc242117818 \h </w:instrText>
         </w:r>
         <w:r>
           <w:rPr>
@@ -1020,7 +1085,7 @@
             <w:noProof/>
             <w:webHidden/>
           </w:rPr>
-          <w:t>12</w:t>
+          <w:t>3</w:t>
         </w:r>
         <w:r>
           <w:rPr>
@@ -1037,6 +1102,7 @@
         <w:tabs>
           <w:tab w:val="right" w:leader="dot" w:pos="8656"/>
         </w:tabs>
+        <w:spacing w:after="0"/>
         <w:rPr>
           <w:rFonts w:eastAsiaTheme="minorEastAsia"/>
           <w:noProof/>
@@ -1046,7 +1112,7 @@
           <w14:ligatures w14:val="standardContextual"/>
         </w:rPr>
       </w:pPr>
-      <w:hyperlink w:anchor="_Toc242116407" w:history="1">
+      <w:hyperlink w:anchor="_Toc242117819" w:history="1">
         <w:r>
           <w:rPr>
             <w:rStyle w:val="Hyperlink"/>
@@ -1074,7 +1140,7 @@
             <w:noProof/>
             <w:webHidden/>
           </w:rPr>
-          <w:instrText xml:space="preserve"> PAGEREF _Toc242116407 \h </w:instrText>
+          <w:instrText xml:space="preserve"> PAGEREF _Toc242117819 \h </w:instrText>
         </w:r>
         <w:r>
           <w:rPr>
@@ -1094,7 +1160,7 @@
             <w:noProof/>
             <w:webHidden/>
           </w:rPr>
-          <w:t>12</w:t>
+          <w:t>3</w:t>
         </w:r>
         <w:r>
           <w:rPr>
@@ -1111,6 +1177,7 @@
         <w:tabs>
           <w:tab w:val="right" w:leader="dot" w:pos="8656"/>
         </w:tabs>
+        <w:spacing w:after="0"/>
         <w:rPr>
           <w:rFonts w:eastAsiaTheme="minorEastAsia"/>
           <w:noProof/>
@@ -1120,7 +1187,7 @@
           <w14:ligatures w14:val="standardContextual"/>
         </w:rPr>
       </w:pPr>
-      <w:hyperlink w:anchor="_Toc242116408" w:history="1">
+      <w:hyperlink w:anchor="_Toc242117820" w:history="1">
         <w:r>
           <w:rPr>
             <w:rStyle w:val="Hyperlink"/>
@@ -1148,7 +1215,7 @@
             <w:noProof/>
             <w:webHidden/>
           </w:rPr>
-          <w:instrText xml:space="preserve"> PAGEREF _Toc242116408 \h </w:instrText>
+          <w:instrText xml:space="preserve"> PAGEREF _Toc242117820 \h </w:instrText>
         </w:r>
         <w:r>
           <w:rPr>
@@ -1168,7 +1235,7 @@
             <w:noProof/>
             <w:webHidden/>
           </w:rPr>
-          <w:t>12</w:t>
+          <w:t>3</w:t>
         </w:r>
         <w:r>
           <w:rPr>
@@ -1185,6 +1252,7 @@
         <w:tabs>
           <w:tab w:val="right" w:leader="dot" w:pos="8656"/>
         </w:tabs>
+        <w:spacing w:after="0"/>
         <w:rPr>
           <w:rFonts w:eastAsiaTheme="minorEastAsia"/>
           <w:noProof/>
@@ -1194,7 +1262,7 @@
           <w14:ligatures w14:val="standardContextual"/>
         </w:rPr>
       </w:pPr>
-      <w:hyperlink w:anchor="_Toc242116409" w:history="1">
+      <w:hyperlink w:anchor="_Toc242117821" w:history="1">
         <w:r>
           <w:rPr>
             <w:rStyle w:val="Hyperlink"/>
@@ -1222,7 +1290,7 @@
             <w:noProof/>
             <w:webHidden/>
           </w:rPr>
-          <w:instrText xml:space="preserve"> PAGEREF _Toc242116409 \h </w:instrText>
+          <w:instrText xml:space="preserve"> PAGEREF _Toc242117821 \h </w:instrText>
         </w:r>
         <w:r>
           <w:rPr>
@@ -1242,7 +1310,7 @@
             <w:noProof/>
             <w:webHidden/>
           </w:rPr>
-          <w:t>12</w:t>
+          <w:t>3</w:t>
         </w:r>
         <w:r>
           <w:rPr>
@@ -1259,6 +1327,7 @@
         <w:tabs>
           <w:tab w:val="right" w:leader="dot" w:pos="8656"/>
         </w:tabs>
+        <w:spacing w:after="0"/>
         <w:rPr>
           <w:rFonts w:eastAsiaTheme="minorEastAsia"/>
           <w:noProof/>
@@ -1268,14 +1337,14 @@
           <w14:ligatures w14:val="standardContextual"/>
         </w:rPr>
       </w:pPr>
-      <w:hyperlink w:anchor="_Toc242116410" w:history="1">
+      <w:hyperlink w:anchor="_Toc242117822" w:history="1">
         <w:r>
           <w:rPr>
             <w:rStyle w:val="Hyperlink"/>
             <w:noProof/>
             <w:color w:val="000000"/>
           </w:rPr>
-          <w:t>3. Internship Objectives and Activities</w:t>
+          <w:t>3. LITERATURE REVIEW</w:t>
         </w:r>
         <w:r>
           <w:rPr>
@@ -1296,7 +1365,7 @@
             <w:noProof/>
             <w:webHidden/>
           </w:rPr>
-          <w:instrText xml:space="preserve"> PAGEREF _Toc242116410 \h </w:instrText>
+          <w:instrText xml:space="preserve"> PAGEREF _Toc242117822 \h </w:instrText>
         </w:r>
         <w:r>
           <w:rPr>
@@ -1316,7 +1385,7 @@
             <w:noProof/>
             <w:webHidden/>
           </w:rPr>
-          <w:t>13</w:t>
+          <w:t>4</w:t>
         </w:r>
         <w:r>
           <w:rPr>
@@ -1333,6 +1402,7 @@
         <w:tabs>
           <w:tab w:val="right" w:leader="dot" w:pos="8656"/>
         </w:tabs>
+        <w:spacing w:after="0"/>
         <w:rPr>
           <w:rFonts w:eastAsiaTheme="minorEastAsia"/>
           <w:noProof/>
@@ -1342,14 +1412,14 @@
           <w14:ligatures w14:val="standardContextual"/>
         </w:rPr>
       </w:pPr>
-      <w:hyperlink w:anchor="_Toc242116411" w:history="1">
+      <w:hyperlink w:anchor="_Toc242117823" w:history="1">
         <w:r>
           <w:rPr>
             <w:rStyle w:val="Hyperlink"/>
             <w:noProof/>
             <w:color w:val="000000"/>
           </w:rPr>
-          <w:t>3.1 Technical Objectives</w:t>
+          <w:t>3.1 Automated Analysis of Harmful Comments</w:t>
         </w:r>
         <w:r>
           <w:rPr>
@@ -1370,7 +1440,7 @@
             <w:noProof/>
             <w:webHidden/>
           </w:rPr>
-          <w:instrText xml:space="preserve"> PAGEREF _Toc242116411 \h </w:instrText>
+          <w:instrText xml:space="preserve"> PAGEREF _Toc242117823 \h </w:instrText>
         </w:r>
         <w:r>
           <w:rPr>
@@ -1390,7 +1460,7 @@
             <w:noProof/>
             <w:webHidden/>
           </w:rPr>
-          <w:t>13</w:t>
+          <w:t>4</w:t>
         </w:r>
         <w:r>
           <w:rPr>
@@ -1407,6 +1477,7 @@
         <w:tabs>
           <w:tab w:val="right" w:leader="dot" w:pos="8656"/>
         </w:tabs>
+        <w:spacing w:after="0"/>
         <w:rPr>
           <w:rFonts w:eastAsiaTheme="minorEastAsia"/>
           <w:noProof/>
@@ -1416,14 +1487,14 @@
           <w14:ligatures w14:val="standardContextual"/>
         </w:rPr>
       </w:pPr>
-      <w:hyperlink w:anchor="_Toc242116412" w:history="1">
+      <w:hyperlink w:anchor="_Toc242117824" w:history="1">
         <w:r>
           <w:rPr>
             <w:rStyle w:val="Hyperlink"/>
             <w:noProof/>
             <w:color w:val="000000"/>
           </w:rPr>
-          <w:t>3.2 Activities Reflected in the Project</w:t>
+          <w:t>3.2 Distinguishing Toxicity and Offensive Language</w:t>
         </w:r>
         <w:r>
           <w:rPr>
@@ -1444,7 +1515,7 @@
             <w:noProof/>
             <w:webHidden/>
           </w:rPr>
-          <w:instrText xml:space="preserve"> PAGEREF _Toc242116412 \h </w:instrText>
+          <w:instrText xml:space="preserve"> PAGEREF _Toc242117824 \h </w:instrText>
         </w:r>
         <w:r>
           <w:rPr>
@@ -1464,7 +1535,7 @@
             <w:noProof/>
             <w:webHidden/>
           </w:rPr>
-          <w:t>13</w:t>
+          <w:t>4</w:t>
         </w:r>
         <w:r>
           <w:rPr>
@@ -1481,6 +1552,7 @@
         <w:tabs>
           <w:tab w:val="right" w:leader="dot" w:pos="8656"/>
         </w:tabs>
+        <w:spacing w:after="0"/>
         <w:rPr>
           <w:rFonts w:eastAsiaTheme="minorEastAsia"/>
           <w:noProof/>
@@ -1490,14 +1562,14 @@
           <w14:ligatures w14:val="standardContextual"/>
         </w:rPr>
       </w:pPr>
-      <w:hyperlink w:anchor="_Toc242116413" w:history="1">
+      <w:hyperlink w:anchor="_Toc242117825" w:history="1">
         <w:r>
           <w:rPr>
             <w:rStyle w:val="Hyperlink"/>
             <w:noProof/>
             <w:color w:val="000000"/>
           </w:rPr>
-          <w:t>3.3 Deliverables</w:t>
+          <w:t>3.3 Bias in Text Classification</w:t>
         </w:r>
         <w:r>
           <w:rPr>
@@ -1518,7 +1590,7 @@
             <w:noProof/>
             <w:webHidden/>
           </w:rPr>
-          <w:instrText xml:space="preserve"> PAGEREF _Toc242116413 \h </w:instrText>
+          <w:instrText xml:space="preserve"> PAGEREF _Toc242117825 \h </w:instrText>
         </w:r>
         <w:r>
           <w:rPr>
@@ -1538,7 +1610,7 @@
             <w:noProof/>
             <w:webHidden/>
           </w:rPr>
-          <w:t>13</w:t>
+          <w:t>4</w:t>
         </w:r>
         <w:r>
           <w:rPr>
@@ -1551,10 +1623,11 @@
     </w:p>
     <w:p>
       <w:pPr>
-        <w:pStyle w:val="TOC1"/>
+        <w:pStyle w:val="TOC2"/>
         <w:tabs>
           <w:tab w:val="right" w:leader="dot" w:pos="8656"/>
         </w:tabs>
+        <w:spacing w:after="0"/>
         <w:rPr>
           <w:rFonts w:eastAsiaTheme="minorEastAsia"/>
           <w:noProof/>
@@ -1564,14 +1637,14 @@
           <w14:ligatures w14:val="standardContextual"/>
         </w:rPr>
       </w:pPr>
-      <w:hyperlink w:anchor="_Toc242116414" w:history="1">
+      <w:hyperlink w:anchor="_Toc242117826" w:history="1">
         <w:r>
           <w:rPr>
             <w:rStyle w:val="Hyperlink"/>
             <w:noProof/>
             <w:color w:val="000000"/>
           </w:rPr>
-          <w:t>4. Problem Statement</w:t>
+          <w:t>3.4 Relevance to the Proposed System</w:t>
         </w:r>
         <w:r>
           <w:rPr>
@@ -1592,7 +1665,7 @@
             <w:noProof/>
             <w:webHidden/>
           </w:rPr>
-          <w:instrText xml:space="preserve"> PAGEREF _Toc242116414 \h </w:instrText>
+          <w:instrText xml:space="preserve"> PAGEREF _Toc242117826 \h </w:instrText>
         </w:r>
         <w:r>
           <w:rPr>
@@ -1612,7 +1685,7 @@
             <w:noProof/>
             <w:webHidden/>
           </w:rPr>
-          <w:t>14</w:t>
+          <w:t>4</w:t>
         </w:r>
         <w:r>
           <w:rPr>
@@ -1625,10 +1698,11 @@
     </w:p>
     <w:p>
       <w:pPr>
-        <w:pStyle w:val="TOC2"/>
+        <w:pStyle w:val="TOC1"/>
         <w:tabs>
           <w:tab w:val="right" w:leader="dot" w:pos="8656"/>
         </w:tabs>
+        <w:spacing w:after="0"/>
         <w:rPr>
           <w:rFonts w:eastAsiaTheme="minorEastAsia"/>
           <w:noProof/>
@@ -1638,14 +1712,14 @@
           <w14:ligatures w14:val="standardContextual"/>
         </w:rPr>
       </w:pPr>
-      <w:hyperlink w:anchor="_Toc242116415" w:history="1">
+      <w:hyperlink w:anchor="_Toc242117827" w:history="1">
         <w:r>
           <w:rPr>
             <w:rStyle w:val="Hyperlink"/>
             <w:noProof/>
             <w:color w:val="000000"/>
           </w:rPr>
-          <w:t>4.1 Existing Approach</w:t>
+          <w:t>4. SYSTEM ANALYSIS</w:t>
         </w:r>
         <w:r>
           <w:rPr>
@@ -1666,7 +1740,7 @@
             <w:noProof/>
             <w:webHidden/>
           </w:rPr>
-          <w:instrText xml:space="preserve"> PAGEREF _Toc242116415 \h </w:instrText>
+          <w:instrText xml:space="preserve"> PAGEREF _Toc242117827 \h </w:instrText>
         </w:r>
         <w:r>
           <w:rPr>
@@ -1686,7 +1760,7 @@
             <w:noProof/>
             <w:webHidden/>
           </w:rPr>
-          <w:t>14</w:t>
+          <w:t>5</w:t>
         </w:r>
         <w:r>
           <w:rPr>
@@ -1703,6 +1777,7 @@
         <w:tabs>
           <w:tab w:val="right" w:leader="dot" w:pos="8656"/>
         </w:tabs>
+        <w:spacing w:after="0"/>
         <w:rPr>
           <w:rFonts w:eastAsiaTheme="minorEastAsia"/>
           <w:noProof/>
@@ -1712,14 +1787,14 @@
           <w14:ligatures w14:val="standardContextual"/>
         </w:rPr>
       </w:pPr>
-      <w:hyperlink w:anchor="_Toc242116416" w:history="1">
+      <w:hyperlink w:anchor="_Toc242117828" w:history="1">
         <w:r>
           <w:rPr>
             <w:rStyle w:val="Hyperlink"/>
             <w:noProof/>
             <w:color w:val="000000"/>
           </w:rPr>
-          <w:t>4.2 Proposed System</w:t>
+          <w:t>4.1 Problem Statement</w:t>
         </w:r>
         <w:r>
           <w:rPr>
@@ -1740,7 +1815,7 @@
             <w:noProof/>
             <w:webHidden/>
           </w:rPr>
-          <w:instrText xml:space="preserve"> PAGEREF _Toc242116416 \h </w:instrText>
+          <w:instrText xml:space="preserve"> PAGEREF _Toc242117828 \h </w:instrText>
         </w:r>
         <w:r>
           <w:rPr>
@@ -1760,7 +1835,7 @@
             <w:noProof/>
             <w:webHidden/>
           </w:rPr>
-          <w:t>14</w:t>
+          <w:t>5</w:t>
         </w:r>
         <w:r>
           <w:rPr>
@@ -1777,6 +1852,7 @@
         <w:tabs>
           <w:tab w:val="right" w:leader="dot" w:pos="8656"/>
         </w:tabs>
+        <w:spacing w:after="0"/>
         <w:rPr>
           <w:rFonts w:eastAsiaTheme="minorEastAsia"/>
           <w:noProof/>
@@ -1786,14 +1862,14 @@
           <w14:ligatures w14:val="standardContextual"/>
         </w:rPr>
       </w:pPr>
-      <w:hyperlink w:anchor="_Toc242116417" w:history="1">
+      <w:hyperlink w:anchor="_Toc242117829" w:history="1">
         <w:r>
           <w:rPr>
             <w:rStyle w:val="Hyperlink"/>
             <w:noProof/>
             <w:color w:val="000000"/>
           </w:rPr>
-          <w:t>4.3 Boundaries</w:t>
+          <w:t>4.2 Existing System and Limitations</w:t>
         </w:r>
         <w:r>
           <w:rPr>
@@ -1814,7 +1890,7 @@
             <w:noProof/>
             <w:webHidden/>
           </w:rPr>
-          <w:instrText xml:space="preserve"> PAGEREF _Toc242116417 \h </w:instrText>
+          <w:instrText xml:space="preserve"> PAGEREF _Toc242117829 \h </w:instrText>
         </w:r>
         <w:r>
           <w:rPr>
@@ -1834,7 +1910,7 @@
             <w:noProof/>
             <w:webHidden/>
           </w:rPr>
-          <w:t>14</w:t>
+          <w:t>5</w:t>
         </w:r>
         <w:r>
           <w:rPr>
@@ -1847,10 +1923,11 @@
     </w:p>
     <w:p>
       <w:pPr>
-        <w:pStyle w:val="TOC1"/>
+        <w:pStyle w:val="TOC2"/>
         <w:tabs>
           <w:tab w:val="right" w:leader="dot" w:pos="8656"/>
         </w:tabs>
+        <w:spacing w:after="0"/>
         <w:rPr>
           <w:rFonts w:eastAsiaTheme="minorEastAsia"/>
           <w:noProof/>
@@ -1860,14 +1937,14 @@
           <w14:ligatures w14:val="standardContextual"/>
         </w:rPr>
       </w:pPr>
-      <w:hyperlink w:anchor="_Toc242116418" w:history="1">
+      <w:hyperlink w:anchor="_Toc242117830" w:history="1">
         <w:r>
           <w:rPr>
             <w:rStyle w:val="Hyperlink"/>
             <w:noProof/>
             <w:color w:val="000000"/>
           </w:rPr>
-          <w:t>5. Technologies and Tools Used</w:t>
+          <w:t>4.3 Proposed System</w:t>
         </w:r>
         <w:r>
           <w:rPr>
@@ -1888,7 +1965,7 @@
             <w:noProof/>
             <w:webHidden/>
           </w:rPr>
-          <w:instrText xml:space="preserve"> PAGEREF _Toc242116418 \h </w:instrText>
+          <w:instrText xml:space="preserve"> PAGEREF _Toc242117830 \h </w:instrText>
         </w:r>
         <w:r>
           <w:rPr>
@@ -1908,7 +1985,7 @@
             <w:noProof/>
             <w:webHidden/>
           </w:rPr>
-          <w:t>15</w:t>
+          <w:t>5</w:t>
         </w:r>
         <w:r>
           <w:rPr>
@@ -1921,10 +1998,11 @@
     </w:p>
     <w:p>
       <w:pPr>
-        <w:pStyle w:val="TOC1"/>
+        <w:pStyle w:val="TOC2"/>
         <w:tabs>
           <w:tab w:val="right" w:leader="dot" w:pos="8656"/>
         </w:tabs>
+        <w:spacing w:after="0"/>
         <w:rPr>
           <w:rFonts w:eastAsiaTheme="minorEastAsia"/>
           <w:noProof/>
@@ -1934,14 +2012,14 @@
           <w14:ligatures w14:val="standardContextual"/>
         </w:rPr>
       </w:pPr>
-      <w:hyperlink w:anchor="_Toc242116419" w:history="1">
+      <w:hyperlink w:anchor="_Toc242117831" w:history="1">
         <w:r>
           <w:rPr>
             <w:rStyle w:val="Hyperlink"/>
             <w:noProof/>
             <w:color w:val="000000"/>
           </w:rPr>
-          <w:t>6. System Analysis</w:t>
+          <w:t>4.4 Functional Requirements</w:t>
         </w:r>
         <w:r>
           <w:rPr>
@@ -1962,7 +2040,7 @@
             <w:noProof/>
             <w:webHidden/>
           </w:rPr>
-          <w:instrText xml:space="preserve"> PAGEREF _Toc242116419 \h </w:instrText>
+          <w:instrText xml:space="preserve"> PAGEREF _Toc242117831 \h </w:instrText>
         </w:r>
         <w:r>
           <w:rPr>
@@ -1982,7 +2060,7 @@
             <w:noProof/>
             <w:webHidden/>
           </w:rPr>
-          <w:t>16</w:t>
+          <w:t>5</w:t>
         </w:r>
         <w:r>
           <w:rPr>
@@ -1999,6 +2077,7 @@
         <w:tabs>
           <w:tab w:val="right" w:leader="dot" w:pos="8656"/>
         </w:tabs>
+        <w:spacing w:after="0"/>
         <w:rPr>
           <w:rFonts w:eastAsiaTheme="minorEastAsia"/>
           <w:noProof/>
@@ -2008,14 +2087,14 @@
           <w14:ligatures w14:val="standardContextual"/>
         </w:rPr>
       </w:pPr>
-      <w:hyperlink w:anchor="_Toc242116420" w:history="1">
+      <w:hyperlink w:anchor="_Toc242117832" w:history="1">
         <w:r>
           <w:rPr>
             <w:rStyle w:val="Hyperlink"/>
             <w:noProof/>
             <w:color w:val="000000"/>
           </w:rPr>
-          <w:t>6.1 Functional Requirements</w:t>
+          <w:t>4.5 Non-Functional Requirements</w:t>
         </w:r>
         <w:r>
           <w:rPr>
@@ -2036,7 +2115,7 @@
             <w:noProof/>
             <w:webHidden/>
           </w:rPr>
-          <w:instrText xml:space="preserve"> PAGEREF _Toc242116420 \h </w:instrText>
+          <w:instrText xml:space="preserve"> PAGEREF _Toc242117832 \h </w:instrText>
         </w:r>
         <w:r>
           <w:rPr>
@@ -2056,7 +2135,7 @@
             <w:noProof/>
             <w:webHidden/>
           </w:rPr>
-          <w:t>16</w:t>
+          <w:t>6</w:t>
         </w:r>
         <w:r>
           <w:rPr>
@@ -2073,6 +2152,7 @@
         <w:tabs>
           <w:tab w:val="right" w:leader="dot" w:pos="8656"/>
         </w:tabs>
+        <w:spacing w:after="0"/>
         <w:rPr>
           <w:rFonts w:eastAsiaTheme="minorEastAsia"/>
           <w:noProof/>
@@ -2082,14 +2162,14 @@
           <w14:ligatures w14:val="standardContextual"/>
         </w:rPr>
       </w:pPr>
-      <w:hyperlink w:anchor="_Toc242116421" w:history="1">
+      <w:hyperlink w:anchor="_Toc242117833" w:history="1">
         <w:r>
           <w:rPr>
             <w:rStyle w:val="Hyperlink"/>
             <w:noProof/>
             <w:color w:val="000000"/>
           </w:rPr>
-          <w:t>6.2 Nonfunctional Requirements</w:t>
+          <w:t>4.6 Hardware and Software Requirements</w:t>
         </w:r>
         <w:r>
           <w:rPr>
@@ -2110,7 +2190,7 @@
             <w:noProof/>
             <w:webHidden/>
           </w:rPr>
-          <w:instrText xml:space="preserve"> PAGEREF _Toc242116421 \h </w:instrText>
+          <w:instrText xml:space="preserve"> PAGEREF _Toc242117833 \h </w:instrText>
         </w:r>
         <w:r>
           <w:rPr>
@@ -2130,7 +2210,7 @@
             <w:noProof/>
             <w:webHidden/>
           </w:rPr>
-          <w:t>16</w:t>
+          <w:t>6</w:t>
         </w:r>
         <w:r>
           <w:rPr>
@@ -2147,6 +2227,7 @@
         <w:tabs>
           <w:tab w:val="right" w:leader="dot" w:pos="8656"/>
         </w:tabs>
+        <w:spacing w:after="0"/>
         <w:rPr>
           <w:rFonts w:eastAsiaTheme="minorEastAsia"/>
           <w:noProof/>
@@ -2156,14 +2237,14 @@
           <w14:ligatures w14:val="standardContextual"/>
         </w:rPr>
       </w:pPr>
-      <w:hyperlink w:anchor="_Toc242116422" w:history="1">
+      <w:hyperlink w:anchor="_Toc242117834" w:history="1">
         <w:r>
           <w:rPr>
             <w:rStyle w:val="Hyperlink"/>
             <w:noProof/>
             <w:color w:val="000000"/>
           </w:rPr>
-          <w:t>6.3 Hardware and Software</w:t>
+          <w:t>4.7 System Boundaries</w:t>
         </w:r>
         <w:r>
           <w:rPr>
@@ -2184,7 +2265,7 @@
             <w:noProof/>
             <w:webHidden/>
           </w:rPr>
-          <w:instrText xml:space="preserve"> PAGEREF _Toc242116422 \h </w:instrText>
+          <w:instrText xml:space="preserve"> PAGEREF _Toc242117834 \h </w:instrText>
         </w:r>
         <w:r>
           <w:rPr>
@@ -2204,7 +2285,7 @@
             <w:noProof/>
             <w:webHidden/>
           </w:rPr>
-          <w:t>16</w:t>
+          <w:t>6</w:t>
         </w:r>
         <w:r>
           <w:rPr>
@@ -2221,6 +2302,7 @@
         <w:tabs>
           <w:tab w:val="right" w:leader="dot" w:pos="8656"/>
         </w:tabs>
+        <w:spacing w:after="0"/>
         <w:rPr>
           <w:rFonts w:eastAsiaTheme="minorEastAsia"/>
           <w:noProof/>
@@ -2230,14 +2312,14 @@
           <w14:ligatures w14:val="standardContextual"/>
         </w:rPr>
       </w:pPr>
-      <w:hyperlink w:anchor="_Toc242116423" w:history="1">
+      <w:hyperlink w:anchor="_Toc242117835" w:history="1">
         <w:r>
           <w:rPr>
             <w:rStyle w:val="Hyperlink"/>
             <w:noProof/>
             <w:color w:val="000000"/>
           </w:rPr>
-          <w:t>7. System Design</w:t>
+          <w:t>5. TECHNOLOGIES AND TOOLS USED</w:t>
         </w:r>
         <w:r>
           <w:rPr>
@@ -2258,7 +2340,7 @@
             <w:noProof/>
             <w:webHidden/>
           </w:rPr>
-          <w:instrText xml:space="preserve"> PAGEREF _Toc242116423 \h </w:instrText>
+          <w:instrText xml:space="preserve"> PAGEREF _Toc242117835 \h </w:instrText>
         </w:r>
         <w:r>
           <w:rPr>
@@ -2278,7 +2360,7 @@
             <w:noProof/>
             <w:webHidden/>
           </w:rPr>
-          <w:t>17</w:t>
+          <w:t>7</w:t>
         </w:r>
         <w:r>
           <w:rPr>
@@ -2291,10 +2373,11 @@
     </w:p>
     <w:p>
       <w:pPr>
-        <w:pStyle w:val="TOC2"/>
+        <w:pStyle w:val="TOC1"/>
         <w:tabs>
           <w:tab w:val="right" w:leader="dot" w:pos="8656"/>
         </w:tabs>
+        <w:spacing w:after="0"/>
         <w:rPr>
           <w:rFonts w:eastAsiaTheme="minorEastAsia"/>
           <w:noProof/>
@@ -2304,14 +2387,14 @@
           <w14:ligatures w14:val="standardContextual"/>
         </w:rPr>
       </w:pPr>
-      <w:hyperlink w:anchor="_Toc242116424" w:history="1">
+      <w:hyperlink w:anchor="_Toc242117836" w:history="1">
         <w:r>
           <w:rPr>
             <w:rStyle w:val="Hyperlink"/>
             <w:noProof/>
             <w:color w:val="000000"/>
           </w:rPr>
-          <w:t>7.1 Data Flow Diagram</w:t>
+          <w:t>6. SYSTEM DESIGN</w:t>
         </w:r>
         <w:r>
           <w:rPr>
@@ -2332,7 +2415,7 @@
             <w:noProof/>
             <w:webHidden/>
           </w:rPr>
-          <w:instrText xml:space="preserve"> PAGEREF _Toc242116424 \h </w:instrText>
+          <w:instrText xml:space="preserve"> PAGEREF _Toc242117836 \h </w:instrText>
         </w:r>
         <w:r>
           <w:rPr>
@@ -2352,7 +2435,7 @@
             <w:noProof/>
             <w:webHidden/>
           </w:rPr>
-          <w:t>17</w:t>
+          <w:t>8</w:t>
         </w:r>
         <w:r>
           <w:rPr>
@@ -2369,6 +2452,7 @@
         <w:tabs>
           <w:tab w:val="right" w:leader="dot" w:pos="8656"/>
         </w:tabs>
+        <w:spacing w:after="0"/>
         <w:rPr>
           <w:rFonts w:eastAsiaTheme="minorEastAsia"/>
           <w:noProof/>
@@ -2378,14 +2462,14 @@
           <w14:ligatures w14:val="standardContextual"/>
         </w:rPr>
       </w:pPr>
-      <w:hyperlink w:anchor="_Toc242116425" w:history="1">
+      <w:hyperlink w:anchor="_Toc242117837" w:history="1">
         <w:r>
           <w:rPr>
             <w:rStyle w:val="Hyperlink"/>
             <w:noProof/>
             <w:color w:val="000000"/>
           </w:rPr>
-          <w:t>7.2 Entity Relationship Diagram</w:t>
+          <w:t>6.1 Data Flow Diagram</w:t>
         </w:r>
         <w:r>
           <w:rPr>
@@ -2406,7 +2490,7 @@
             <w:noProof/>
             <w:webHidden/>
           </w:rPr>
-          <w:instrText xml:space="preserve"> PAGEREF _Toc242116425 \h </w:instrText>
+          <w:instrText xml:space="preserve"> PAGEREF _Toc242117837 \h </w:instrText>
         </w:r>
         <w:r>
           <w:rPr>
@@ -2426,7 +2510,7 @@
             <w:noProof/>
             <w:webHidden/>
           </w:rPr>
-          <w:t>19</w:t>
+          <w:t>8</w:t>
         </w:r>
         <w:r>
           <w:rPr>
@@ -2439,10 +2523,11 @@
     </w:p>
     <w:p>
       <w:pPr>
-        <w:pStyle w:val="TOC1"/>
+        <w:pStyle w:val="TOC2"/>
         <w:tabs>
           <w:tab w:val="right" w:leader="dot" w:pos="8656"/>
         </w:tabs>
+        <w:spacing w:after="0"/>
         <w:rPr>
           <w:rFonts w:eastAsiaTheme="minorEastAsia"/>
           <w:noProof/>
@@ -2452,14 +2537,14 @@
           <w14:ligatures w14:val="standardContextual"/>
         </w:rPr>
       </w:pPr>
-      <w:hyperlink w:anchor="_Toc242116426" w:history="1">
+      <w:hyperlink w:anchor="_Toc242117838" w:history="1">
         <w:r>
           <w:rPr>
             <w:rStyle w:val="Hyperlink"/>
             <w:noProof/>
             <w:color w:val="000000"/>
           </w:rPr>
-          <w:t>8. Implementation</w:t>
+          <w:t>6.2 Entity Relationship Diagram</w:t>
         </w:r>
         <w:r>
           <w:rPr>
@@ -2480,7 +2565,7 @@
             <w:noProof/>
             <w:webHidden/>
           </w:rPr>
-          <w:instrText xml:space="preserve"> PAGEREF _Toc242116426 \h </w:instrText>
+          <w:instrText xml:space="preserve"> PAGEREF _Toc242117838 \h </w:instrText>
         </w:r>
         <w:r>
           <w:rPr>
@@ -2500,7 +2585,7 @@
             <w:noProof/>
             <w:webHidden/>
           </w:rPr>
-          <w:t>20</w:t>
+          <w:t>10</w:t>
         </w:r>
         <w:r>
           <w:rPr>
@@ -2513,10 +2598,11 @@
     </w:p>
     <w:p>
       <w:pPr>
-        <w:pStyle w:val="TOC2"/>
+        <w:pStyle w:val="TOC1"/>
         <w:tabs>
           <w:tab w:val="right" w:leader="dot" w:pos="8656"/>
         </w:tabs>
+        <w:spacing w:after="0"/>
         <w:rPr>
           <w:rFonts w:eastAsiaTheme="minorEastAsia"/>
           <w:noProof/>
@@ -2526,14 +2612,14 @@
           <w14:ligatures w14:val="standardContextual"/>
         </w:rPr>
       </w:pPr>
-      <w:hyperlink w:anchor="_Toc242116427" w:history="1">
+      <w:hyperlink w:anchor="_Toc242117839" w:history="1">
         <w:r>
           <w:rPr>
             <w:rStyle w:val="Hyperlink"/>
             <w:noProof/>
             <w:color w:val="000000"/>
           </w:rPr>
-          <w:t>8.1 Modules</w:t>
+          <w:t>7. IMPLEMENTATION</w:t>
         </w:r>
         <w:r>
           <w:rPr>
@@ -2554,7 +2640,7 @@
             <w:noProof/>
             <w:webHidden/>
           </w:rPr>
-          <w:instrText xml:space="preserve"> PAGEREF _Toc242116427 \h </w:instrText>
+          <w:instrText xml:space="preserve"> PAGEREF _Toc242117839 \h </w:instrText>
         </w:r>
         <w:r>
           <w:rPr>
@@ -2574,7 +2660,7 @@
             <w:noProof/>
             <w:webHidden/>
           </w:rPr>
-          <w:t>20</w:t>
+          <w:t>11</w:t>
         </w:r>
         <w:r>
           <w:rPr>
@@ -2591,6 +2677,7 @@
         <w:tabs>
           <w:tab w:val="right" w:leader="dot" w:pos="8656"/>
         </w:tabs>
+        <w:spacing w:after="0"/>
         <w:rPr>
           <w:rFonts w:eastAsiaTheme="minorEastAsia"/>
           <w:noProof/>
@@ -2600,14 +2687,14 @@
           <w14:ligatures w14:val="standardContextual"/>
         </w:rPr>
       </w:pPr>
-      <w:hyperlink w:anchor="_Toc242116428" w:history="1">
+      <w:hyperlink w:anchor="_Toc242117840" w:history="1">
         <w:r>
           <w:rPr>
             <w:rStyle w:val="Hyperlink"/>
             <w:noProof/>
             <w:color w:val="000000"/>
           </w:rPr>
-          <w:t>8.2 Data Preparation</w:t>
+          <w:t>7.1 Modules</w:t>
         </w:r>
         <w:r>
           <w:rPr>
@@ -2628,7 +2715,7 @@
             <w:noProof/>
             <w:webHidden/>
           </w:rPr>
-          <w:instrText xml:space="preserve"> PAGEREF _Toc242116428 \h </w:instrText>
+          <w:instrText xml:space="preserve"> PAGEREF _Toc242117840 \h </w:instrText>
         </w:r>
         <w:r>
           <w:rPr>
@@ -2648,7 +2735,7 @@
             <w:noProof/>
             <w:webHidden/>
           </w:rPr>
-          <w:t>20</w:t>
+          <w:t>11</w:t>
         </w:r>
         <w:r>
           <w:rPr>
@@ -2665,6 +2752,7 @@
         <w:tabs>
           <w:tab w:val="right" w:leader="dot" w:pos="8656"/>
         </w:tabs>
+        <w:spacing w:after="0"/>
         <w:rPr>
           <w:rFonts w:eastAsiaTheme="minorEastAsia"/>
           <w:noProof/>
@@ -2674,14 +2762,14 @@
           <w14:ligatures w14:val="standardContextual"/>
         </w:rPr>
       </w:pPr>
-      <w:hyperlink w:anchor="_Toc242116429" w:history="1">
+      <w:hyperlink w:anchor="_Toc242117841" w:history="1">
         <w:r>
           <w:rPr>
             <w:rStyle w:val="Hyperlink"/>
             <w:noProof/>
             <w:color w:val="000000"/>
           </w:rPr>
-          <w:t>8.3 Feature Extraction and Training</w:t>
+          <w:t>7.2 Data Preparation</w:t>
         </w:r>
         <w:r>
           <w:rPr>
@@ -2702,7 +2790,7 @@
             <w:noProof/>
             <w:webHidden/>
           </w:rPr>
-          <w:instrText xml:space="preserve"> PAGEREF _Toc242116429 \h </w:instrText>
+          <w:instrText xml:space="preserve"> PAGEREF _Toc242117841 \h </w:instrText>
         </w:r>
         <w:r>
           <w:rPr>
@@ -2722,7 +2810,7 @@
             <w:noProof/>
             <w:webHidden/>
           </w:rPr>
-          <w:t>20</w:t>
+          <w:t>11</w:t>
         </w:r>
         <w:r>
           <w:rPr>
@@ -2739,6 +2827,7 @@
         <w:tabs>
           <w:tab w:val="right" w:leader="dot" w:pos="8656"/>
         </w:tabs>
+        <w:spacing w:after="0"/>
         <w:rPr>
           <w:rFonts w:eastAsiaTheme="minorEastAsia"/>
           <w:noProof/>
@@ -2748,14 +2837,14 @@
           <w14:ligatures w14:val="standardContextual"/>
         </w:rPr>
       </w:pPr>
-      <w:hyperlink w:anchor="_Toc242116430" w:history="1">
+      <w:hyperlink w:anchor="_Toc242117842" w:history="1">
         <w:r>
           <w:rPr>
             <w:rStyle w:val="Hyperlink"/>
             <w:noProof/>
             <w:color w:val="000000"/>
           </w:rPr>
-          <w:t>8.4 Selection and Serialization</w:t>
+          <w:t>7.3 Feature Extraction and Training</w:t>
         </w:r>
         <w:r>
           <w:rPr>
@@ -2776,7 +2865,7 @@
             <w:noProof/>
             <w:webHidden/>
           </w:rPr>
-          <w:instrText xml:space="preserve"> PAGEREF _Toc242116430 \h </w:instrText>
+          <w:instrText xml:space="preserve"> PAGEREF _Toc242117842 \h </w:instrText>
         </w:r>
         <w:r>
           <w:rPr>
@@ -2796,7 +2885,7 @@
             <w:noProof/>
             <w:webHidden/>
           </w:rPr>
-          <w:t>20</w:t>
+          <w:t>11</w:t>
         </w:r>
         <w:r>
           <w:rPr>
@@ -2813,6 +2902,7 @@
         <w:tabs>
           <w:tab w:val="right" w:leader="dot" w:pos="8656"/>
         </w:tabs>
+        <w:spacing w:after="0"/>
         <w:rPr>
           <w:rFonts w:eastAsiaTheme="minorEastAsia"/>
           <w:noProof/>
@@ -2822,14 +2912,14 @@
           <w14:ligatures w14:val="standardContextual"/>
         </w:rPr>
       </w:pPr>
-      <w:hyperlink w:anchor="_Toc242116431" w:history="1">
+      <w:hyperlink w:anchor="_Toc242117843" w:history="1">
         <w:r>
           <w:rPr>
             <w:rStyle w:val="Hyperlink"/>
             <w:noProof/>
             <w:color w:val="000000"/>
           </w:rPr>
-          <w:t>8.5 Streamlit Application</w:t>
+          <w:t>7.4 Selection and Serialization</w:t>
         </w:r>
         <w:r>
           <w:rPr>
@@ -2850,7 +2940,7 @@
             <w:noProof/>
             <w:webHidden/>
           </w:rPr>
-          <w:instrText xml:space="preserve"> PAGEREF _Toc242116431 \h </w:instrText>
+          <w:instrText xml:space="preserve"> PAGEREF _Toc242117843 \h </w:instrText>
         </w:r>
         <w:r>
           <w:rPr>
@@ -2870,7 +2960,7 @@
             <w:noProof/>
             <w:webHidden/>
           </w:rPr>
-          <w:t>21</w:t>
+          <w:t>11</w:t>
         </w:r>
         <w:r>
           <w:rPr>
@@ -2883,10 +2973,11 @@
     </w:p>
     <w:p>
       <w:pPr>
-        <w:pStyle w:val="TOC1"/>
+        <w:pStyle w:val="TOC2"/>
         <w:tabs>
           <w:tab w:val="right" w:leader="dot" w:pos="8656"/>
         </w:tabs>
+        <w:spacing w:after="0"/>
         <w:rPr>
           <w:rFonts w:eastAsiaTheme="minorEastAsia"/>
           <w:noProof/>
@@ -2896,14 +2987,14 @@
           <w14:ligatures w14:val="standardContextual"/>
         </w:rPr>
       </w:pPr>
-      <w:hyperlink w:anchor="_Toc242116432" w:history="1">
+      <w:hyperlink w:anchor="_Toc242117844" w:history="1">
         <w:r>
           <w:rPr>
             <w:rStyle w:val="Hyperlink"/>
             <w:noProof/>
             <w:color w:val="000000"/>
           </w:rPr>
-          <w:t>9. Testing</w:t>
+          <w:t>7.5 Streamlit Application</w:t>
         </w:r>
         <w:r>
           <w:rPr>
@@ -2924,7 +3015,7 @@
             <w:noProof/>
             <w:webHidden/>
           </w:rPr>
-          <w:instrText xml:space="preserve"> PAGEREF _Toc242116432 \h </w:instrText>
+          <w:instrText xml:space="preserve"> PAGEREF _Toc242117844 \h </w:instrText>
         </w:r>
         <w:r>
           <w:rPr>
@@ -2944,7 +3035,7 @@
             <w:noProof/>
             <w:webHidden/>
           </w:rPr>
-          <w:t>22</w:t>
+          <w:t>12</w:t>
         </w:r>
         <w:r>
           <w:rPr>
@@ -2957,10 +3048,11 @@
     </w:p>
     <w:p>
       <w:pPr>
-        <w:pStyle w:val="TOC2"/>
+        <w:pStyle w:val="TOC1"/>
         <w:tabs>
           <w:tab w:val="right" w:leader="dot" w:pos="8656"/>
         </w:tabs>
+        <w:spacing w:after="0"/>
         <w:rPr>
           <w:rFonts w:eastAsiaTheme="minorEastAsia"/>
           <w:noProof/>
@@ -2970,14 +3062,14 @@
           <w14:ligatures w14:val="standardContextual"/>
         </w:rPr>
       </w:pPr>
-      <w:hyperlink w:anchor="_Toc242116433" w:history="1">
+      <w:hyperlink w:anchor="_Toc242117845" w:history="1">
         <w:r>
           <w:rPr>
             <w:rStyle w:val="Hyperlink"/>
             <w:noProof/>
             <w:color w:val="000000"/>
           </w:rPr>
-          <w:t>9.1 Test Strategy</w:t>
+          <w:t>8. TESTING AND VALIDATION</w:t>
         </w:r>
         <w:r>
           <w:rPr>
@@ -2998,7 +3090,7 @@
             <w:noProof/>
             <w:webHidden/>
           </w:rPr>
-          <w:instrText xml:space="preserve"> PAGEREF _Toc242116433 \h </w:instrText>
+          <w:instrText xml:space="preserve"> PAGEREF _Toc242117845 \h </w:instrText>
         </w:r>
         <w:r>
           <w:rPr>
@@ -3018,7 +3110,7 @@
             <w:noProof/>
             <w:webHidden/>
           </w:rPr>
-          <w:t>22</w:t>
+          <w:t>13</w:t>
         </w:r>
         <w:r>
           <w:rPr>
@@ -3035,6 +3127,7 @@
         <w:tabs>
           <w:tab w:val="right" w:leader="dot" w:pos="8656"/>
         </w:tabs>
+        <w:spacing w:after="0"/>
         <w:rPr>
           <w:rFonts w:eastAsiaTheme="minorEastAsia"/>
           <w:noProof/>
@@ -3044,14 +3137,14 @@
           <w14:ligatures w14:val="standardContextual"/>
         </w:rPr>
       </w:pPr>
-      <w:hyperlink w:anchor="_Toc242116434" w:history="1">
+      <w:hyperlink w:anchor="_Toc242117846" w:history="1">
         <w:r>
           <w:rPr>
             <w:rStyle w:val="Hyperlink"/>
             <w:noProof/>
             <w:color w:val="000000"/>
           </w:rPr>
-          <w:t>9.2 Functional Checks</w:t>
+          <w:t>8.1 Test Strategy</w:t>
         </w:r>
         <w:r>
           <w:rPr>
@@ -3072,7 +3165,7 @@
             <w:noProof/>
             <w:webHidden/>
           </w:rPr>
-          <w:instrText xml:space="preserve"> PAGEREF _Toc242116434 \h </w:instrText>
+          <w:instrText xml:space="preserve"> PAGEREF _Toc242117846 \h </w:instrText>
         </w:r>
         <w:r>
           <w:rPr>
@@ -3092,7 +3185,7 @@
             <w:noProof/>
             <w:webHidden/>
           </w:rPr>
-          <w:t>22</w:t>
+          <w:t>13</w:t>
         </w:r>
         <w:r>
           <w:rPr>
@@ -3109,6 +3202,7 @@
         <w:tabs>
           <w:tab w:val="right" w:leader="dot" w:pos="8656"/>
         </w:tabs>
+        <w:spacing w:after="0"/>
         <w:rPr>
           <w:rFonts w:eastAsiaTheme="minorEastAsia"/>
           <w:noProof/>
@@ -3118,14 +3212,14 @@
           <w14:ligatures w14:val="standardContextual"/>
         </w:rPr>
       </w:pPr>
-      <w:hyperlink w:anchor="_Toc242116435" w:history="1">
+      <w:hyperlink w:anchor="_Toc242117847" w:history="1">
         <w:r>
           <w:rPr>
             <w:rStyle w:val="Hyperlink"/>
             <w:noProof/>
             <w:color w:val="000000"/>
           </w:rPr>
-          <w:t>9.3 Interpretation</w:t>
+          <w:t>8.2 Functional Checks</w:t>
         </w:r>
         <w:r>
           <w:rPr>
@@ -3146,7 +3240,7 @@
             <w:noProof/>
             <w:webHidden/>
           </w:rPr>
-          <w:instrText xml:space="preserve"> PAGEREF _Toc242116435 \h </w:instrText>
+          <w:instrText xml:space="preserve"> PAGEREF _Toc242117847 \h </w:instrText>
         </w:r>
         <w:r>
           <w:rPr>
@@ -3166,7 +3260,7 @@
             <w:noProof/>
             <w:webHidden/>
           </w:rPr>
-          <w:t>22</w:t>
+          <w:t>13</w:t>
         </w:r>
         <w:r>
           <w:rPr>
@@ -3179,10 +3273,11 @@
     </w:p>
     <w:p>
       <w:pPr>
-        <w:pStyle w:val="TOC1"/>
+        <w:pStyle w:val="TOC2"/>
         <w:tabs>
           <w:tab w:val="right" w:leader="dot" w:pos="8656"/>
         </w:tabs>
+        <w:spacing w:after="0"/>
         <w:rPr>
           <w:rFonts w:eastAsiaTheme="minorEastAsia"/>
           <w:noProof/>
@@ -3192,14 +3287,14 @@
           <w14:ligatures w14:val="standardContextual"/>
         </w:rPr>
       </w:pPr>
-      <w:hyperlink w:anchor="_Toc242116436" w:history="1">
+      <w:hyperlink w:anchor="_Toc242117848" w:history="1">
         <w:r>
           <w:rPr>
             <w:rStyle w:val="Hyperlink"/>
             <w:noProof/>
             <w:color w:val="000000"/>
           </w:rPr>
-          <w:t>10. Results and Discussion</w:t>
+          <w:t>8.3 Interpretation</w:t>
         </w:r>
         <w:r>
           <w:rPr>
@@ -3220,7 +3315,7 @@
             <w:noProof/>
             <w:webHidden/>
           </w:rPr>
-          <w:instrText xml:space="preserve"> PAGEREF _Toc242116436 \h </w:instrText>
+          <w:instrText xml:space="preserve"> PAGEREF _Toc242117848 \h </w:instrText>
         </w:r>
         <w:r>
           <w:rPr>
@@ -3240,7 +3335,7 @@
             <w:noProof/>
             <w:webHidden/>
           </w:rPr>
-          <w:t>23</w:t>
+          <w:t>13</w:t>
         </w:r>
         <w:r>
           <w:rPr>
@@ -3253,10 +3348,11 @@
     </w:p>
     <w:p>
       <w:pPr>
-        <w:pStyle w:val="TOC2"/>
+        <w:pStyle w:val="TOC1"/>
         <w:tabs>
           <w:tab w:val="right" w:leader="dot" w:pos="8656"/>
         </w:tabs>
+        <w:spacing w:after="0"/>
         <w:rPr>
           <w:rFonts w:eastAsiaTheme="minorEastAsia"/>
           <w:noProof/>
@@ -3266,14 +3362,14 @@
           <w14:ligatures w14:val="standardContextual"/>
         </w:rPr>
       </w:pPr>
-      <w:hyperlink w:anchor="_Toc242116437" w:history="1">
+      <w:hyperlink w:anchor="_Toc242117849" w:history="1">
         <w:r>
           <w:rPr>
             <w:rStyle w:val="Hyperlink"/>
             <w:noProof/>
             <w:color w:val="000000"/>
           </w:rPr>
-          <w:t>10.1 Dataset and Experiment</w:t>
+          <w:t>9. RESULTS AND DISCUSSION</w:t>
         </w:r>
         <w:r>
           <w:rPr>
@@ -3294,7 +3390,7 @@
             <w:noProof/>
             <w:webHidden/>
           </w:rPr>
-          <w:instrText xml:space="preserve"> PAGEREF _Toc242116437 \h </w:instrText>
+          <w:instrText xml:space="preserve"> PAGEREF _Toc242117849 \h </w:instrText>
         </w:r>
         <w:r>
           <w:rPr>
@@ -3314,7 +3410,7 @@
             <w:noProof/>
             <w:webHidden/>
           </w:rPr>
-          <w:t>23</w:t>
+          <w:t>14</w:t>
         </w:r>
         <w:r>
           <w:rPr>
@@ -3331,6 +3427,7 @@
         <w:tabs>
           <w:tab w:val="right" w:leader="dot" w:pos="8656"/>
         </w:tabs>
+        <w:spacing w:after="0"/>
         <w:rPr>
           <w:rFonts w:eastAsiaTheme="minorEastAsia"/>
           <w:noProof/>
@@ -3340,14 +3437,14 @@
           <w14:ligatures w14:val="standardContextual"/>
         </w:rPr>
       </w:pPr>
-      <w:hyperlink w:anchor="_Toc242116438" w:history="1">
+      <w:hyperlink w:anchor="_Toc242117850" w:history="1">
         <w:r>
           <w:rPr>
             <w:rStyle w:val="Hyperlink"/>
             <w:noProof/>
             <w:color w:val="000000"/>
           </w:rPr>
-          <w:t>10.2 Model Comparison</w:t>
+          <w:t>9.1 Dataset and Experiment</w:t>
         </w:r>
         <w:r>
           <w:rPr>
@@ -3368,7 +3465,7 @@
             <w:noProof/>
             <w:webHidden/>
           </w:rPr>
-          <w:instrText xml:space="preserve"> PAGEREF _Toc242116438 \h </w:instrText>
+          <w:instrText xml:space="preserve"> PAGEREF _Toc242117850 \h </w:instrText>
         </w:r>
         <w:r>
           <w:rPr>
@@ -3388,7 +3485,7 @@
             <w:noProof/>
             <w:webHidden/>
           </w:rPr>
-          <w:t>24</w:t>
+          <w:t>14</w:t>
         </w:r>
         <w:r>
           <w:rPr>
@@ -3405,6 +3502,7 @@
         <w:tabs>
           <w:tab w:val="right" w:leader="dot" w:pos="8656"/>
         </w:tabs>
+        <w:spacing w:after="0"/>
         <w:rPr>
           <w:rFonts w:eastAsiaTheme="minorEastAsia"/>
           <w:noProof/>
@@ -3414,14 +3512,14 @@
           <w14:ligatures w14:val="standardContextual"/>
         </w:rPr>
       </w:pPr>
-      <w:hyperlink w:anchor="_Toc242116439" w:history="1">
+      <w:hyperlink w:anchor="_Toc242117851" w:history="1">
         <w:r>
           <w:rPr>
             <w:rStyle w:val="Hyperlink"/>
             <w:noProof/>
             <w:color w:val="000000"/>
           </w:rPr>
-          <w:t>10.3 Application Output</w:t>
+          <w:t>9.2 Model Comparison</w:t>
         </w:r>
         <w:r>
           <w:rPr>
@@ -3442,7 +3540,7 @@
             <w:noProof/>
             <w:webHidden/>
           </w:rPr>
-          <w:instrText xml:space="preserve"> PAGEREF _Toc242116439 \h </w:instrText>
+          <w:instrText xml:space="preserve"> PAGEREF _Toc242117851 \h </w:instrText>
         </w:r>
         <w:r>
           <w:rPr>
@@ -3462,7 +3560,7 @@
             <w:noProof/>
             <w:webHidden/>
           </w:rPr>
-          <w:t>27</w:t>
+          <w:t>15</w:t>
         </w:r>
         <w:r>
           <w:rPr>
@@ -3479,6 +3577,7 @@
         <w:tabs>
           <w:tab w:val="right" w:leader="dot" w:pos="8656"/>
         </w:tabs>
+        <w:spacing w:after="0"/>
         <w:rPr>
           <w:rFonts w:eastAsiaTheme="minorEastAsia"/>
           <w:noProof/>
@@ -3488,14 +3587,14 @@
           <w14:ligatures w14:val="standardContextual"/>
         </w:rPr>
       </w:pPr>
-      <w:hyperlink w:anchor="_Toc242116440" w:history="1">
+      <w:hyperlink w:anchor="_Toc242117852" w:history="1">
         <w:r>
           <w:rPr>
             <w:rStyle w:val="Hyperlink"/>
             <w:noProof/>
             <w:color w:val="000000"/>
           </w:rPr>
-          <w:t>10.4 Limitations</w:t>
+          <w:t>9.3 Application Output</w:t>
         </w:r>
         <w:r>
           <w:rPr>
@@ -3516,7 +3615,7 @@
             <w:noProof/>
             <w:webHidden/>
           </w:rPr>
-          <w:instrText xml:space="preserve"> PAGEREF _Toc242116440 \h </w:instrText>
+          <w:instrText xml:space="preserve"> PAGEREF _Toc242117852 \h </w:instrText>
         </w:r>
         <w:r>
           <w:rPr>
@@ -3536,7 +3635,7 @@
             <w:noProof/>
             <w:webHidden/>
           </w:rPr>
-          <w:t>28</w:t>
+          <w:t>18</w:t>
         </w:r>
         <w:r>
           <w:rPr>
@@ -3549,10 +3648,11 @@
     </w:p>
     <w:p>
       <w:pPr>
-        <w:pStyle w:val="TOC1"/>
+        <w:pStyle w:val="TOC2"/>
         <w:tabs>
           <w:tab w:val="right" w:leader="dot" w:pos="8656"/>
         </w:tabs>
+        <w:spacing w:after="0"/>
         <w:rPr>
           <w:rFonts w:eastAsiaTheme="minorEastAsia"/>
           <w:noProof/>
@@ -3562,14 +3662,14 @@
           <w14:ligatures w14:val="standardContextual"/>
         </w:rPr>
       </w:pPr>
-      <w:hyperlink w:anchor="_Toc242116441" w:history="1">
+      <w:hyperlink w:anchor="_Toc242117853" w:history="1">
         <w:r>
           <w:rPr>
             <w:rStyle w:val="Hyperlink"/>
             <w:noProof/>
             <w:color w:val="000000"/>
           </w:rPr>
-          <w:t>11. Learning Outcomes</w:t>
+          <w:t>9.4 Limitations</w:t>
         </w:r>
         <w:r>
           <w:rPr>
@@ -3590,7 +3690,7 @@
             <w:noProof/>
             <w:webHidden/>
           </w:rPr>
-          <w:instrText xml:space="preserve"> PAGEREF _Toc242116441 \h </w:instrText>
+          <w:instrText xml:space="preserve"> PAGEREF _Toc242117853 \h </w:instrText>
         </w:r>
         <w:r>
           <w:rPr>
@@ -3610,7 +3710,7 @@
             <w:noProof/>
             <w:webHidden/>
           </w:rPr>
-          <w:t>29</w:t>
+          <w:t>19</w:t>
         </w:r>
         <w:r>
           <w:rPr>
@@ -3627,6 +3727,7 @@
         <w:tabs>
           <w:tab w:val="right" w:leader="dot" w:pos="8656"/>
         </w:tabs>
+        <w:spacing w:after="0"/>
         <w:rPr>
           <w:rFonts w:eastAsiaTheme="minorEastAsia"/>
           <w:noProof/>
@@ -3636,14 +3737,14 @@
           <w14:ligatures w14:val="standardContextual"/>
         </w:rPr>
       </w:pPr>
-      <w:hyperlink w:anchor="_Toc242116442" w:history="1">
+      <w:hyperlink w:anchor="_Toc242117854" w:history="1">
         <w:r>
           <w:rPr>
             <w:rStyle w:val="Hyperlink"/>
             <w:noProof/>
             <w:color w:val="000000"/>
           </w:rPr>
-          <w:t>12. Challenges and Solutions</w:t>
+          <w:t>10. CHALLENGES AND SOLUTIONS</w:t>
         </w:r>
         <w:r>
           <w:rPr>
@@ -3664,7 +3765,7 @@
             <w:noProof/>
             <w:webHidden/>
           </w:rPr>
-          <w:instrText xml:space="preserve"> PAGEREF _Toc242116442 \h </w:instrText>
+          <w:instrText xml:space="preserve"> PAGEREF _Toc242117854 \h </w:instrText>
         </w:r>
         <w:r>
           <w:rPr>
@@ -3684,7 +3785,7 @@
             <w:noProof/>
             <w:webHidden/>
           </w:rPr>
-          <w:t>30</w:t>
+          <w:t>20</w:t>
         </w:r>
         <w:r>
           <w:rPr>
@@ -3701,6 +3802,7 @@
         <w:tabs>
           <w:tab w:val="right" w:leader="dot" w:pos="8656"/>
         </w:tabs>
+        <w:spacing w:after="0"/>
         <w:rPr>
           <w:rFonts w:eastAsiaTheme="minorEastAsia"/>
           <w:noProof/>
@@ -3710,14 +3812,14 @@
           <w14:ligatures w14:val="standardContextual"/>
         </w:rPr>
       </w:pPr>
-      <w:hyperlink w:anchor="_Toc242116443" w:history="1">
+      <w:hyperlink w:anchor="_Toc242117855" w:history="1">
         <w:r>
           <w:rPr>
             <w:rStyle w:val="Hyperlink"/>
             <w:noProof/>
             <w:color w:val="000000"/>
           </w:rPr>
-          <w:t>12.1 Class Imbalance</w:t>
+          <w:t>10.1 Class Imbalance</w:t>
         </w:r>
         <w:r>
           <w:rPr>
@@ -3738,7 +3840,7 @@
             <w:noProof/>
             <w:webHidden/>
           </w:rPr>
-          <w:instrText xml:space="preserve"> PAGEREF _Toc242116443 \h </w:instrText>
+          <w:instrText xml:space="preserve"> PAGEREF _Toc242117855 \h </w:instrText>
         </w:r>
         <w:r>
           <w:rPr>
@@ -3758,7 +3860,7 @@
             <w:noProof/>
             <w:webHidden/>
           </w:rPr>
-          <w:t>30</w:t>
+          <w:t>20</w:t>
         </w:r>
         <w:r>
           <w:rPr>
@@ -3775,6 +3877,7 @@
         <w:tabs>
           <w:tab w:val="right" w:leader="dot" w:pos="8656"/>
         </w:tabs>
+        <w:spacing w:after="0"/>
         <w:rPr>
           <w:rFonts w:eastAsiaTheme="minorEastAsia"/>
           <w:noProof/>
@@ -3784,14 +3887,14 @@
           <w14:ligatures w14:val="standardContextual"/>
         </w:rPr>
       </w:pPr>
-      <w:hyperlink w:anchor="_Toc242116444" w:history="1">
+      <w:hyperlink w:anchor="_Toc242117856" w:history="1">
         <w:r>
           <w:rPr>
             <w:rStyle w:val="Hyperlink"/>
             <w:noProof/>
             <w:color w:val="000000"/>
           </w:rPr>
-          <w:t>12.2 Training and Inference Consistency</w:t>
+          <w:t>10.2 Training and Inference Consistency</w:t>
         </w:r>
         <w:r>
           <w:rPr>
@@ -3812,7 +3915,7 @@
             <w:noProof/>
             <w:webHidden/>
           </w:rPr>
-          <w:instrText xml:space="preserve"> PAGEREF _Toc242116444 \h </w:instrText>
+          <w:instrText xml:space="preserve"> PAGEREF _Toc242117856 \h </w:instrText>
         </w:r>
         <w:r>
           <w:rPr>
@@ -3832,7 +3935,7 @@
             <w:noProof/>
             <w:webHidden/>
           </w:rPr>
-          <w:t>30</w:t>
+          <w:t>20</w:t>
         </w:r>
         <w:r>
           <w:rPr>
@@ -3849,6 +3952,7 @@
         <w:tabs>
           <w:tab w:val="right" w:leader="dot" w:pos="8656"/>
         </w:tabs>
+        <w:spacing w:after="0"/>
         <w:rPr>
           <w:rFonts w:eastAsiaTheme="minorEastAsia"/>
           <w:noProof/>
@@ -3858,14 +3962,14 @@
           <w14:ligatures w14:val="standardContextual"/>
         </w:rPr>
       </w:pPr>
-      <w:hyperlink w:anchor="_Toc242116445" w:history="1">
+      <w:hyperlink w:anchor="_Toc242117857" w:history="1">
         <w:r>
           <w:rPr>
             <w:rStyle w:val="Hyperlink"/>
             <w:noProof/>
             <w:color w:val="000000"/>
           </w:rPr>
-          <w:t>12.3 Interpretation and Context</w:t>
+          <w:t>10.3 Interpretation and Context</w:t>
         </w:r>
         <w:r>
           <w:rPr>
@@ -3886,7 +3990,7 @@
             <w:noProof/>
             <w:webHidden/>
           </w:rPr>
-          <w:instrText xml:space="preserve"> PAGEREF _Toc242116445 \h </w:instrText>
+          <w:instrText xml:space="preserve"> PAGEREF _Toc242117857 \h </w:instrText>
         </w:r>
         <w:r>
           <w:rPr>
@@ -3906,7 +4010,7 @@
             <w:noProof/>
             <w:webHidden/>
           </w:rPr>
-          <w:t>30</w:t>
+          <w:t>20</w:t>
         </w:r>
         <w:r>
           <w:rPr>
@@ -3923,6 +4027,7 @@
         <w:tabs>
           <w:tab w:val="right" w:leader="dot" w:pos="8656"/>
         </w:tabs>
+        <w:spacing w:after="0"/>
         <w:rPr>
           <w:rFonts w:eastAsiaTheme="minorEastAsia"/>
           <w:noProof/>
@@ -3932,14 +4037,14 @@
           <w14:ligatures w14:val="standardContextual"/>
         </w:rPr>
       </w:pPr>
-      <w:hyperlink w:anchor="_Toc242116446" w:history="1">
+      <w:hyperlink w:anchor="_Toc242117858" w:history="1">
         <w:r>
           <w:rPr>
             <w:rStyle w:val="Hyperlink"/>
             <w:noProof/>
             <w:color w:val="000000"/>
           </w:rPr>
-          <w:t>13. Conclusion</w:t>
+          <w:t>11. LEARNING OUTCOMES</w:t>
         </w:r>
         <w:r>
           <w:rPr>
@@ -3960,7 +4065,7 @@
             <w:noProof/>
             <w:webHidden/>
           </w:rPr>
-          <w:instrText xml:space="preserve"> PAGEREF _Toc242116446 \h </w:instrText>
+          <w:instrText xml:space="preserve"> PAGEREF _Toc242117858 \h </w:instrText>
         </w:r>
         <w:r>
           <w:rPr>
@@ -3980,7 +4085,7 @@
             <w:noProof/>
             <w:webHidden/>
           </w:rPr>
-          <w:t>31</w:t>
+          <w:t>21</w:t>
         </w:r>
         <w:r>
           <w:rPr>
@@ -3993,10 +4098,11 @@
     </w:p>
     <w:p>
       <w:pPr>
-        <w:pStyle w:val="TOC1"/>
+        <w:pStyle w:val="TOC2"/>
         <w:tabs>
           <w:tab w:val="right" w:leader="dot" w:pos="8656"/>
         </w:tabs>
+        <w:spacing w:after="0"/>
         <w:rPr>
           <w:rFonts w:eastAsiaTheme="minorEastAsia"/>
           <w:noProof/>
@@ -4006,14 +4112,14 @@
           <w14:ligatures w14:val="standardContextual"/>
         </w:rPr>
       </w:pPr>
-      <w:hyperlink w:anchor="_Toc242116447" w:history="1">
+      <w:hyperlink w:anchor="_Toc242117859" w:history="1">
         <w:r>
           <w:rPr>
             <w:rStyle w:val="Hyperlink"/>
             <w:noProof/>
             <w:color w:val="000000"/>
           </w:rPr>
-          <w:t>14. Future Scope</w:t>
+          <w:t>11.1 Technical Skills Acquired</w:t>
         </w:r>
         <w:r>
           <w:rPr>
@@ -4034,7 +4140,7 @@
             <w:noProof/>
             <w:webHidden/>
           </w:rPr>
-          <w:instrText xml:space="preserve"> PAGEREF _Toc242116447 \h </w:instrText>
+          <w:instrText xml:space="preserve"> PAGEREF _Toc242117859 \h </w:instrText>
         </w:r>
         <w:r>
           <w:rPr>
@@ -4054,7 +4160,7 @@
             <w:noProof/>
             <w:webHidden/>
           </w:rPr>
-          <w:t>32</w:t>
+          <w:t>21</w:t>
         </w:r>
         <w:r>
           <w:rPr>
@@ -4067,10 +4173,11 @@
     </w:p>
     <w:p>
       <w:pPr>
-        <w:pStyle w:val="TOC1"/>
+        <w:pStyle w:val="TOC2"/>
         <w:tabs>
           <w:tab w:val="right" w:leader="dot" w:pos="8656"/>
         </w:tabs>
+        <w:spacing w:after="0"/>
         <w:rPr>
           <w:rFonts w:eastAsiaTheme="minorEastAsia"/>
           <w:noProof/>
@@ -4080,14 +4187,14 @@
           <w14:ligatures w14:val="standardContextual"/>
         </w:rPr>
       </w:pPr>
-      <w:hyperlink w:anchor="_Toc242116448" w:history="1">
+      <w:hyperlink w:anchor="_Toc242117860" w:history="1">
         <w:r>
           <w:rPr>
             <w:rStyle w:val="Hyperlink"/>
             <w:noProof/>
             <w:color w:val="000000"/>
           </w:rPr>
-          <w:t>REFERENCES</w:t>
+          <w:t>11.2 Practical Experience Gained</w:t>
         </w:r>
         <w:r>
           <w:rPr>
@@ -4108,7 +4215,7 @@
             <w:noProof/>
             <w:webHidden/>
           </w:rPr>
-          <w:instrText xml:space="preserve"> PAGEREF _Toc242116448 \h </w:instrText>
+          <w:instrText xml:space="preserve"> PAGEREF _Toc242117860 \h </w:instrText>
         </w:r>
         <w:r>
           <w:rPr>
@@ -4128,7 +4235,7 @@
             <w:noProof/>
             <w:webHidden/>
           </w:rPr>
-          <w:t>33</w:t>
+          <w:t>21</w:t>
         </w:r>
         <w:r>
           <w:rPr>
@@ -4141,10 +4248,11 @@
     </w:p>
     <w:p>
       <w:pPr>
-        <w:pStyle w:val="TOC1"/>
+        <w:pStyle w:val="TOC2"/>
         <w:tabs>
           <w:tab w:val="right" w:leader="dot" w:pos="8656"/>
         </w:tabs>
+        <w:spacing w:after="0"/>
         <w:rPr>
           <w:rFonts w:eastAsiaTheme="minorEastAsia"/>
           <w:noProof/>
@@ -4154,14 +4262,14 @@
           <w14:ligatures w14:val="standardContextual"/>
         </w:rPr>
       </w:pPr>
-      <w:hyperlink w:anchor="_Toc242116449" w:history="1">
+      <w:hyperlink w:anchor="_Toc242117861" w:history="1">
         <w:r>
           <w:rPr>
             <w:rStyle w:val="Hyperlink"/>
             <w:noProof/>
             <w:color w:val="000000"/>
           </w:rPr>
-          <w:t>Appendix A — Source Code</w:t>
+          <w:t>11.3 Technical Communication</w:t>
         </w:r>
         <w:r>
           <w:rPr>
@@ -4182,7 +4290,7 @@
             <w:noProof/>
             <w:webHidden/>
           </w:rPr>
-          <w:instrText xml:space="preserve"> PAGEREF _Toc242116449 \h </w:instrText>
+          <w:instrText xml:space="preserve"> PAGEREF _Toc242117861 \h </w:instrText>
         </w:r>
         <w:r>
           <w:rPr>
@@ -4202,7 +4310,7 @@
             <w:noProof/>
             <w:webHidden/>
           </w:rPr>
-          <w:t>34</w:t>
+          <w:t>21</w:t>
         </w:r>
         <w:r>
           <w:rPr>
@@ -4219,6 +4327,7 @@
         <w:tabs>
           <w:tab w:val="right" w:leader="dot" w:pos="8656"/>
         </w:tabs>
+        <w:spacing w:after="0"/>
         <w:rPr>
           <w:rFonts w:eastAsiaTheme="minorEastAsia"/>
           <w:noProof/>
@@ -4228,14 +4337,14 @@
           <w14:ligatures w14:val="standardContextual"/>
         </w:rPr>
       </w:pPr>
-      <w:hyperlink w:anchor="_Toc242116450" w:history="1">
+      <w:hyperlink w:anchor="_Toc242117862" w:history="1">
         <w:r>
           <w:rPr>
             <w:rStyle w:val="Hyperlink"/>
             <w:noProof/>
             <w:color w:val="000000"/>
           </w:rPr>
-          <w:t>Appendix B — Paper Presentation Certificate</w:t>
+          <w:t>12. CONCLUSION AND FUTURE SCOPE</w:t>
         </w:r>
         <w:r>
           <w:rPr>
@@ -4256,7 +4365,7 @@
             <w:noProof/>
             <w:webHidden/>
           </w:rPr>
-          <w:instrText xml:space="preserve"> PAGEREF _Toc242116450 \h </w:instrText>
+          <w:instrText xml:space="preserve"> PAGEREF _Toc242117862 \h </w:instrText>
         </w:r>
         <w:r>
           <w:rPr>
@@ -4276,7 +4385,7 @@
             <w:noProof/>
             <w:webHidden/>
           </w:rPr>
-          <w:t>38</w:t>
+          <w:t>22</w:t>
         </w:r>
         <w:r>
           <w:rPr>
@@ -4289,10 +4398,11 @@
     </w:p>
     <w:p>
       <w:pPr>
-        <w:pStyle w:val="TOC1"/>
+        <w:pStyle w:val="TOC2"/>
         <w:tabs>
           <w:tab w:val="right" w:leader="dot" w:pos="8656"/>
         </w:tabs>
+        <w:spacing w:after="0"/>
         <w:rPr>
           <w:rFonts w:eastAsiaTheme="minorEastAsia"/>
           <w:noProof/>
@@ -4302,13 +4412,463 @@
           <w14:ligatures w14:val="standardContextual"/>
         </w:rPr>
       </w:pPr>
-      <w:hyperlink w:anchor="_Toc242116451" w:history="1">
+      <w:hyperlink w:anchor="_Toc242117863" w:history="1">
         <w:r>
           <w:rPr>
             <w:rStyle w:val="Hyperlink"/>
             <w:noProof/>
             <w:color w:val="000000"/>
           </w:rPr>
+          <w:t>12.1 Conclusion</w:t>
+        </w:r>
+        <w:r>
+          <w:rPr>
+            <w:noProof/>
+            <w:webHidden/>
+          </w:rPr>
+          <w:tab/>
+        </w:r>
+        <w:r>
+          <w:rPr>
+            <w:noProof/>
+            <w:webHidden/>
+          </w:rPr>
+          <w:fldChar w:fldCharType="begin"/>
+        </w:r>
+        <w:r>
+          <w:rPr>
+            <w:noProof/>
+            <w:webHidden/>
+          </w:rPr>
+          <w:instrText xml:space="preserve"> PAGEREF _Toc242117863 \h </w:instrText>
+        </w:r>
+        <w:r>
+          <w:rPr>
+            <w:noProof/>
+            <w:webHidden/>
+          </w:rPr>
+        </w:r>
+        <w:r>
+          <w:rPr>
+            <w:noProof/>
+            <w:webHidden/>
+          </w:rPr>
+          <w:fldChar w:fldCharType="separate"/>
+        </w:r>
+        <w:r>
+          <w:rPr>
+            <w:noProof/>
+            <w:webHidden/>
+          </w:rPr>
+          <w:t>22</w:t>
+        </w:r>
+        <w:r>
+          <w:rPr>
+            <w:noProof/>
+            <w:webHidden/>
+          </w:rPr>
+          <w:fldChar w:fldCharType="end"/>
+        </w:r>
+      </w:hyperlink>
+    </w:p>
+    <w:p>
+      <w:pPr>
+        <w:pStyle w:val="TOC2"/>
+        <w:tabs>
+          <w:tab w:val="right" w:leader="dot" w:pos="8656"/>
+        </w:tabs>
+        <w:spacing w:after="0"/>
+        <w:rPr>
+          <w:rFonts w:eastAsiaTheme="minorEastAsia"/>
+          <w:noProof/>
+          <w:kern w:val="2"/>
+          <w:szCs w:val="24"/>
+          <w:lang w:val="en-IN" w:eastAsia="en-IN"/>
+          <w14:ligatures w14:val="standardContextual"/>
+        </w:rPr>
+      </w:pPr>
+      <w:hyperlink w:anchor="_Toc242117864" w:history="1">
+        <w:r>
+          <w:rPr>
+            <w:rStyle w:val="Hyperlink"/>
+            <w:noProof/>
+            <w:color w:val="000000"/>
+          </w:rPr>
+          <w:t>12.2 Limitations</w:t>
+        </w:r>
+        <w:r>
+          <w:rPr>
+            <w:noProof/>
+            <w:webHidden/>
+          </w:rPr>
+          <w:tab/>
+        </w:r>
+        <w:r>
+          <w:rPr>
+            <w:noProof/>
+            <w:webHidden/>
+          </w:rPr>
+          <w:fldChar w:fldCharType="begin"/>
+        </w:r>
+        <w:r>
+          <w:rPr>
+            <w:noProof/>
+            <w:webHidden/>
+          </w:rPr>
+          <w:instrText xml:space="preserve"> PAGEREF _Toc242117864 \h </w:instrText>
+        </w:r>
+        <w:r>
+          <w:rPr>
+            <w:noProof/>
+            <w:webHidden/>
+          </w:rPr>
+        </w:r>
+        <w:r>
+          <w:rPr>
+            <w:noProof/>
+            <w:webHidden/>
+          </w:rPr>
+          <w:fldChar w:fldCharType="separate"/>
+        </w:r>
+        <w:r>
+          <w:rPr>
+            <w:noProof/>
+            <w:webHidden/>
+          </w:rPr>
+          <w:t>22</w:t>
+        </w:r>
+        <w:r>
+          <w:rPr>
+            <w:noProof/>
+            <w:webHidden/>
+          </w:rPr>
+          <w:fldChar w:fldCharType="end"/>
+        </w:r>
+      </w:hyperlink>
+    </w:p>
+    <w:p>
+      <w:pPr>
+        <w:pStyle w:val="TOC2"/>
+        <w:tabs>
+          <w:tab w:val="right" w:leader="dot" w:pos="8656"/>
+        </w:tabs>
+        <w:spacing w:after="0"/>
+        <w:rPr>
+          <w:rFonts w:eastAsiaTheme="minorEastAsia"/>
+          <w:noProof/>
+          <w:kern w:val="2"/>
+          <w:szCs w:val="24"/>
+          <w:lang w:val="en-IN" w:eastAsia="en-IN"/>
+          <w14:ligatures w14:val="standardContextual"/>
+        </w:rPr>
+      </w:pPr>
+      <w:hyperlink w:anchor="_Toc242117865" w:history="1">
+        <w:r>
+          <w:rPr>
+            <w:rStyle w:val="Hyperlink"/>
+            <w:noProof/>
+            <w:color w:val="000000"/>
+          </w:rPr>
+          <w:t>12.3 Future Enhancements</w:t>
+        </w:r>
+        <w:r>
+          <w:rPr>
+            <w:noProof/>
+            <w:webHidden/>
+          </w:rPr>
+          <w:tab/>
+        </w:r>
+        <w:r>
+          <w:rPr>
+            <w:noProof/>
+            <w:webHidden/>
+          </w:rPr>
+          <w:fldChar w:fldCharType="begin"/>
+        </w:r>
+        <w:r>
+          <w:rPr>
+            <w:noProof/>
+            <w:webHidden/>
+          </w:rPr>
+          <w:instrText xml:space="preserve"> PAGEREF _Toc242117865 \h </w:instrText>
+        </w:r>
+        <w:r>
+          <w:rPr>
+            <w:noProof/>
+            <w:webHidden/>
+          </w:rPr>
+        </w:r>
+        <w:r>
+          <w:rPr>
+            <w:noProof/>
+            <w:webHidden/>
+          </w:rPr>
+          <w:fldChar w:fldCharType="separate"/>
+        </w:r>
+        <w:r>
+          <w:rPr>
+            <w:noProof/>
+            <w:webHidden/>
+          </w:rPr>
+          <w:t>22</w:t>
+        </w:r>
+        <w:r>
+          <w:rPr>
+            <w:noProof/>
+            <w:webHidden/>
+          </w:rPr>
+          <w:fldChar w:fldCharType="end"/>
+        </w:r>
+      </w:hyperlink>
+    </w:p>
+    <w:p>
+      <w:pPr>
+        <w:pStyle w:val="TOC1"/>
+        <w:tabs>
+          <w:tab w:val="right" w:leader="dot" w:pos="8656"/>
+        </w:tabs>
+        <w:spacing w:after="0"/>
+        <w:rPr>
+          <w:rFonts w:eastAsiaTheme="minorEastAsia"/>
+          <w:noProof/>
+          <w:kern w:val="2"/>
+          <w:szCs w:val="24"/>
+          <w:lang w:val="en-IN" w:eastAsia="en-IN"/>
+          <w14:ligatures w14:val="standardContextual"/>
+        </w:rPr>
+      </w:pPr>
+      <w:hyperlink w:anchor="_Toc242117866" w:history="1">
+        <w:r>
+          <w:rPr>
+            <w:rStyle w:val="Hyperlink"/>
+            <w:noProof/>
+            <w:color w:val="000000"/>
+          </w:rPr>
+          <w:t>REFERENCES</w:t>
+        </w:r>
+        <w:r>
+          <w:rPr>
+            <w:noProof/>
+            <w:webHidden/>
+          </w:rPr>
+          <w:tab/>
+        </w:r>
+        <w:r>
+          <w:rPr>
+            <w:noProof/>
+            <w:webHidden/>
+          </w:rPr>
+          <w:fldChar w:fldCharType="begin"/>
+        </w:r>
+        <w:r>
+          <w:rPr>
+            <w:noProof/>
+            <w:webHidden/>
+          </w:rPr>
+          <w:instrText xml:space="preserve"> PAGEREF _Toc242117866 \h </w:instrText>
+        </w:r>
+        <w:r>
+          <w:rPr>
+            <w:noProof/>
+            <w:webHidden/>
+          </w:rPr>
+        </w:r>
+        <w:r>
+          <w:rPr>
+            <w:noProof/>
+            <w:webHidden/>
+          </w:rPr>
+          <w:fldChar w:fldCharType="separate"/>
+        </w:r>
+        <w:r>
+          <w:rPr>
+            <w:noProof/>
+            <w:webHidden/>
+          </w:rPr>
+          <w:t>23</w:t>
+        </w:r>
+        <w:r>
+          <w:rPr>
+            <w:noProof/>
+            <w:webHidden/>
+          </w:rPr>
+          <w:fldChar w:fldCharType="end"/>
+        </w:r>
+      </w:hyperlink>
+    </w:p>
+    <w:p>
+      <w:pPr>
+        <w:pStyle w:val="TOC1"/>
+        <w:tabs>
+          <w:tab w:val="right" w:leader="dot" w:pos="8656"/>
+        </w:tabs>
+        <w:spacing w:after="0"/>
+        <w:rPr>
+          <w:rFonts w:eastAsiaTheme="minorEastAsia"/>
+          <w:noProof/>
+          <w:kern w:val="2"/>
+          <w:szCs w:val="24"/>
+          <w:lang w:val="en-IN" w:eastAsia="en-IN"/>
+          <w14:ligatures w14:val="standardContextual"/>
+        </w:rPr>
+      </w:pPr>
+      <w:hyperlink w:anchor="_Toc242117867" w:history="1">
+        <w:r>
+          <w:rPr>
+            <w:rStyle w:val="Hyperlink"/>
+            <w:noProof/>
+            <w:color w:val="000000"/>
+          </w:rPr>
+          <w:t>Appendix A — Source Code</w:t>
+        </w:r>
+        <w:r>
+          <w:rPr>
+            <w:noProof/>
+            <w:webHidden/>
+          </w:rPr>
+          <w:tab/>
+        </w:r>
+        <w:r>
+          <w:rPr>
+            <w:noProof/>
+            <w:webHidden/>
+          </w:rPr>
+          <w:fldChar w:fldCharType="begin"/>
+        </w:r>
+        <w:r>
+          <w:rPr>
+            <w:noProof/>
+            <w:webHidden/>
+          </w:rPr>
+          <w:instrText xml:space="preserve"> PAGEREF _Toc242117867 \h </w:instrText>
+        </w:r>
+        <w:r>
+          <w:rPr>
+            <w:noProof/>
+            <w:webHidden/>
+          </w:rPr>
+        </w:r>
+        <w:r>
+          <w:rPr>
+            <w:noProof/>
+            <w:webHidden/>
+          </w:rPr>
+          <w:fldChar w:fldCharType="separate"/>
+        </w:r>
+        <w:r>
+          <w:rPr>
+            <w:noProof/>
+            <w:webHidden/>
+          </w:rPr>
+          <w:t>24</w:t>
+        </w:r>
+        <w:r>
+          <w:rPr>
+            <w:noProof/>
+            <w:webHidden/>
+          </w:rPr>
+          <w:fldChar w:fldCharType="end"/>
+        </w:r>
+      </w:hyperlink>
+    </w:p>
+    <w:p>
+      <w:pPr>
+        <w:pStyle w:val="TOC1"/>
+        <w:tabs>
+          <w:tab w:val="right" w:leader="dot" w:pos="8656"/>
+        </w:tabs>
+        <w:spacing w:after="0"/>
+        <w:rPr>
+          <w:rFonts w:eastAsiaTheme="minorEastAsia"/>
+          <w:noProof/>
+          <w:kern w:val="2"/>
+          <w:szCs w:val="24"/>
+          <w:lang w:val="en-IN" w:eastAsia="en-IN"/>
+          <w14:ligatures w14:val="standardContextual"/>
+        </w:rPr>
+      </w:pPr>
+      <w:hyperlink w:anchor="_Toc242117868" w:history="1">
+        <w:r>
+          <w:rPr>
+            <w:rStyle w:val="Hyperlink"/>
+            <w:noProof/>
+            <w:color w:val="000000"/>
+          </w:rPr>
+          <w:t>Appendix B — Paper Presentation Certificate</w:t>
+        </w:r>
+        <w:r>
+          <w:rPr>
+            <w:noProof/>
+            <w:webHidden/>
+          </w:rPr>
+          <w:tab/>
+        </w:r>
+        <w:r>
+          <w:rPr>
+            <w:noProof/>
+            <w:webHidden/>
+          </w:rPr>
+          <w:fldChar w:fldCharType="begin"/>
+        </w:r>
+        <w:r>
+          <w:rPr>
+            <w:noProof/>
+            <w:webHidden/>
+          </w:rPr>
+          <w:instrText xml:space="preserve"> PAGEREF _Toc242117868 \h </w:instrText>
+        </w:r>
+        <w:r>
+          <w:rPr>
+            <w:noProof/>
+            <w:webHidden/>
+          </w:rPr>
+        </w:r>
+        <w:r>
+          <w:rPr>
+            <w:noProof/>
+            <w:webHidden/>
+          </w:rPr>
+          <w:fldChar w:fldCharType="separate"/>
+        </w:r>
+        <w:r>
+          <w:rPr>
+            <w:noProof/>
+            <w:webHidden/>
+          </w:rPr>
+          <w:t>28</w:t>
+        </w:r>
+        <w:r>
+          <w:rPr>
+            <w:noProof/>
+            <w:webHidden/>
+          </w:rPr>
+          <w:fldChar w:fldCharType="end"/>
+        </w:r>
+      </w:hyperlink>
+    </w:p>
+    <w:p>
+      <w:pPr>
+        <w:pStyle w:val="TOC1"/>
+        <w:tabs>
+          <w:tab w:val="right" w:leader="dot" w:pos="8656"/>
+        </w:tabs>
+        <w:spacing w:after="0"/>
+        <w:rPr>
+          <w:rFonts w:eastAsiaTheme="minorEastAsia"/>
+          <w:noProof/>
+          <w:kern w:val="2"/>
+          <w:szCs w:val="24"/>
+          <w:lang w:val="en-IN" w:eastAsia="en-IN"/>
+          <w14:ligatures w14:val="standardContextual"/>
+        </w:rPr>
+      </w:pPr>
+      <w:hyperlink w:anchor="_Toc242117869" w:history="1">
+        <w:r>
+          <w:rPr>
+            <w:rStyle w:val="Hyperlink"/>
+            <w:noProof/>
+            <w:color w:val="000000"/>
+          </w:rPr>
           <w:t>Appendix C — Project Outputs</w:t>
         </w:r>
         <w:r>
@@ -4330,7 +4890,7 @@
             <w:noProof/>
             <w:webHidden/>
           </w:rPr>
-          <w:instrText xml:space="preserve"> PAGEREF _Toc242116451 \h </w:instrText>
+          <w:instrText xml:space="preserve"> PAGEREF _Toc242117869 \h </w:instrText>
         </w:r>
         <w:r>
           <w:rPr>
@@ -4350,7 +4910,7 @@
             <w:noProof/>
             <w:webHidden/>
           </w:rPr>
-          <w:t>39</w:t>
+          <w:t>29</w:t>
         </w:r>
         <w:r>
           <w:rPr>
@@ -4362,6 +4922,9 @@
       </w:hyperlink>
     </w:p>
     <w:p>
+      <w:pPr>
+        <w:spacing w:after="0"/>
+      </w:pPr>
       <w:r>
         <w:fldChar w:fldCharType="end"/>
       </w:r>
@@ -4384,6 +4947,850 @@
         <w:lastRenderedPageBreak/>
         <w:t>LIST OF FIGURES</w:t>
       </w:r>
+    </w:p>
+    <w:p>
+      <w:pPr>
+        <w:tabs>
+          <w:tab w:val="right" w:leader="dot" w:pos="8640"/>
+        </w:tabs>
+        <w:jc w:val="left"/>
+      </w:pPr>
+      <w:r>
+        <w:t>Figure 6.1: DFD Level 0 — ToxiGuard Context</w:t>
+      </w:r>
+      <w:r>
+        <w:tab/>
+      </w:r>
+      <w:r>
+        <w:fldChar w:fldCharType="begin"/>
+      </w:r>
+      <w:r>
+        <w:instrText>PAGEREF Figure_6_1 \h</w:instrText>
+      </w:r>
+      <w:r>
+        <w:fldChar w:fldCharType="separate"/>
+      </w:r>
+      <w:r>
+        <w:rPr>
+          <w:noProof/>
+        </w:rPr>
+        <w:t>8</w:t>
+      </w:r>
+      <w:r>
+        <w:fldChar w:fldCharType="end"/>
+      </w:r>
+    </w:p>
+    <w:p>
+      <w:pPr>
+        <w:tabs>
+          <w:tab w:val="right" w:leader="dot" w:pos="8640"/>
+        </w:tabs>
+        <w:jc w:val="left"/>
+      </w:pPr>
+      <w:r>
+        <w:t>Figure 6.2: DFD Level 1 — Training and Prediction</w:t>
+      </w:r>
+      <w:r>
+        <w:tab/>
+      </w:r>
+      <w:r>
+        <w:fldChar w:fldCharType="begin"/>
+      </w:r>
+      <w:r>
+        <w:instrText>PAGEREF Figure_6_2 \h</w:instrText>
+      </w:r>
+      <w:r>
+        <w:fldChar w:fldCharType="separate"/>
+      </w:r>
+      <w:r>
+        <w:rPr>
+          <w:noProof/>
+        </w:rPr>
+        <w:t>9</w:t>
+      </w:r>
+      <w:r>
+        <w:fldChar w:fldCharType="end"/>
+      </w:r>
+    </w:p>
+    <w:p>
+      <w:pPr>
+        <w:tabs>
+          <w:tab w:val="right" w:leader="dot" w:pos="8640"/>
+        </w:tabs>
+        <w:jc w:val="left"/>
+      </w:pPr>
+      <w:r>
+        <w:t>Figure 6.3: Logical Entity Relationship Model</w:t>
+      </w:r>
+      <w:r>
+        <w:tab/>
+      </w:r>
+      <w:r>
+        <w:fldChar w:fldCharType="begin"/>
+      </w:r>
+      <w:r>
+        <w:instrText>PAGEREF Figure_6_3 \h</w:instrText>
+      </w:r>
+      <w:r>
+        <w:fldChar w:fldCharType="separate"/>
+      </w:r>
+      <w:r>
+        <w:rPr>
+          <w:noProof/>
+        </w:rPr>
+        <w:t>10</w:t>
+      </w:r>
+      <w:r>
+        <w:fldChar w:fldCharType="end"/>
+      </w:r>
+    </w:p>
+    <w:p>
+      <w:pPr>
+        <w:tabs>
+          <w:tab w:val="right" w:leader="dot" w:pos="8640"/>
+        </w:tabs>
+        <w:jc w:val="left"/>
+      </w:pPr>
+      <w:r>
+        <w:t>Figure 7.1: Streamlit Application Overview</w:t>
+      </w:r>
+      <w:r>
+        <w:tab/>
+      </w:r>
+      <w:r>
+        <w:fldChar w:fldCharType="begin"/>
+      </w:r>
+      <w:r>
+        <w:instrText>PAGEREF Figure_7_1 \h</w:instrText>
+      </w:r>
+      <w:r>
+        <w:fldChar w:fldCharType="separate"/>
+      </w:r>
+      <w:r>
+        <w:rPr>
+          <w:noProof/>
+        </w:rPr>
+        <w:t>12</w:t>
+      </w:r>
+      <w:r>
+        <w:fldChar w:fldCharType="end"/>
+      </w:r>
+    </w:p>
+    <w:p>
+      <w:pPr>
+        <w:tabs>
+          <w:tab w:val="right" w:leader="dot" w:pos="8640"/>
+        </w:tabs>
+        <w:jc w:val="left"/>
+      </w:pPr>
+      <w:r>
+        <w:t>Figure 9.1: Exploratory Data Analysis</w:t>
+      </w:r>
+      <w:r>
+        <w:tab/>
+      </w:r>
+      <w:r>
+        <w:fldChar w:fldCharType="begin"/>
+      </w:r>
+      <w:r>
+        <w:instrText>PAGEREF Figure_9_1 \h</w:instrText>
+      </w:r>
+      <w:r>
+        <w:fldChar w:fldCharType="separate"/>
+      </w:r>
+      <w:r>
+        <w:rPr>
+          <w:noProof/>
+        </w:rPr>
+        <w:t>14</w:t>
+      </w:r>
+      <w:r>
+        <w:fldChar w:fldCharType="end"/>
+      </w:r>
+    </w:p>
+    <w:p>
+      <w:pPr>
+        <w:tabs>
+          <w:tab w:val="right" w:leader="dot" w:pos="8640"/>
+        </w:tabs>
+        <w:jc w:val="left"/>
+      </w:pPr>
+      <w:r>
+        <w:t>Figure 9.2: Comparison of Classifier Performance</w:t>
+      </w:r>
+      <w:r>
+        <w:tab/>
+      </w:r>
+      <w:r>
+        <w:fldChar w:fldCharType="begin"/>
+      </w:r>
+      <w:r>
+        <w:instrText>PAGEREF Figure_9_2 \h</w:instrText>
+      </w:r>
+      <w:r>
+        <w:fldChar w:fldCharType="separate"/>
+      </w:r>
+      <w:r>
+        <w:rPr>
+          <w:noProof/>
+        </w:rPr>
+        <w:t>16</w:t>
+      </w:r>
+      <w:r>
+        <w:fldChar w:fldCharType="end"/>
+      </w:r>
+    </w:p>
+    <w:p>
+      <w:pPr>
+        <w:tabs>
+          <w:tab w:val="right" w:leader="dot" w:pos="8640"/>
+        </w:tabs>
+        <w:jc w:val="left"/>
+      </w:pPr>
+      <w:r>
+        <w:t>Figure 9.3: Logistic Regression Confusion Matrix</w:t>
+      </w:r>
+      <w:r>
+        <w:tab/>
+      </w:r>
+      <w:r>
+        <w:fldChar w:fldCharType="begin"/>
+      </w:r>
+      <w:r>
+        <w:instrText>PAGEREF Figure_9_3 \h</w:instrText>
+      </w:r>
+      <w:r>
+        <w:fldChar w:fldCharType="separate"/>
+      </w:r>
+      <w:r>
+        <w:rPr>
+          <w:noProof/>
+        </w:rPr>
+        <w:t>17</w:t>
+      </w:r>
+      <w:r>
+        <w:fldChar w:fldCharType="end"/>
+      </w:r>
+    </w:p>
+    <w:p>
+      <w:pPr>
+        <w:tabs>
+          <w:tab w:val="right" w:leader="dot" w:pos="8640"/>
+        </w:tabs>
+        <w:jc w:val="left"/>
+      </w:pPr>
+      <w:r>
+        <w:t>Figure 9.4: Single-Comment Prediction Output</w:t>
+      </w:r>
+      <w:r>
+        <w:tab/>
+      </w:r>
+      <w:r>
+        <w:fldChar w:fldCharType="begin"/>
+      </w:r>
+      <w:r>
+        <w:instrText>PAGEREF Figure_9_4 \h</w:instrText>
+      </w:r>
+      <w:r>
+        <w:fldChar w:fldCharType="separate"/>
+      </w:r>
+      <w:r>
+        <w:rPr>
+          <w:noProof/>
+        </w:rPr>
+        <w:t>18</w:t>
+      </w:r>
+      <w:r>
+        <w:fldChar w:fldCharType="end"/>
+      </w:r>
+    </w:p>
+    <w:p>
+      <w:r>
+        <w:br w:type="page"/>
+      </w:r>
+    </w:p>
+    <w:p>
+      <w:pPr>
+        <w:spacing w:after="360"/>
+        <w:jc w:val="left"/>
+      </w:pPr>
+      <w:r>
+        <w:rPr>
+          <w:b/>
+          <w:sz w:val="32"/>
+        </w:rPr>
+        <w:lastRenderedPageBreak/>
+        <w:t>LIST OF TABLES</w:t>
+      </w:r>
+    </w:p>
+    <w:p>
+      <w:pPr>
+        <w:tabs>
+          <w:tab w:val="right" w:leader="dot" w:pos="8640"/>
+        </w:tabs>
+        <w:jc w:val="left"/>
+      </w:pPr>
+      <w:r>
+        <w:t>Table 4.1: Functional Requirements</w:t>
+      </w:r>
+      <w:r>
+        <w:tab/>
+      </w:r>
+      <w:r>
+        <w:fldChar w:fldCharType="begin"/>
+      </w:r>
+      <w:r>
+        <w:instrText>PAGEREF Table_4_1 \h</w:instrText>
+      </w:r>
+      <w:r>
+        <w:fldChar w:fldCharType="separate"/>
+      </w:r>
+      <w:r>
+        <w:rPr>
+          <w:noProof/>
+        </w:rPr>
+        <w:t>5</w:t>
+      </w:r>
+      <w:r>
+        <w:fldChar w:fldCharType="end"/>
+      </w:r>
+    </w:p>
+    <w:p>
+      <w:pPr>
+        <w:tabs>
+          <w:tab w:val="right" w:leader="dot" w:pos="8640"/>
+        </w:tabs>
+        <w:jc w:val="left"/>
+      </w:pPr>
+      <w:r>
+        <w:t>Table 5.1: Technologies and Tools Used</w:t>
+      </w:r>
+      <w:r>
+        <w:tab/>
+      </w:r>
+      <w:r>
+        <w:fldChar w:fldCharType="begin"/>
+      </w:r>
+      <w:r>
+        <w:instrText>PAGEREF Table_5_1 \h</w:instrText>
+      </w:r>
+      <w:r>
+        <w:fldChar w:fldCharType="separate"/>
+      </w:r>
+      <w:r>
+        <w:rPr>
+          <w:noProof/>
+        </w:rPr>
+        <w:t>7</w:t>
+      </w:r>
+      <w:r>
+        <w:fldChar w:fldCharType="end"/>
+      </w:r>
+    </w:p>
+    <w:p>
+      <w:pPr>
+        <w:tabs>
+          <w:tab w:val="right" w:leader="dot" w:pos="8640"/>
+        </w:tabs>
+        <w:jc w:val="left"/>
+      </w:pPr>
+      <w:r>
+        <w:t>Table 7.1: Main Project Modules</w:t>
+      </w:r>
+      <w:r>
+        <w:tab/>
+      </w:r>
+      <w:r>
+        <w:fldChar w:fldCharType="begin"/>
+      </w:r>
+      <w:r>
+        <w:instrText>PAGEREF Table_7_1 \h</w:instrText>
+      </w:r>
+      <w:r>
+        <w:fldChar w:fldCharType="separate"/>
+      </w:r>
+      <w:r>
+        <w:rPr>
+          <w:noProof/>
+        </w:rPr>
+        <w:t>11</w:t>
+      </w:r>
+      <w:r>
+        <w:fldChar w:fldCharType="end"/>
+      </w:r>
+    </w:p>
+    <w:p>
+      <w:pPr>
+        <w:tabs>
+          <w:tab w:val="right" w:leader="dot" w:pos="8640"/>
+        </w:tabs>
+        <w:jc w:val="left"/>
+      </w:pPr>
+      <w:r>
+        <w:t>Table 8.1: Functional Test Cases</w:t>
+      </w:r>
+      <w:r>
+        <w:tab/>
+      </w:r>
+      <w:r>
+        <w:fldChar w:fldCharType="begin"/>
+      </w:r>
+      <w:r>
+        <w:instrText>PAGEREF Table_8_1 \h</w:instrText>
+      </w:r>
+      <w:r>
+        <w:fldChar w:fldCharType="separate"/>
+      </w:r>
+      <w:r>
+        <w:rPr>
+          <w:noProof/>
+        </w:rPr>
+        <w:t>13</w:t>
+      </w:r>
+      <w:r>
+        <w:fldChar w:fldCharType="end"/>
+      </w:r>
+    </w:p>
+    <w:p>
+      <w:pPr>
+        <w:tabs>
+          <w:tab w:val="right" w:leader="dot" w:pos="8640"/>
+        </w:tabs>
+        <w:jc w:val="left"/>
+      </w:pPr>
+      <w:r>
+        <w:t>Table 9.1: Model Comparison</w:t>
+      </w:r>
+      <w:r>
+        <w:tab/>
+      </w:r>
+      <w:r>
+        <w:fldChar w:fldCharType="begin"/>
+      </w:r>
+      <w:r>
+        <w:instrText>PAGEREF Table_9_1 \h</w:instrText>
+      </w:r>
+      <w:r>
+        <w:fldChar w:fldCharType="separate"/>
+      </w:r>
+      <w:r>
+        <w:rPr>
+          <w:noProof/>
+        </w:rPr>
+        <w:t>15</w:t>
+      </w:r>
+      <w:r>
+        <w:fldChar w:fldCharType="end"/>
+      </w:r>
+    </w:p>
+    <w:p>
+      <w:pPr>
+        <w:tabs>
+          <w:tab w:val="right" w:leader="dot" w:pos="8640"/>
+        </w:tabs>
+        <w:jc w:val="left"/>
+      </w:pPr>
+      <w:r>
+        <w:t>Table 9.2: Sample Prediction Results</w:t>
+      </w:r>
+      <w:r>
+        <w:tab/>
+      </w:r>
+      <w:r>
+        <w:fldChar w:fldCharType="begin"/>
+      </w:r>
+      <w:r>
+        <w:instrText>PAGEREF Table_9_2 \h</w:instrText>
+      </w:r>
+      <w:r>
+        <w:fldChar w:fldCharType="separate"/>
+      </w:r>
+      <w:r>
+        <w:rPr>
+          <w:noProof/>
+        </w:rPr>
+        <w:t>19</w:t>
+      </w:r>
+      <w:r>
+        <w:fldChar w:fldCharType="end"/>
+      </w:r>
+    </w:p>
+    <w:p>
+      <w:pPr>
+        <w:tabs>
+          <w:tab w:val="right" w:leader="dot" w:pos="8640"/>
+        </w:tabs>
+        <w:jc w:val="left"/>
+      </w:pPr>
+      <w:r>
+        <w:t>Table C.1: Project Output Files</w:t>
+      </w:r>
+      <w:r>
+        <w:tab/>
+      </w:r>
+      <w:r>
+        <w:fldChar w:fldCharType="begin"/>
+      </w:r>
+      <w:r>
+        <w:instrText>PAGEREF Table_C_1 \h</w:instrText>
+      </w:r>
+      <w:r>
+        <w:fldChar w:fldCharType="separate"/>
+      </w:r>
+      <w:r>
+        <w:rPr>
+          <w:noProof/>
+        </w:rPr>
+        <w:t>29</w:t>
+      </w:r>
+      <w:r>
+        <w:fldChar w:fldCharType="end"/>
+      </w:r>
+    </w:p>
+    <w:p>
+      <w:pPr>
+        <w:sectPr>
+          <w:footerReference w:type="default" r:id="rId11"/>
+          <w:pgSz w:w="11906" w:h="16838"/>
+          <w:pgMar w:top="1440" w:right="1440" w:bottom="1440" w:left="1800" w:header="504" w:footer="648" w:gutter="0"/>
+          <w:pgNumType w:fmt="lowerRoman" w:start="1"/>
+          <w:cols w:space="720"/>
+          <w:titlePg/>
+          <w:docGrid w:linePitch="360"/>
+        </w:sectPr>
+      </w:pPr>
+    </w:p>
+    <w:p>
+      <w:pPr>
+        <w:pStyle w:val="Heading1"/>
+      </w:pPr>
+      <w:bookmarkStart w:id="0" w:name="_Toc242117814"/>
+      <w:r>
+        <w:lastRenderedPageBreak/>
+        <w:t>1. INTRODUCTION</w:t>
+      </w:r>
+      <w:bookmarkEnd w:id="0"/>
+    </w:p>
+    <w:p>
+      <w:pPr>
+        <w:pStyle w:val="Heading2"/>
+      </w:pPr>
+      <w:bookmarkStart w:id="1" w:name="_Toc242117815"/>
+      <w:r>
+        <w:t>1.1 Introduction to ToxiGuard</w:t>
+      </w:r>
+      <w:bookmarkEnd w:id="1"/>
+    </w:p>
+    <w:p>
+      <w:r>
+        <w:t>ToxiGuard is a natural language processing and machine learning system that identifies potentially toxic language in online comments. It accepts a comment as text and predicts whether it belongs to the toxic or non-toxic class. Online discussions may contain insults, hostile remarks, and other harmful expressions that are difficult to review individually when comment volumes are large. ToxiGuard provides a consistent first-stage screening tool that helps a reviewer identify comments requiring closer attenti</w:t>
+      </w:r>
+      <w:r>
+        <w:t>on.</w:t>
+      </w:r>
+    </w:p>
+    <w:p>
+      <w:r>
+        <w:t>The project implements a complete text-classification workflow in Python. Labelled comments from the Jigsaw dataset are cleaned and converted into numerical features using Term Frequency–Inverse Document Frequency (TF-IDF). Six machine learning classifiers are compared using the same training and test split. The selected Logistic Regression model is integrated into a Streamlit application that supports individual comment analysis, CSV batch predictions, dataset exploration, and model-performance review.</w:t>
+      </w:r>
+    </w:p>
+    <w:p>
+      <w:r>
+        <w:t>ToxiGuard addresses harmful language at the comment level. Its toxic-class probability can help prioritise moderation, but a single comment does not establish a pattern of cyberbullying or reveal the full context of a conversation. The application therefore presents predictions as support for human review. The work documented here includes dataset preparation, model comparison, system design, implementation, evaluation, and the application interface.</w:t>
+      </w:r>
+    </w:p>
+    <w:p>
+      <w:pPr>
+        <w:pStyle w:val="Heading2"/>
+      </w:pPr>
+      <w:bookmarkStart w:id="2" w:name="_Toc242117816"/>
+      <w:r>
+        <w:t>1.2 Project Objectives</w:t>
+      </w:r>
+      <w:bookmarkEnd w:id="2"/>
+    </w:p>
+    <w:p>
+      <w:pPr>
+        <w:pStyle w:val="ListBullet"/>
+      </w:pPr>
+      <w:r>
+        <w:t>Prepare a labelled English toxic-comment dataset and examine class balance.</w:t>
+      </w:r>
+    </w:p>
+    <w:p>
+      <w:pPr>
+        <w:pStyle w:val="ListBullet"/>
+      </w:pPr>
+      <w:r>
+        <w:t>Implement consistent text preprocessing and TF-IDF feature extraction.</w:t>
+      </w:r>
+    </w:p>
+    <w:p>
+      <w:pPr>
+        <w:pStyle w:val="ListBullet"/>
+      </w:pPr>
+      <w:r>
+        <w:t>Compare six classifiers using accuracy, precision, recall, F1-score, and ROC-AUC.</w:t>
+      </w:r>
+    </w:p>
+    <w:p>
+      <w:pPr>
+        <w:pStyle w:val="ListBullet"/>
+      </w:pPr>
+      <w:r>
+        <w:t>Integrate the selected model into Streamlit for single-comment and batch analysis.</w:t>
+      </w:r>
+    </w:p>
+    <w:p>
+      <w:pPr>
+        <w:pStyle w:val="ListBullet"/>
+      </w:pPr>
+      <w:r>
+        <w:t>Present predictions, evaluation results, and model limitations clearly.</w:t>
+      </w:r>
+    </w:p>
+    <w:p>
+      <w:pPr>
+        <w:pStyle w:val="Heading2"/>
+      </w:pPr>
+      <w:bookmarkStart w:id="3" w:name="_Toc242117817"/>
+      <w:r>
+        <w:lastRenderedPageBreak/>
+        <w:t>1.3 Scope of the Project</w:t>
+      </w:r>
+      <w:bookmarkEnd w:id="3"/>
+    </w:p>
+    <w:p>
+      <w:r>
+        <w:t>The current scope is English-language binary classification. It does not classify the separate Jigsaw categories in the user interface, use conversation history, or automate content removal.</w:t>
+      </w:r>
+    </w:p>
+    <w:p>
+      <w:r>
+        <w:t>The deliverables include the cleaned dataset, preprocessing and training code, a training notebook, saved model and vectorizer, evaluation tables and charts, prediction exports, and the Streamlit application. The measured results describe a stratified sample from the source dataset; testing with comments from other platforms is part of future work.</w:t>
+      </w:r>
+    </w:p>
+    <w:p>
+      <w:r>
+        <w:br w:type="page"/>
+      </w:r>
+    </w:p>
+    <w:p>
+      <w:pPr>
+        <w:pStyle w:val="Heading1"/>
+      </w:pPr>
+      <w:bookmarkStart w:id="4" w:name="_Toc242117818"/>
+      <w:r>
+        <w:lastRenderedPageBreak/>
+        <w:t>2. ORGANIZATION PROFILE</w:t>
+      </w:r>
+      <w:bookmarkEnd w:id="4"/>
+    </w:p>
+    <w:p>
+      <w:pPr>
+        <w:pStyle w:val="Heading2"/>
+      </w:pPr>
+      <w:bookmarkStart w:id="5" w:name="_Toc242117819"/>
+      <w:r>
+        <w:t>2.1 Internship Program</w:t>
+      </w:r>
+      <w:bookmarkEnd w:id="5"/>
+    </w:p>
+    <w:p>
+      <w:r>
+        <w:t>EduExpose provided the Artificial Intelligence program completed by Anumathi Singh from 4 July 2026 to 15 August 2026. The program forms the internship context for this academic submission. ToxiGuard applies machine learning concepts to the practical problem of identifying toxic online comments.</w:t>
+      </w:r>
+    </w:p>
+    <w:p>
+      <w:pPr>
+        <w:pStyle w:val="Heading2"/>
+      </w:pPr>
+      <w:bookmarkStart w:id="6" w:name="_Toc242117820"/>
+      <w:r>
+        <w:t>2.2 Academic Setting</w:t>
+      </w:r>
+      <w:bookmarkEnd w:id="6"/>
+    </w:p>
+    <w:p>
+      <w:r>
+        <w:t>The work is submitted to the Department of MCA, Chaitanya Bharathi Institute of Technology (Autonomous), Gandipet, Hyderabad. Dr. B. Indira serves as both the Internal Guide and Head of Department for this submission. The project connects natural language processing, experimental model comparison, and a working web interface.</w:t>
+      </w:r>
+    </w:p>
+    <w:p>
+      <w:pPr>
+        <w:pStyle w:val="Heading2"/>
+      </w:pPr>
+      <w:bookmarkStart w:id="7" w:name="_Toc242117821"/>
+      <w:r>
+        <w:t>2.3 Relevance of the Program</w:t>
+      </w:r>
+      <w:bookmarkEnd w:id="7"/>
+    </w:p>
+    <w:p>
+      <w:r>
+        <w:t>The Artificial Intelligence program is directly relevant to text classification. ToxiGuard demonstrates data cleaning, feature extraction, supervised learning, metric selection, and deployment. The report emphasizes what is present in the project repository and what the measured outputs actually show.</w:t>
+      </w:r>
+    </w:p>
+    <w:p>
+      <w:r>
+        <w:br w:type="page"/>
+      </w:r>
+    </w:p>
+    <w:p>
+      <w:pPr>
+        <w:pStyle w:val="Heading1"/>
+      </w:pPr>
+      <w:bookmarkStart w:id="8" w:name="_Toc242117822"/>
+      <w:r>
+        <w:lastRenderedPageBreak/>
+        <w:t>3. LITERATURE REVIEW</w:t>
+      </w:r>
+      <w:bookmarkEnd w:id="8"/>
+    </w:p>
+    <w:p>
+      <w:pPr>
+        <w:pStyle w:val="Heading2"/>
+      </w:pPr>
+      <w:bookmarkStart w:id="9" w:name="_Toc242117823"/>
+      <w:r>
+        <w:t>3.1 Automated Analysis of Harmful Comments</w:t>
+      </w:r>
+      <w:bookmarkEnd w:id="9"/>
+    </w:p>
+    <w:p>
+      <w:r>
+        <w:t>Wulczyn, Thain, and Dixon combined crowdsourced labels with machine learning to study personal attacks in English Wikipedia discussions [6]. Their work demonstrates how labelled comments can support automated analysis at a scale that is difficult to achieve through manual review alone. This provides relevant background for ToxiGuard's use of supervised learning on online comments.</w:t>
+      </w:r>
+    </w:p>
+    <w:p>
+      <w:pPr>
+        <w:pStyle w:val="Heading2"/>
+      </w:pPr>
+      <w:bookmarkStart w:id="10" w:name="_Toc242117824"/>
+      <w:r>
+        <w:t>3.2 Distinguishing Toxicity and Offensive Language</w:t>
+      </w:r>
+      <w:bookmarkEnd w:id="10"/>
+    </w:p>
+    <w:p>
+      <w:r>
+        <w:t>Davidson and colleagues studied the distinction between hate speech, offensive language, and comments belonging to neither category [7]. Their analysis shows why the presence of a flagged word alone is an inadequate basis for classifying a message. ToxiGuard uses the dataset's binary toxic label, so its output must not be interpreted as a separate determination of hate speech, threat, or repeated cyberbullying.</w:t>
+      </w:r>
+    </w:p>
+    <w:p>
+      <w:pPr>
+        <w:pStyle w:val="Heading2"/>
+      </w:pPr>
+      <w:bookmarkStart w:id="11" w:name="_Toc242117825"/>
+      <w:r>
+        <w:t>3.3 Bias in Text Classification</w:t>
+      </w:r>
+      <w:bookmarkEnd w:id="11"/>
+    </w:p>
+    <w:p>
+      <w:r>
+        <w:t>Dixon and colleagues examined unintended bias in toxicity classifiers and showed how imbalanced training examples can affect predictions associated with demographic identity terms [8]. Their work motivates evaluation beyond an overall accuracy score. ToxiGuard reports toxic-class precision, recall, and F1, but its current experiment does not establish fairness across demographic groups; targeted bias evaluation remains future work.</w:t>
+      </w:r>
+    </w:p>
+    <w:p>
+      <w:pPr>
+        <w:pStyle w:val="Heading2"/>
+      </w:pPr>
+      <w:bookmarkStart w:id="12" w:name="_Toc242117826"/>
+      <w:r>
+        <w:t>3.4 Relevance to the Proposed System</w:t>
+      </w:r>
+      <w:bookmarkEnd w:id="12"/>
+    </w:p>
+    <w:p>
+      <w:r>
+        <w:t>The reviewed work highlights the value of labelled data, careful interpretation of class definitions, and explicit analysis of model errors. ToxiGuard applies these ideas through a reproducible TF-IDF baseline, comparison of six classifiers, a confusion matrix, and a Streamlit interface for inspecting predictions. Its contribution is an implemented and evaluated academic application. Conversation-level analysis, cross-platform validation, and subgroup evaluation are outside the current experimental scope.</w:t>
+      </w:r>
+    </w:p>
+    <w:p>
+      <w:r>
+        <w:br w:type="page"/>
+      </w:r>
+    </w:p>
+    <w:p>
+      <w:pPr>
+        <w:pStyle w:val="Heading1"/>
+      </w:pPr>
+      <w:bookmarkStart w:id="13" w:name="_Toc242117827"/>
+      <w:r>
+        <w:lastRenderedPageBreak/>
+        <w:t>4. SYSTEM ANALYSIS</w:t>
+      </w:r>
+      <w:bookmarkEnd w:id="13"/>
+    </w:p>
+    <w:p>
+      <w:pPr>
+        <w:pStyle w:val="Heading2"/>
+      </w:pPr>
+      <w:bookmarkStart w:id="14" w:name="_Toc242117828"/>
+      <w:r>
+        <w:t>4.1 Problem Statement</w:t>
+      </w:r>
+      <w:bookmarkEnd w:id="14"/>
+    </w:p>
+    <w:p>
+      <w:r>
+        <w:t>The project addresses the need to screen English online comments for potentially toxic language. The system must accept text, apply the same processing used during training, and return an interpretable binary prediction. Because non-toxic comments form the majority of the dataset, evaluation must also show how well the model detects the smaller toxic class.</w:t>
+      </w:r>
+    </w:p>
+    <w:p>
+      <w:pPr>
+        <w:pStyle w:val="Heading2"/>
+      </w:pPr>
+      <w:bookmarkStart w:id="15" w:name="_Toc242117829"/>
+      <w:r>
+        <w:t>4.2 Existing System and Limitations</w:t>
+      </w:r>
+      <w:bookmarkEnd w:id="15"/>
+    </w:p>
+    <w:p>
+      <w:r>
+        <w:t>Manual moderation requires reviewers to inspect individual comments. This provides context, but becomes time consuming as comment volume grows. A simple keyword list is quick but cannot reliably handle variation in wording, negation, or benign uses of flagged terms.</w:t>
+      </w:r>
+    </w:p>
+    <w:p>
+      <w:pPr>
+        <w:pStyle w:val="Heading2"/>
+      </w:pPr>
+      <w:bookmarkStart w:id="16" w:name="_Toc242117830"/>
+      <w:r>
+        <w:t>4.3 Proposed System</w:t>
+      </w:r>
+      <w:bookmarkEnd w:id="16"/>
+    </w:p>
+    <w:p>
+      <w:r>
+        <w:t>ToxiGuard applies the same preprocessing used during training to a new comment, transforms it with the saved TF-IDF vectorizer, and produces a toxic-class probability from the selected Logistic Regression classifier. The dashboard displays the prediction, probability, and review priority. It also supports CSV-based batch analysis.</w:t>
+      </w:r>
+    </w:p>
+    <w:p>
+      <w:pPr>
+        <w:pStyle w:val="Heading2"/>
+      </w:pPr>
+      <w:bookmarkStart w:id="17" w:name="_Toc242117831"/>
+      <w:r>
+        <w:t>4.4 Functional Requirements</w:t>
+      </w:r>
+      <w:bookmarkEnd w:id="17"/>
+    </w:p>
+    <w:p>
+      <w:pPr>
+        <w:keepNext/>
+        <w:jc w:val="center"/>
+      </w:pPr>
+      <w:bookmarkStart w:id="18" w:name="Table_4_1"/>
+      <w:r>
+        <w:rPr>
+          <w:i/>
+        </w:rPr>
+        <w:t>Table 4.1: Functional Requirements</w:t>
+      </w:r>
+      <w:bookmarkEnd w:id="18"/>
     </w:p>
     <w:tbl>
       <w:tblPr>
@@ -4393,9 +5800,8 @@
         <w:tblLook w:val="04A0" w:firstRow="1" w:lastRow="0" w:firstColumn="1" w:lastColumn="0" w:noHBand="0" w:noVBand="1"/>
       </w:tblPr>
       <w:tblGrid>
-        <w:gridCol w:w="1440"/>
-        <w:gridCol w:w="6264"/>
-        <w:gridCol w:w="936"/>
+        <w:gridCol w:w="2197"/>
+        <w:gridCol w:w="6443"/>
       </w:tblGrid>
       <w:tr>
         <w:trPr>
@@ -4404,7 +5810,7 @@
         </w:trPr>
         <w:tc>
           <w:tcPr>
-            <w:tcW w:w="1440" w:type="dxa"/>
+            <w:tcW w:w="2197" w:type="dxa"/>
             <w:tcBorders>
               <w:top w:val="single" w:sz="4" w:space="0" w:color="D9D9D9"/>
               <w:left w:val="single" w:sz="4" w:space="0" w:color="D9D9D9"/>
@@ -4429,13 +5835,13 @@
               <w:rPr>
                 <w:b/>
               </w:rPr>
-              <w:t>Fig No.</w:t>
+              <w:t>Requirement</w:t>
             </w:r>
           </w:p>
         </w:tc>
         <w:tc>
           <w:tcPr>
-            <w:tcW w:w="6264" w:type="dxa"/>
+            <w:tcW w:w="6443" w:type="dxa"/>
             <w:tcBorders>
               <w:top w:val="single" w:sz="4" w:space="0" w:color="D9D9D9"/>
               <w:left w:val="single" w:sz="4" w:space="0" w:color="D9D9D9"/>
@@ -4460,38 +5866,7 @@
               <w:rPr>
                 <w:b/>
               </w:rPr>
-              <w:t>Title</w:t>
-            </w:r>
-          </w:p>
-        </w:tc>
-        <w:tc>
-          <w:tcPr>
-            <w:tcW w:w="936" w:type="dxa"/>
-            <w:tcBorders>
-              <w:top w:val="single" w:sz="4" w:space="0" w:color="D9D9D9"/>
-              <w:left w:val="single" w:sz="4" w:space="0" w:color="D9D9D9"/>
-              <w:bottom w:val="single" w:sz="4" w:space="0" w:color="D9D9D9"/>
-              <w:right w:val="single" w:sz="4" w:space="0" w:color="D9D9D9"/>
-            </w:tcBorders>
-            <w:shd w:val="clear" w:color="auto" w:fill="F2F2F2"/>
-            <w:tcMar>
-              <w:top w:w="100" w:type="dxa"/>
-              <w:left w:w="110" w:type="dxa"/>
-              <w:bottom w:w="100" w:type="dxa"/>
-              <w:right w:w="110" w:type="dxa"/>
-            </w:tcMar>
-            <w:vAlign w:val="center"/>
-          </w:tcPr>
-          <w:p>
-            <w:pPr>
-              <w:spacing w:after="0"/>
-              <w:jc w:val="center"/>
-            </w:pPr>
-            <w:r>
-              <w:rPr>
-                <w:b/>
-              </w:rPr>
-              <w:t>Page No.</w:t>
+              <w:t>Implementation</w:t>
             </w:r>
           </w:p>
         </w:tc>
@@ -4503,7 +5878,7 @@
         </w:trPr>
         <w:tc>
           <w:tcPr>
-            <w:tcW w:w="1440" w:type="dxa"/>
+            <w:tcW w:w="2197" w:type="dxa"/>
             <w:tcBorders>
               <w:top w:val="single" w:sz="4" w:space="0" w:color="D9D9D9"/>
               <w:left w:val="single" w:sz="4" w:space="0" w:color="D9D9D9"/>
@@ -4524,13 +5899,13 @@
               <w:jc w:val="left"/>
             </w:pPr>
             <w:r>
-              <w:t>Fig 7.1</w:t>
+              <w:t>Input</w:t>
             </w:r>
           </w:p>
         </w:tc>
         <w:tc>
           <w:tcPr>
-            <w:tcW w:w="6264" w:type="dxa"/>
+            <w:tcW w:w="6443" w:type="dxa"/>
             <w:tcBorders>
               <w:top w:val="single" w:sz="4" w:space="0" w:color="D9D9D9"/>
               <w:left w:val="single" w:sz="4" w:space="0" w:color="D9D9D9"/>
@@ -4551,49 +5926,7 @@
               <w:jc w:val="left"/>
             </w:pPr>
             <w:r>
-              <w:t>DFD Level 0 — ToxiGuard Context</w:t>
-            </w:r>
-          </w:p>
-        </w:tc>
-        <w:tc>
-          <w:tcPr>
-            <w:tcW w:w="936" w:type="dxa"/>
-            <w:tcBorders>
-              <w:top w:val="single" w:sz="4" w:space="0" w:color="D9D9D9"/>
-              <w:left w:val="single" w:sz="4" w:space="0" w:color="D9D9D9"/>
-              <w:bottom w:val="single" w:sz="4" w:space="0" w:color="D9D9D9"/>
-              <w:right w:val="single" w:sz="4" w:space="0" w:color="D9D9D9"/>
-            </w:tcBorders>
-            <w:tcMar>
-              <w:top w:w="100" w:type="dxa"/>
-              <w:left w:w="110" w:type="dxa"/>
-              <w:bottom w:w="100" w:type="dxa"/>
-              <w:right w:w="110" w:type="dxa"/>
-            </w:tcMar>
-            <w:vAlign w:val="center"/>
-          </w:tcPr>
-          <w:p>
-            <w:pPr>
-              <w:spacing w:after="0"/>
-              <w:jc w:val="center"/>
-            </w:pPr>
-            <w:r>
-              <w:fldChar w:fldCharType="begin"/>
-            </w:r>
-            <w:r>
-              <w:instrText>PAGEREF Fig_7_1 \h</w:instrText>
-            </w:r>
-            <w:r>
-              <w:fldChar w:fldCharType="separate"/>
-            </w:r>
-            <w:r>
-              <w:rPr>
-                <w:noProof/>
-              </w:rPr>
-              <w:t>17</w:t>
-            </w:r>
-            <w:r>
-              <w:fldChar w:fldCharType="end"/>
+              <w:t>Accept one comment or a CSV batch in the dashboard</w:t>
             </w:r>
           </w:p>
         </w:tc>
@@ -4605,7 +5938,7 @@
         </w:trPr>
         <w:tc>
           <w:tcPr>
-            <w:tcW w:w="1440" w:type="dxa"/>
+            <w:tcW w:w="2197" w:type="dxa"/>
             <w:tcBorders>
               <w:top w:val="single" w:sz="4" w:space="0" w:color="D9D9D9"/>
               <w:left w:val="single" w:sz="4" w:space="0" w:color="D9D9D9"/>
@@ -4626,13 +5959,13 @@
               <w:jc w:val="left"/>
             </w:pPr>
             <w:r>
-              <w:t>Fig 7.2</w:t>
+              <w:t>Preparation</w:t>
             </w:r>
           </w:p>
         </w:tc>
         <w:tc>
           <w:tcPr>
-            <w:tcW w:w="6264" w:type="dxa"/>
+            <w:tcW w:w="6443" w:type="dxa"/>
             <w:tcBorders>
               <w:top w:val="single" w:sz="4" w:space="0" w:color="D9D9D9"/>
               <w:left w:val="single" w:sz="4" w:space="0" w:color="D9D9D9"/>
@@ -4653,49 +5986,7 @@
               <w:jc w:val="left"/>
             </w:pPr>
             <w:r>
-              <w:t>DFD Level 1 — Training and Prediction</w:t>
-            </w:r>
-          </w:p>
-        </w:tc>
-        <w:tc>
-          <w:tcPr>
-            <w:tcW w:w="936" w:type="dxa"/>
-            <w:tcBorders>
-              <w:top w:val="single" w:sz="4" w:space="0" w:color="D9D9D9"/>
-              <w:left w:val="single" w:sz="4" w:space="0" w:color="D9D9D9"/>
-              <w:bottom w:val="single" w:sz="4" w:space="0" w:color="D9D9D9"/>
-              <w:right w:val="single" w:sz="4" w:space="0" w:color="D9D9D9"/>
-            </w:tcBorders>
-            <w:tcMar>
-              <w:top w:w="100" w:type="dxa"/>
-              <w:left w:w="110" w:type="dxa"/>
-              <w:bottom w:w="100" w:type="dxa"/>
-              <w:right w:w="110" w:type="dxa"/>
-            </w:tcMar>
-            <w:vAlign w:val="center"/>
-          </w:tcPr>
-          <w:p>
-            <w:pPr>
-              <w:spacing w:after="0"/>
-              <w:jc w:val="center"/>
-            </w:pPr>
-            <w:r>
-              <w:fldChar w:fldCharType="begin"/>
-            </w:r>
-            <w:r>
-              <w:instrText>PAGEREF Fig_7_2 \h</w:instrText>
-            </w:r>
-            <w:r>
-              <w:fldChar w:fldCharType="separate"/>
-            </w:r>
-            <w:r>
-              <w:rPr>
-                <w:noProof/>
-              </w:rPr>
-              <w:t>18</w:t>
-            </w:r>
-            <w:r>
-              <w:fldChar w:fldCharType="end"/>
+              <w:t>Apply the same cleaning function to training and new text</w:t>
             </w:r>
           </w:p>
         </w:tc>
@@ -4707,7 +5998,7 @@
         </w:trPr>
         <w:tc>
           <w:tcPr>
-            <w:tcW w:w="1440" w:type="dxa"/>
+            <w:tcW w:w="2197" w:type="dxa"/>
             <w:tcBorders>
               <w:top w:val="single" w:sz="4" w:space="0" w:color="D9D9D9"/>
               <w:left w:val="single" w:sz="4" w:space="0" w:color="D9D9D9"/>
@@ -4728,13 +6019,13 @@
               <w:jc w:val="left"/>
             </w:pPr>
             <w:r>
-              <w:t>Fig 7.3</w:t>
+              <w:t>Prediction</w:t>
             </w:r>
           </w:p>
         </w:tc>
         <w:tc>
           <w:tcPr>
-            <w:tcW w:w="6264" w:type="dxa"/>
+            <w:tcW w:w="6443" w:type="dxa"/>
             <w:tcBorders>
               <w:top w:val="single" w:sz="4" w:space="0" w:color="D9D9D9"/>
               <w:left w:val="single" w:sz="4" w:space="0" w:color="D9D9D9"/>
@@ -4755,49 +6046,7 @@
               <w:jc w:val="left"/>
             </w:pPr>
             <w:r>
-              <w:t>Logical Entity Relationship Model</w:t>
-            </w:r>
-          </w:p>
-        </w:tc>
-        <w:tc>
-          <w:tcPr>
-            <w:tcW w:w="936" w:type="dxa"/>
-            <w:tcBorders>
-              <w:top w:val="single" w:sz="4" w:space="0" w:color="D9D9D9"/>
-              <w:left w:val="single" w:sz="4" w:space="0" w:color="D9D9D9"/>
-              <w:bottom w:val="single" w:sz="4" w:space="0" w:color="D9D9D9"/>
-              <w:right w:val="single" w:sz="4" w:space="0" w:color="D9D9D9"/>
-            </w:tcBorders>
-            <w:tcMar>
-              <w:top w:w="100" w:type="dxa"/>
-              <w:left w:w="110" w:type="dxa"/>
-              <w:bottom w:w="100" w:type="dxa"/>
-              <w:right w:w="110" w:type="dxa"/>
-            </w:tcMar>
-            <w:vAlign w:val="center"/>
-          </w:tcPr>
-          <w:p>
-            <w:pPr>
-              <w:spacing w:after="0"/>
-              <w:jc w:val="center"/>
-            </w:pPr>
-            <w:r>
-              <w:fldChar w:fldCharType="begin"/>
-            </w:r>
-            <w:r>
-              <w:instrText>PAGEREF Fig_7_3 \h</w:instrText>
-            </w:r>
-            <w:r>
-              <w:fldChar w:fldCharType="separate"/>
-            </w:r>
-            <w:r>
-              <w:rPr>
-                <w:noProof/>
-              </w:rPr>
-              <w:t>19</w:t>
-            </w:r>
-            <w:r>
-              <w:fldChar w:fldCharType="end"/>
+              <w:t>Return a binary class and toxic probability</w:t>
             </w:r>
           </w:p>
         </w:tc>
@@ -4809,7 +6058,7 @@
         </w:trPr>
         <w:tc>
           <w:tcPr>
-            <w:tcW w:w="1440" w:type="dxa"/>
+            <w:tcW w:w="2197" w:type="dxa"/>
             <w:tcBorders>
               <w:top w:val="single" w:sz="4" w:space="0" w:color="D9D9D9"/>
               <w:left w:val="single" w:sz="4" w:space="0" w:color="D9D9D9"/>
@@ -4830,13 +6079,13 @@
               <w:jc w:val="left"/>
             </w:pPr>
             <w:r>
-              <w:t>Fig 8.1</w:t>
+              <w:t>Evaluation</w:t>
             </w:r>
           </w:p>
         </w:tc>
         <w:tc>
           <w:tcPr>
-            <w:tcW w:w="6264" w:type="dxa"/>
+            <w:tcW w:w="6443" w:type="dxa"/>
             <w:tcBorders>
               <w:top w:val="single" w:sz="4" w:space="0" w:color="D9D9D9"/>
               <w:left w:val="single" w:sz="4" w:space="0" w:color="D9D9D9"/>
@@ -4857,49 +6106,7 @@
               <w:jc w:val="left"/>
             </w:pPr>
             <w:r>
-              <w:t>Streamlit Application Overview</w:t>
-            </w:r>
-          </w:p>
-        </w:tc>
-        <w:tc>
-          <w:tcPr>
-            <w:tcW w:w="936" w:type="dxa"/>
-            <w:tcBorders>
-              <w:top w:val="single" w:sz="4" w:space="0" w:color="D9D9D9"/>
-              <w:left w:val="single" w:sz="4" w:space="0" w:color="D9D9D9"/>
-              <w:bottom w:val="single" w:sz="4" w:space="0" w:color="D9D9D9"/>
-              <w:right w:val="single" w:sz="4" w:space="0" w:color="D9D9D9"/>
-            </w:tcBorders>
-            <w:tcMar>
-              <w:top w:w="100" w:type="dxa"/>
-              <w:left w:w="110" w:type="dxa"/>
-              <w:bottom w:w="100" w:type="dxa"/>
-              <w:right w:w="110" w:type="dxa"/>
-            </w:tcMar>
-            <w:vAlign w:val="center"/>
-          </w:tcPr>
-          <w:p>
-            <w:pPr>
-              <w:spacing w:after="0"/>
-              <w:jc w:val="center"/>
-            </w:pPr>
-            <w:r>
-              <w:fldChar w:fldCharType="begin"/>
-            </w:r>
-            <w:r>
-              <w:instrText>PAGEREF Fig_8_1 \h</w:instrText>
-            </w:r>
-            <w:r>
-              <w:fldChar w:fldCharType="separate"/>
-            </w:r>
-            <w:r>
-              <w:rPr>
-                <w:noProof/>
-              </w:rPr>
-              <w:t>21</w:t>
-            </w:r>
-            <w:r>
-              <w:fldChar w:fldCharType="end"/>
+              <w:t>Display model comparison and confusion matrix</w:t>
             </w:r>
           </w:p>
         </w:tc>
@@ -4911,7 +6118,7 @@
         </w:trPr>
         <w:tc>
           <w:tcPr>
-            <w:tcW w:w="1440" w:type="dxa"/>
+            <w:tcW w:w="2197" w:type="dxa"/>
             <w:tcBorders>
               <w:top w:val="single" w:sz="4" w:space="0" w:color="D9D9D9"/>
               <w:left w:val="single" w:sz="4" w:space="0" w:color="D9D9D9"/>
@@ -4932,13 +6139,13 @@
               <w:jc w:val="left"/>
             </w:pPr>
             <w:r>
-              <w:t>Fig 10.1</w:t>
+              <w:t>Export</w:t>
             </w:r>
           </w:p>
         </w:tc>
         <w:tc>
           <w:tcPr>
-            <w:tcW w:w="6264" w:type="dxa"/>
+            <w:tcW w:w="6443" w:type="dxa"/>
             <w:tcBorders>
               <w:top w:val="single" w:sz="4" w:space="0" w:color="D9D9D9"/>
               <w:left w:val="single" w:sz="4" w:space="0" w:color="D9D9D9"/>
@@ -4959,355 +6166,7 @@
               <w:jc w:val="left"/>
             </w:pPr>
             <w:r>
-              <w:t>Exploratory Data Analysis</w:t>
-            </w:r>
-          </w:p>
-        </w:tc>
-        <w:tc>
-          <w:tcPr>
-            <w:tcW w:w="936" w:type="dxa"/>
-            <w:tcBorders>
-              <w:top w:val="single" w:sz="4" w:space="0" w:color="D9D9D9"/>
-              <w:left w:val="single" w:sz="4" w:space="0" w:color="D9D9D9"/>
-              <w:bottom w:val="single" w:sz="4" w:space="0" w:color="D9D9D9"/>
-              <w:right w:val="single" w:sz="4" w:space="0" w:color="D9D9D9"/>
-            </w:tcBorders>
-            <w:tcMar>
-              <w:top w:w="100" w:type="dxa"/>
-              <w:left w:w="110" w:type="dxa"/>
-              <w:bottom w:w="100" w:type="dxa"/>
-              <w:right w:w="110" w:type="dxa"/>
-            </w:tcMar>
-            <w:vAlign w:val="center"/>
-          </w:tcPr>
-          <w:p>
-            <w:pPr>
-              <w:spacing w:after="0"/>
-              <w:jc w:val="center"/>
-            </w:pPr>
-            <w:r>
-              <w:fldChar w:fldCharType="begin"/>
-            </w:r>
-            <w:r>
-              <w:instrText>PAGEREF Fig_10_1 \h</w:instrText>
-            </w:r>
-            <w:r>
-              <w:fldChar w:fldCharType="separate"/>
-            </w:r>
-            <w:r>
-              <w:rPr>
-                <w:noProof/>
-              </w:rPr>
-              <w:t>23</w:t>
-            </w:r>
-            <w:r>
-              <w:fldChar w:fldCharType="end"/>
-            </w:r>
-          </w:p>
-        </w:tc>
-      </w:tr>
-      <w:tr>
-        <w:trPr>
-          <w:cantSplit/>
-          <w:jc w:val="center"/>
-        </w:trPr>
-        <w:tc>
-          <w:tcPr>
-            <w:tcW w:w="1440" w:type="dxa"/>
-            <w:tcBorders>
-              <w:top w:val="single" w:sz="4" w:space="0" w:color="D9D9D9"/>
-              <w:left w:val="single" w:sz="4" w:space="0" w:color="D9D9D9"/>
-              <w:bottom w:val="single" w:sz="4" w:space="0" w:color="D9D9D9"/>
-              <w:right w:val="single" w:sz="4" w:space="0" w:color="D9D9D9"/>
-            </w:tcBorders>
-            <w:tcMar>
-              <w:top w:w="100" w:type="dxa"/>
-              <w:left w:w="110" w:type="dxa"/>
-              <w:bottom w:w="100" w:type="dxa"/>
-              <w:right w:w="110" w:type="dxa"/>
-            </w:tcMar>
-            <w:vAlign w:val="center"/>
-          </w:tcPr>
-          <w:p>
-            <w:pPr>
-              <w:spacing w:after="0"/>
-              <w:jc w:val="left"/>
-            </w:pPr>
-            <w:r>
-              <w:t>Fig 10.2</w:t>
-            </w:r>
-          </w:p>
-        </w:tc>
-        <w:tc>
-          <w:tcPr>
-            <w:tcW w:w="6264" w:type="dxa"/>
-            <w:tcBorders>
-              <w:top w:val="single" w:sz="4" w:space="0" w:color="D9D9D9"/>
-              <w:left w:val="single" w:sz="4" w:space="0" w:color="D9D9D9"/>
-              <w:bottom w:val="single" w:sz="4" w:space="0" w:color="D9D9D9"/>
-              <w:right w:val="single" w:sz="4" w:space="0" w:color="D9D9D9"/>
-            </w:tcBorders>
-            <w:tcMar>
-              <w:top w:w="100" w:type="dxa"/>
-              <w:left w:w="110" w:type="dxa"/>
-              <w:bottom w:w="100" w:type="dxa"/>
-              <w:right w:w="110" w:type="dxa"/>
-            </w:tcMar>
-            <w:vAlign w:val="center"/>
-          </w:tcPr>
-          <w:p>
-            <w:pPr>
-              <w:spacing w:after="0"/>
-              <w:jc w:val="left"/>
-            </w:pPr>
-            <w:r>
-              <w:t>Comparison of Classifier Performance</w:t>
-            </w:r>
-          </w:p>
-        </w:tc>
-        <w:tc>
-          <w:tcPr>
-            <w:tcW w:w="936" w:type="dxa"/>
-            <w:tcBorders>
-              <w:top w:val="single" w:sz="4" w:space="0" w:color="D9D9D9"/>
-              <w:left w:val="single" w:sz="4" w:space="0" w:color="D9D9D9"/>
-              <w:bottom w:val="single" w:sz="4" w:space="0" w:color="D9D9D9"/>
-              <w:right w:val="single" w:sz="4" w:space="0" w:color="D9D9D9"/>
-            </w:tcBorders>
-            <w:tcMar>
-              <w:top w:w="100" w:type="dxa"/>
-              <w:left w:w="110" w:type="dxa"/>
-              <w:bottom w:w="100" w:type="dxa"/>
-              <w:right w:w="110" w:type="dxa"/>
-            </w:tcMar>
-            <w:vAlign w:val="center"/>
-          </w:tcPr>
-          <w:p>
-            <w:pPr>
-              <w:spacing w:after="0"/>
-              <w:jc w:val="center"/>
-            </w:pPr>
-            <w:r>
-              <w:fldChar w:fldCharType="begin"/>
-            </w:r>
-            <w:r>
-              <w:instrText>PAGEREF Fig_10_2 \h</w:instrText>
-            </w:r>
-            <w:r>
-              <w:fldChar w:fldCharType="separate"/>
-            </w:r>
-            <w:r>
-              <w:rPr>
-                <w:noProof/>
-              </w:rPr>
-              <w:t>25</w:t>
-            </w:r>
-            <w:r>
-              <w:fldChar w:fldCharType="end"/>
-            </w:r>
-          </w:p>
-        </w:tc>
-      </w:tr>
-      <w:tr>
-        <w:trPr>
-          <w:cantSplit/>
-          <w:jc w:val="center"/>
-        </w:trPr>
-        <w:tc>
-          <w:tcPr>
-            <w:tcW w:w="1440" w:type="dxa"/>
-            <w:tcBorders>
-              <w:top w:val="single" w:sz="4" w:space="0" w:color="D9D9D9"/>
-              <w:left w:val="single" w:sz="4" w:space="0" w:color="D9D9D9"/>
-              <w:bottom w:val="single" w:sz="4" w:space="0" w:color="D9D9D9"/>
-              <w:right w:val="single" w:sz="4" w:space="0" w:color="D9D9D9"/>
-            </w:tcBorders>
-            <w:tcMar>
-              <w:top w:w="100" w:type="dxa"/>
-              <w:left w:w="110" w:type="dxa"/>
-              <w:bottom w:w="100" w:type="dxa"/>
-              <w:right w:w="110" w:type="dxa"/>
-            </w:tcMar>
-            <w:vAlign w:val="center"/>
-          </w:tcPr>
-          <w:p>
-            <w:pPr>
-              <w:spacing w:after="0"/>
-              <w:jc w:val="left"/>
-            </w:pPr>
-            <w:r>
-              <w:t>Fig 10.3</w:t>
-            </w:r>
-          </w:p>
-        </w:tc>
-        <w:tc>
-          <w:tcPr>
-            <w:tcW w:w="6264" w:type="dxa"/>
-            <w:tcBorders>
-              <w:top w:val="single" w:sz="4" w:space="0" w:color="D9D9D9"/>
-              <w:left w:val="single" w:sz="4" w:space="0" w:color="D9D9D9"/>
-              <w:bottom w:val="single" w:sz="4" w:space="0" w:color="D9D9D9"/>
-              <w:right w:val="single" w:sz="4" w:space="0" w:color="D9D9D9"/>
-            </w:tcBorders>
-            <w:tcMar>
-              <w:top w:w="100" w:type="dxa"/>
-              <w:left w:w="110" w:type="dxa"/>
-              <w:bottom w:w="100" w:type="dxa"/>
-              <w:right w:w="110" w:type="dxa"/>
-            </w:tcMar>
-            <w:vAlign w:val="center"/>
-          </w:tcPr>
-          <w:p>
-            <w:pPr>
-              <w:spacing w:after="0"/>
-              <w:jc w:val="left"/>
-            </w:pPr>
-            <w:r>
-              <w:t>Logistic Regression Confusion Matrix</w:t>
-            </w:r>
-          </w:p>
-        </w:tc>
-        <w:tc>
-          <w:tcPr>
-            <w:tcW w:w="936" w:type="dxa"/>
-            <w:tcBorders>
-              <w:top w:val="single" w:sz="4" w:space="0" w:color="D9D9D9"/>
-              <w:left w:val="single" w:sz="4" w:space="0" w:color="D9D9D9"/>
-              <w:bottom w:val="single" w:sz="4" w:space="0" w:color="D9D9D9"/>
-              <w:right w:val="single" w:sz="4" w:space="0" w:color="D9D9D9"/>
-            </w:tcBorders>
-            <w:tcMar>
-              <w:top w:w="100" w:type="dxa"/>
-              <w:left w:w="110" w:type="dxa"/>
-              <w:bottom w:w="100" w:type="dxa"/>
-              <w:right w:w="110" w:type="dxa"/>
-            </w:tcMar>
-            <w:vAlign w:val="center"/>
-          </w:tcPr>
-          <w:p>
-            <w:pPr>
-              <w:spacing w:after="0"/>
-              <w:jc w:val="center"/>
-            </w:pPr>
-            <w:r>
-              <w:fldChar w:fldCharType="begin"/>
-            </w:r>
-            <w:r>
-              <w:instrText>PAGEREF Fig_10_3 \h</w:instrText>
-            </w:r>
-            <w:r>
-              <w:fldChar w:fldCharType="separate"/>
-            </w:r>
-            <w:r>
-              <w:rPr>
-                <w:noProof/>
-              </w:rPr>
-              <w:t>26</w:t>
-            </w:r>
-            <w:r>
-              <w:fldChar w:fldCharType="end"/>
-            </w:r>
-          </w:p>
-        </w:tc>
-      </w:tr>
-      <w:tr>
-        <w:trPr>
-          <w:cantSplit/>
-          <w:jc w:val="center"/>
-        </w:trPr>
-        <w:tc>
-          <w:tcPr>
-            <w:tcW w:w="1440" w:type="dxa"/>
-            <w:tcBorders>
-              <w:top w:val="single" w:sz="4" w:space="0" w:color="D9D9D9"/>
-              <w:left w:val="single" w:sz="4" w:space="0" w:color="D9D9D9"/>
-              <w:bottom w:val="single" w:sz="4" w:space="0" w:color="D9D9D9"/>
-              <w:right w:val="single" w:sz="4" w:space="0" w:color="D9D9D9"/>
-            </w:tcBorders>
-            <w:tcMar>
-              <w:top w:w="100" w:type="dxa"/>
-              <w:left w:w="110" w:type="dxa"/>
-              <w:bottom w:w="100" w:type="dxa"/>
-              <w:right w:w="110" w:type="dxa"/>
-            </w:tcMar>
-            <w:vAlign w:val="center"/>
-          </w:tcPr>
-          <w:p>
-            <w:pPr>
-              <w:spacing w:after="0"/>
-              <w:jc w:val="left"/>
-            </w:pPr>
-            <w:r>
-              <w:t>Fig 10.4</w:t>
-            </w:r>
-          </w:p>
-        </w:tc>
-        <w:tc>
-          <w:tcPr>
-            <w:tcW w:w="6264" w:type="dxa"/>
-            <w:tcBorders>
-              <w:top w:val="single" w:sz="4" w:space="0" w:color="D9D9D9"/>
-              <w:left w:val="single" w:sz="4" w:space="0" w:color="D9D9D9"/>
-              <w:bottom w:val="single" w:sz="4" w:space="0" w:color="D9D9D9"/>
-              <w:right w:val="single" w:sz="4" w:space="0" w:color="D9D9D9"/>
-            </w:tcBorders>
-            <w:tcMar>
-              <w:top w:w="100" w:type="dxa"/>
-              <w:left w:w="110" w:type="dxa"/>
-              <w:bottom w:w="100" w:type="dxa"/>
-              <w:right w:w="110" w:type="dxa"/>
-            </w:tcMar>
-            <w:vAlign w:val="center"/>
-          </w:tcPr>
-          <w:p>
-            <w:pPr>
-              <w:spacing w:after="0"/>
-              <w:jc w:val="left"/>
-            </w:pPr>
-            <w:r>
-              <w:t>Single-Comment Prediction Output</w:t>
-            </w:r>
-          </w:p>
-        </w:tc>
-        <w:tc>
-          <w:tcPr>
-            <w:tcW w:w="936" w:type="dxa"/>
-            <w:tcBorders>
-              <w:top w:val="single" w:sz="4" w:space="0" w:color="D9D9D9"/>
-              <w:left w:val="single" w:sz="4" w:space="0" w:color="D9D9D9"/>
-              <w:bottom w:val="single" w:sz="4" w:space="0" w:color="D9D9D9"/>
-              <w:right w:val="single" w:sz="4" w:space="0" w:color="D9D9D9"/>
-            </w:tcBorders>
-            <w:tcMar>
-              <w:top w:w="100" w:type="dxa"/>
-              <w:left w:w="110" w:type="dxa"/>
-              <w:bottom w:w="100" w:type="dxa"/>
-              <w:right w:w="110" w:type="dxa"/>
-            </w:tcMar>
-            <w:vAlign w:val="center"/>
-          </w:tcPr>
-          <w:p>
-            <w:pPr>
-              <w:spacing w:after="0"/>
-              <w:jc w:val="center"/>
-            </w:pPr>
-            <w:r>
-              <w:fldChar w:fldCharType="begin"/>
-            </w:r>
-            <w:r>
-              <w:instrText>PAGEREF Fig_10_4 \h</w:instrText>
-            </w:r>
-            <w:r>
-              <w:fldChar w:fldCharType="separate"/>
-            </w:r>
-            <w:r>
-              <w:rPr>
-                <w:noProof/>
-              </w:rPr>
-              <w:t>27</w:t>
-            </w:r>
-            <w:r>
-              <w:fldChar w:fldCharType="end"/>
+              <w:t>Save test predictions and allow batch download</w:t>
             </w:r>
           </w:p>
         </w:tc>
@@ -5319,1237 +6178,80 @@
       </w:pPr>
     </w:p>
     <w:p>
+      <w:pPr>
+        <w:pStyle w:val="Heading2"/>
+      </w:pPr>
+      <w:bookmarkStart w:id="19" w:name="_Toc242117832"/>
+      <w:r>
+        <w:lastRenderedPageBreak/>
+        <w:t>4.5 Non-Functional Requirements</w:t>
+      </w:r>
+      <w:bookmarkEnd w:id="19"/>
+    </w:p>
+    <w:p>
+      <w:r>
+        <w:t>The interface should be legible and usable on a normal laptop. Training results should be reproducible from the documented CSV and fixed random seed. The application should load the same vectorizer and selected model that were saved by training. Predictions are decision support and should be accompanied by a human-review warning.</w:t>
+      </w:r>
+    </w:p>
+    <w:p>
+      <w:pPr>
+        <w:pStyle w:val="Heading2"/>
+      </w:pPr>
+      <w:bookmarkStart w:id="20" w:name="_Toc242117833"/>
+      <w:r>
+        <w:t>4.6 Hardware and Software Requirements</w:t>
+      </w:r>
+      <w:bookmarkEnd w:id="20"/>
+    </w:p>
+    <w:p>
+      <w:r>
+        <w:t>A standard Windows laptop with Python 3 and enough free storage for the CSV, model files, and generated charts is sufficient. The project requirements list Streamlit, pandas, NumPy, scikit-learn, joblib, matplotlib, seaborn, Jupyter, and ReportLab. The dashboard is launched with python -m streamlit run app.py from the ToxiGuard directory.</w:t>
+      </w:r>
+    </w:p>
+    <w:p>
+      <w:pPr>
+        <w:pStyle w:val="Heading2"/>
+      </w:pPr>
+      <w:bookmarkStart w:id="21" w:name="_Toc242117834"/>
+      <w:r>
+        <w:t>4.7 System Boundaries</w:t>
+      </w:r>
+      <w:bookmarkEnd w:id="21"/>
+    </w:p>
+    <w:p>
+      <w:r>
+        <w:t>The model learns from labelled Wikipedia comments rather than every social platform. Sarcasm, quotations, identity terms, code switching, and changing slang can produce errors. The reported test metrics describe performance on the selected held-out dataset, not guaranteed performance in deployment.</w:t>
+      </w:r>
+    </w:p>
+    <w:p>
       <w:r>
         <w:br w:type="page"/>
       </w:r>
     </w:p>
     <w:p>
       <w:pPr>
-        <w:spacing w:after="360"/>
-        <w:jc w:val="left"/>
-      </w:pPr>
-      <w:r>
-        <w:rPr>
-          <w:b/>
-          <w:sz w:val="32"/>
-        </w:rPr>
+        <w:pStyle w:val="Heading1"/>
+      </w:pPr>
+      <w:bookmarkStart w:id="22" w:name="_Toc242117835"/>
+      <w:r>
         <w:lastRenderedPageBreak/>
-        <w:t>LIST OF TABLES</w:t>
-      </w:r>
-    </w:p>
-    <w:tbl>
-      <w:tblPr>
-        <w:tblW w:w="0" w:type="auto"/>
-        <w:jc w:val="center"/>
-        <w:tblLayout w:type="fixed"/>
-        <w:tblLook w:val="04A0" w:firstRow="1" w:lastRow="0" w:firstColumn="1" w:lastColumn="0" w:noHBand="0" w:noVBand="1"/>
-      </w:tblPr>
-      <w:tblGrid>
-        <w:gridCol w:w="1440"/>
-        <w:gridCol w:w="6264"/>
-        <w:gridCol w:w="936"/>
-      </w:tblGrid>
-      <w:tr>
-        <w:trPr>
-          <w:tblHeader/>
-          <w:jc w:val="center"/>
-        </w:trPr>
-        <w:tc>
-          <w:tcPr>
-            <w:tcW w:w="1440" w:type="dxa"/>
-            <w:tcBorders>
-              <w:top w:val="single" w:sz="4" w:space="0" w:color="D9D9D9"/>
-              <w:left w:val="single" w:sz="4" w:space="0" w:color="D9D9D9"/>
-              <w:bottom w:val="single" w:sz="4" w:space="0" w:color="D9D9D9"/>
-              <w:right w:val="single" w:sz="4" w:space="0" w:color="D9D9D9"/>
-            </w:tcBorders>
-            <w:shd w:val="clear" w:color="auto" w:fill="F2F2F2"/>
-            <w:tcMar>
-              <w:top w:w="100" w:type="dxa"/>
-              <w:left w:w="110" w:type="dxa"/>
-              <w:bottom w:w="100" w:type="dxa"/>
-              <w:right w:w="110" w:type="dxa"/>
-            </w:tcMar>
-            <w:vAlign w:val="center"/>
-          </w:tcPr>
-          <w:p>
-            <w:pPr>
-              <w:spacing w:after="0"/>
-              <w:jc w:val="center"/>
-            </w:pPr>
-            <w:r>
-              <w:rPr>
-                <w:b/>
-              </w:rPr>
-              <w:t>Table No.</w:t>
-            </w:r>
-          </w:p>
-        </w:tc>
-        <w:tc>
-          <w:tcPr>
-            <w:tcW w:w="6264" w:type="dxa"/>
-            <w:tcBorders>
-              <w:top w:val="single" w:sz="4" w:space="0" w:color="D9D9D9"/>
-              <w:left w:val="single" w:sz="4" w:space="0" w:color="D9D9D9"/>
-              <w:bottom w:val="single" w:sz="4" w:space="0" w:color="D9D9D9"/>
-              <w:right w:val="single" w:sz="4" w:space="0" w:color="D9D9D9"/>
-            </w:tcBorders>
-            <w:shd w:val="clear" w:color="auto" w:fill="F2F2F2"/>
-            <w:tcMar>
-              <w:top w:w="100" w:type="dxa"/>
-              <w:left w:w="110" w:type="dxa"/>
-              <w:bottom w:w="100" w:type="dxa"/>
-              <w:right w:w="110" w:type="dxa"/>
-            </w:tcMar>
-            <w:vAlign w:val="center"/>
-          </w:tcPr>
-          <w:p>
-            <w:pPr>
-              <w:spacing w:after="0"/>
-              <w:jc w:val="center"/>
-            </w:pPr>
-            <w:r>
-              <w:rPr>
-                <w:b/>
-              </w:rPr>
-              <w:t>Title</w:t>
-            </w:r>
-          </w:p>
-        </w:tc>
-        <w:tc>
-          <w:tcPr>
-            <w:tcW w:w="936" w:type="dxa"/>
-            <w:tcBorders>
-              <w:top w:val="single" w:sz="4" w:space="0" w:color="D9D9D9"/>
-              <w:left w:val="single" w:sz="4" w:space="0" w:color="D9D9D9"/>
-              <w:bottom w:val="single" w:sz="4" w:space="0" w:color="D9D9D9"/>
-              <w:right w:val="single" w:sz="4" w:space="0" w:color="D9D9D9"/>
-            </w:tcBorders>
-            <w:shd w:val="clear" w:color="auto" w:fill="F2F2F2"/>
-            <w:tcMar>
-              <w:top w:w="100" w:type="dxa"/>
-              <w:left w:w="110" w:type="dxa"/>
-              <w:bottom w:w="100" w:type="dxa"/>
-              <w:right w:w="110" w:type="dxa"/>
-            </w:tcMar>
-            <w:vAlign w:val="center"/>
-          </w:tcPr>
-          <w:p>
-            <w:pPr>
-              <w:spacing w:after="0"/>
-              <w:jc w:val="center"/>
-            </w:pPr>
-            <w:r>
-              <w:rPr>
-                <w:b/>
-              </w:rPr>
-              <w:t>Page No.</w:t>
-            </w:r>
-          </w:p>
-        </w:tc>
-      </w:tr>
-      <w:tr>
-        <w:trPr>
-          <w:cantSplit/>
-          <w:jc w:val="center"/>
-        </w:trPr>
-        <w:tc>
-          <w:tcPr>
-            <w:tcW w:w="1440" w:type="dxa"/>
-            <w:tcBorders>
-              <w:top w:val="single" w:sz="4" w:space="0" w:color="D9D9D9"/>
-              <w:left w:val="single" w:sz="4" w:space="0" w:color="D9D9D9"/>
-              <w:bottom w:val="single" w:sz="4" w:space="0" w:color="D9D9D9"/>
-              <w:right w:val="single" w:sz="4" w:space="0" w:color="D9D9D9"/>
-            </w:tcBorders>
-            <w:tcMar>
-              <w:top w:w="100" w:type="dxa"/>
-              <w:left w:w="110" w:type="dxa"/>
-              <w:bottom w:w="100" w:type="dxa"/>
-              <w:right w:w="110" w:type="dxa"/>
-            </w:tcMar>
-            <w:vAlign w:val="center"/>
-          </w:tcPr>
-          <w:p>
-            <w:pPr>
-              <w:spacing w:after="0"/>
-              <w:jc w:val="left"/>
-            </w:pPr>
-            <w:r>
-              <w:t>Table 5.1</w:t>
-            </w:r>
-          </w:p>
-        </w:tc>
-        <w:tc>
-          <w:tcPr>
-            <w:tcW w:w="6264" w:type="dxa"/>
-            <w:tcBorders>
-              <w:top w:val="single" w:sz="4" w:space="0" w:color="D9D9D9"/>
-              <w:left w:val="single" w:sz="4" w:space="0" w:color="D9D9D9"/>
-              <w:bottom w:val="single" w:sz="4" w:space="0" w:color="D9D9D9"/>
-              <w:right w:val="single" w:sz="4" w:space="0" w:color="D9D9D9"/>
-            </w:tcBorders>
-            <w:tcMar>
-              <w:top w:w="100" w:type="dxa"/>
-              <w:left w:w="110" w:type="dxa"/>
-              <w:bottom w:w="100" w:type="dxa"/>
-              <w:right w:w="110" w:type="dxa"/>
-            </w:tcMar>
-            <w:vAlign w:val="center"/>
-          </w:tcPr>
-          <w:p>
-            <w:pPr>
-              <w:spacing w:after="0"/>
-              <w:jc w:val="left"/>
-            </w:pPr>
-            <w:r>
-              <w:t>Technologies and Tools Used</w:t>
-            </w:r>
-          </w:p>
-        </w:tc>
-        <w:tc>
-          <w:tcPr>
-            <w:tcW w:w="936" w:type="dxa"/>
-            <w:tcBorders>
-              <w:top w:val="single" w:sz="4" w:space="0" w:color="D9D9D9"/>
-              <w:left w:val="single" w:sz="4" w:space="0" w:color="D9D9D9"/>
-              <w:bottom w:val="single" w:sz="4" w:space="0" w:color="D9D9D9"/>
-              <w:right w:val="single" w:sz="4" w:space="0" w:color="D9D9D9"/>
-            </w:tcBorders>
-            <w:tcMar>
-              <w:top w:w="100" w:type="dxa"/>
-              <w:left w:w="110" w:type="dxa"/>
-              <w:bottom w:w="100" w:type="dxa"/>
-              <w:right w:w="110" w:type="dxa"/>
-            </w:tcMar>
-            <w:vAlign w:val="center"/>
-          </w:tcPr>
-          <w:p>
-            <w:pPr>
-              <w:spacing w:after="0"/>
-              <w:jc w:val="center"/>
-            </w:pPr>
-            <w:r>
-              <w:fldChar w:fldCharType="begin"/>
-            </w:r>
-            <w:r>
-              <w:instrText>PAGEREF Table_5_1 \h</w:instrText>
-            </w:r>
-            <w:r>
-              <w:fldChar w:fldCharType="separate"/>
-            </w:r>
-            <w:r>
-              <w:rPr>
-                <w:noProof/>
-              </w:rPr>
-              <w:t>15</w:t>
-            </w:r>
-            <w:r>
-              <w:fldChar w:fldCharType="end"/>
-            </w:r>
-          </w:p>
-        </w:tc>
-      </w:tr>
-      <w:tr>
-        <w:trPr>
-          <w:cantSplit/>
-          <w:jc w:val="center"/>
-        </w:trPr>
-        <w:tc>
-          <w:tcPr>
-            <w:tcW w:w="1440" w:type="dxa"/>
-            <w:tcBorders>
-              <w:top w:val="single" w:sz="4" w:space="0" w:color="D9D9D9"/>
-              <w:left w:val="single" w:sz="4" w:space="0" w:color="D9D9D9"/>
-              <w:bottom w:val="single" w:sz="4" w:space="0" w:color="D9D9D9"/>
-              <w:right w:val="single" w:sz="4" w:space="0" w:color="D9D9D9"/>
-            </w:tcBorders>
-            <w:tcMar>
-              <w:top w:w="100" w:type="dxa"/>
-              <w:left w:w="110" w:type="dxa"/>
-              <w:bottom w:w="100" w:type="dxa"/>
-              <w:right w:w="110" w:type="dxa"/>
-            </w:tcMar>
-            <w:vAlign w:val="center"/>
-          </w:tcPr>
-          <w:p>
-            <w:pPr>
-              <w:spacing w:after="0"/>
-              <w:jc w:val="left"/>
-            </w:pPr>
-            <w:r>
-              <w:t>Table 6.1</w:t>
-            </w:r>
-          </w:p>
-        </w:tc>
-        <w:tc>
-          <w:tcPr>
-            <w:tcW w:w="6264" w:type="dxa"/>
-            <w:tcBorders>
-              <w:top w:val="single" w:sz="4" w:space="0" w:color="D9D9D9"/>
-              <w:left w:val="single" w:sz="4" w:space="0" w:color="D9D9D9"/>
-              <w:bottom w:val="single" w:sz="4" w:space="0" w:color="D9D9D9"/>
-              <w:right w:val="single" w:sz="4" w:space="0" w:color="D9D9D9"/>
-            </w:tcBorders>
-            <w:tcMar>
-              <w:top w:w="100" w:type="dxa"/>
-              <w:left w:w="110" w:type="dxa"/>
-              <w:bottom w:w="100" w:type="dxa"/>
-              <w:right w:w="110" w:type="dxa"/>
-            </w:tcMar>
-            <w:vAlign w:val="center"/>
-          </w:tcPr>
-          <w:p>
-            <w:pPr>
-              <w:spacing w:after="0"/>
-              <w:jc w:val="left"/>
-            </w:pPr>
-            <w:r>
-              <w:t>Functional Requirements</w:t>
-            </w:r>
-          </w:p>
-        </w:tc>
-        <w:tc>
-          <w:tcPr>
-            <w:tcW w:w="936" w:type="dxa"/>
-            <w:tcBorders>
-              <w:top w:val="single" w:sz="4" w:space="0" w:color="D9D9D9"/>
-              <w:left w:val="single" w:sz="4" w:space="0" w:color="D9D9D9"/>
-              <w:bottom w:val="single" w:sz="4" w:space="0" w:color="D9D9D9"/>
-              <w:right w:val="single" w:sz="4" w:space="0" w:color="D9D9D9"/>
-            </w:tcBorders>
-            <w:tcMar>
-              <w:top w:w="100" w:type="dxa"/>
-              <w:left w:w="110" w:type="dxa"/>
-              <w:bottom w:w="100" w:type="dxa"/>
-              <w:right w:w="110" w:type="dxa"/>
-            </w:tcMar>
-            <w:vAlign w:val="center"/>
-          </w:tcPr>
-          <w:p>
-            <w:pPr>
-              <w:spacing w:after="0"/>
-              <w:jc w:val="center"/>
-            </w:pPr>
-            <w:r>
-              <w:fldChar w:fldCharType="begin"/>
-            </w:r>
-            <w:r>
-              <w:instrText>PAGEREF Table_6_1 \h</w:instrText>
-            </w:r>
-            <w:r>
-              <w:fldChar w:fldCharType="separate"/>
-            </w:r>
-            <w:r>
-              <w:rPr>
-                <w:noProof/>
-              </w:rPr>
-              <w:t>16</w:t>
-            </w:r>
-            <w:r>
-              <w:fldChar w:fldCharType="end"/>
-            </w:r>
-          </w:p>
-        </w:tc>
-      </w:tr>
-      <w:tr>
-        <w:trPr>
-          <w:cantSplit/>
-          <w:jc w:val="center"/>
-        </w:trPr>
-        <w:tc>
-          <w:tcPr>
-            <w:tcW w:w="1440" w:type="dxa"/>
-            <w:tcBorders>
-              <w:top w:val="single" w:sz="4" w:space="0" w:color="D9D9D9"/>
-              <w:left w:val="single" w:sz="4" w:space="0" w:color="D9D9D9"/>
-              <w:bottom w:val="single" w:sz="4" w:space="0" w:color="D9D9D9"/>
-              <w:right w:val="single" w:sz="4" w:space="0" w:color="D9D9D9"/>
-            </w:tcBorders>
-            <w:tcMar>
-              <w:top w:w="100" w:type="dxa"/>
-              <w:left w:w="110" w:type="dxa"/>
-              <w:bottom w:w="100" w:type="dxa"/>
-              <w:right w:w="110" w:type="dxa"/>
-            </w:tcMar>
-            <w:vAlign w:val="center"/>
-          </w:tcPr>
-          <w:p>
-            <w:pPr>
-              <w:spacing w:after="0"/>
-              <w:jc w:val="left"/>
-            </w:pPr>
-            <w:r>
-              <w:t>Table 8.1</w:t>
-            </w:r>
-          </w:p>
-        </w:tc>
-        <w:tc>
-          <w:tcPr>
-            <w:tcW w:w="6264" w:type="dxa"/>
-            <w:tcBorders>
-              <w:top w:val="single" w:sz="4" w:space="0" w:color="D9D9D9"/>
-              <w:left w:val="single" w:sz="4" w:space="0" w:color="D9D9D9"/>
-              <w:bottom w:val="single" w:sz="4" w:space="0" w:color="D9D9D9"/>
-              <w:right w:val="single" w:sz="4" w:space="0" w:color="D9D9D9"/>
-            </w:tcBorders>
-            <w:tcMar>
-              <w:top w:w="100" w:type="dxa"/>
-              <w:left w:w="110" w:type="dxa"/>
-              <w:bottom w:w="100" w:type="dxa"/>
-              <w:right w:w="110" w:type="dxa"/>
-            </w:tcMar>
-            <w:vAlign w:val="center"/>
-          </w:tcPr>
-          <w:p>
-            <w:pPr>
-              <w:spacing w:after="0"/>
-              <w:jc w:val="left"/>
-            </w:pPr>
-            <w:r>
-              <w:t>Main Project Modules</w:t>
-            </w:r>
-          </w:p>
-        </w:tc>
-        <w:tc>
-          <w:tcPr>
-            <w:tcW w:w="936" w:type="dxa"/>
-            <w:tcBorders>
-              <w:top w:val="single" w:sz="4" w:space="0" w:color="D9D9D9"/>
-              <w:left w:val="single" w:sz="4" w:space="0" w:color="D9D9D9"/>
-              <w:bottom w:val="single" w:sz="4" w:space="0" w:color="D9D9D9"/>
-              <w:right w:val="single" w:sz="4" w:space="0" w:color="D9D9D9"/>
-            </w:tcBorders>
-            <w:tcMar>
-              <w:top w:w="100" w:type="dxa"/>
-              <w:left w:w="110" w:type="dxa"/>
-              <w:bottom w:w="100" w:type="dxa"/>
-              <w:right w:w="110" w:type="dxa"/>
-            </w:tcMar>
-            <w:vAlign w:val="center"/>
-          </w:tcPr>
-          <w:p>
-            <w:pPr>
-              <w:spacing w:after="0"/>
-              <w:jc w:val="center"/>
-            </w:pPr>
-            <w:r>
-              <w:fldChar w:fldCharType="begin"/>
-            </w:r>
-            <w:r>
-              <w:instrText>PAGEREF Table_8_1 \h</w:instrText>
-            </w:r>
-            <w:r>
-              <w:fldChar w:fldCharType="separate"/>
-            </w:r>
-            <w:r>
-              <w:rPr>
-                <w:noProof/>
-              </w:rPr>
-              <w:t>20</w:t>
-            </w:r>
-            <w:r>
-              <w:fldChar w:fldCharType="end"/>
-            </w:r>
-          </w:p>
-        </w:tc>
-      </w:tr>
-      <w:tr>
-        <w:trPr>
-          <w:cantSplit/>
-          <w:jc w:val="center"/>
-        </w:trPr>
-        <w:tc>
-          <w:tcPr>
-            <w:tcW w:w="1440" w:type="dxa"/>
-            <w:tcBorders>
-              <w:top w:val="single" w:sz="4" w:space="0" w:color="D9D9D9"/>
-              <w:left w:val="single" w:sz="4" w:space="0" w:color="D9D9D9"/>
-              <w:bottom w:val="single" w:sz="4" w:space="0" w:color="D9D9D9"/>
-              <w:right w:val="single" w:sz="4" w:space="0" w:color="D9D9D9"/>
-            </w:tcBorders>
-            <w:tcMar>
-              <w:top w:w="100" w:type="dxa"/>
-              <w:left w:w="110" w:type="dxa"/>
-              <w:bottom w:w="100" w:type="dxa"/>
-              <w:right w:w="110" w:type="dxa"/>
-            </w:tcMar>
-            <w:vAlign w:val="center"/>
-          </w:tcPr>
-          <w:p>
-            <w:pPr>
-              <w:spacing w:after="0"/>
-              <w:jc w:val="left"/>
-            </w:pPr>
-            <w:r>
-              <w:t>Table 9.1</w:t>
-            </w:r>
-          </w:p>
-        </w:tc>
-        <w:tc>
-          <w:tcPr>
-            <w:tcW w:w="6264" w:type="dxa"/>
-            <w:tcBorders>
-              <w:top w:val="single" w:sz="4" w:space="0" w:color="D9D9D9"/>
-              <w:left w:val="single" w:sz="4" w:space="0" w:color="D9D9D9"/>
-              <w:bottom w:val="single" w:sz="4" w:space="0" w:color="D9D9D9"/>
-              <w:right w:val="single" w:sz="4" w:space="0" w:color="D9D9D9"/>
-            </w:tcBorders>
-            <w:tcMar>
-              <w:top w:w="100" w:type="dxa"/>
-              <w:left w:w="110" w:type="dxa"/>
-              <w:bottom w:w="100" w:type="dxa"/>
-              <w:right w:w="110" w:type="dxa"/>
-            </w:tcMar>
-            <w:vAlign w:val="center"/>
-          </w:tcPr>
-          <w:p>
-            <w:pPr>
-              <w:spacing w:after="0"/>
-              <w:jc w:val="left"/>
-            </w:pPr>
-            <w:r>
-              <w:t>Functional Test Cases</w:t>
-            </w:r>
-          </w:p>
-        </w:tc>
-        <w:tc>
-          <w:tcPr>
-            <w:tcW w:w="936" w:type="dxa"/>
-            <w:tcBorders>
-              <w:top w:val="single" w:sz="4" w:space="0" w:color="D9D9D9"/>
-              <w:left w:val="single" w:sz="4" w:space="0" w:color="D9D9D9"/>
-              <w:bottom w:val="single" w:sz="4" w:space="0" w:color="D9D9D9"/>
-              <w:right w:val="single" w:sz="4" w:space="0" w:color="D9D9D9"/>
-            </w:tcBorders>
-            <w:tcMar>
-              <w:top w:w="100" w:type="dxa"/>
-              <w:left w:w="110" w:type="dxa"/>
-              <w:bottom w:w="100" w:type="dxa"/>
-              <w:right w:w="110" w:type="dxa"/>
-            </w:tcMar>
-            <w:vAlign w:val="center"/>
-          </w:tcPr>
-          <w:p>
-            <w:pPr>
-              <w:spacing w:after="0"/>
-              <w:jc w:val="center"/>
-            </w:pPr>
-            <w:r>
-              <w:fldChar w:fldCharType="begin"/>
-            </w:r>
-            <w:r>
-              <w:instrText>PAGEREF Table_9_1 \h</w:instrText>
-            </w:r>
-            <w:r>
-              <w:fldChar w:fldCharType="separate"/>
-            </w:r>
-            <w:r>
-              <w:rPr>
-                <w:noProof/>
-              </w:rPr>
-              <w:t>22</w:t>
-            </w:r>
-            <w:r>
-              <w:fldChar w:fldCharType="end"/>
-            </w:r>
-          </w:p>
-        </w:tc>
-      </w:tr>
-      <w:tr>
-        <w:trPr>
-          <w:cantSplit/>
-          <w:jc w:val="center"/>
-        </w:trPr>
-        <w:tc>
-          <w:tcPr>
-            <w:tcW w:w="1440" w:type="dxa"/>
-            <w:tcBorders>
-              <w:top w:val="single" w:sz="4" w:space="0" w:color="D9D9D9"/>
-              <w:left w:val="single" w:sz="4" w:space="0" w:color="D9D9D9"/>
-              <w:bottom w:val="single" w:sz="4" w:space="0" w:color="D9D9D9"/>
-              <w:right w:val="single" w:sz="4" w:space="0" w:color="D9D9D9"/>
-            </w:tcBorders>
-            <w:tcMar>
-              <w:top w:w="100" w:type="dxa"/>
-              <w:left w:w="110" w:type="dxa"/>
-              <w:bottom w:w="100" w:type="dxa"/>
-              <w:right w:w="110" w:type="dxa"/>
-            </w:tcMar>
-            <w:vAlign w:val="center"/>
-          </w:tcPr>
-          <w:p>
-            <w:pPr>
-              <w:spacing w:after="0"/>
-              <w:jc w:val="left"/>
-            </w:pPr>
-            <w:r>
-              <w:t>Table 10.1</w:t>
-            </w:r>
-          </w:p>
-        </w:tc>
-        <w:tc>
-          <w:tcPr>
-            <w:tcW w:w="6264" w:type="dxa"/>
-            <w:tcBorders>
-              <w:top w:val="single" w:sz="4" w:space="0" w:color="D9D9D9"/>
-              <w:left w:val="single" w:sz="4" w:space="0" w:color="D9D9D9"/>
-              <w:bottom w:val="single" w:sz="4" w:space="0" w:color="D9D9D9"/>
-              <w:right w:val="single" w:sz="4" w:space="0" w:color="D9D9D9"/>
-            </w:tcBorders>
-            <w:tcMar>
-              <w:top w:w="100" w:type="dxa"/>
-              <w:left w:w="110" w:type="dxa"/>
-              <w:bottom w:w="100" w:type="dxa"/>
-              <w:right w:w="110" w:type="dxa"/>
-            </w:tcMar>
-            <w:vAlign w:val="center"/>
-          </w:tcPr>
-          <w:p>
-            <w:pPr>
-              <w:spacing w:after="0"/>
-              <w:jc w:val="left"/>
-            </w:pPr>
-            <w:r>
-              <w:t>Model Comparison</w:t>
-            </w:r>
-          </w:p>
-        </w:tc>
-        <w:tc>
-          <w:tcPr>
-            <w:tcW w:w="936" w:type="dxa"/>
-            <w:tcBorders>
-              <w:top w:val="single" w:sz="4" w:space="0" w:color="D9D9D9"/>
-              <w:left w:val="single" w:sz="4" w:space="0" w:color="D9D9D9"/>
-              <w:bottom w:val="single" w:sz="4" w:space="0" w:color="D9D9D9"/>
-              <w:right w:val="single" w:sz="4" w:space="0" w:color="D9D9D9"/>
-            </w:tcBorders>
-            <w:tcMar>
-              <w:top w:w="100" w:type="dxa"/>
-              <w:left w:w="110" w:type="dxa"/>
-              <w:bottom w:w="100" w:type="dxa"/>
-              <w:right w:w="110" w:type="dxa"/>
-            </w:tcMar>
-            <w:vAlign w:val="center"/>
-          </w:tcPr>
-          <w:p>
-            <w:pPr>
-              <w:spacing w:after="0"/>
-              <w:jc w:val="center"/>
-            </w:pPr>
-            <w:r>
-              <w:fldChar w:fldCharType="begin"/>
-            </w:r>
-            <w:r>
-              <w:instrText>PAGEREF Table_10_1 \h</w:instrText>
-            </w:r>
-            <w:r>
-              <w:fldChar w:fldCharType="separate"/>
-            </w:r>
-            <w:r>
-              <w:rPr>
-                <w:noProof/>
-              </w:rPr>
-              <w:t>24</w:t>
-            </w:r>
-            <w:r>
-              <w:fldChar w:fldCharType="end"/>
-            </w:r>
-          </w:p>
-        </w:tc>
-      </w:tr>
-      <w:tr>
-        <w:trPr>
-          <w:cantSplit/>
-          <w:jc w:val="center"/>
-        </w:trPr>
-        <w:tc>
-          <w:tcPr>
-            <w:tcW w:w="1440" w:type="dxa"/>
-            <w:tcBorders>
-              <w:top w:val="single" w:sz="4" w:space="0" w:color="D9D9D9"/>
-              <w:left w:val="single" w:sz="4" w:space="0" w:color="D9D9D9"/>
-              <w:bottom w:val="single" w:sz="4" w:space="0" w:color="D9D9D9"/>
-              <w:right w:val="single" w:sz="4" w:space="0" w:color="D9D9D9"/>
-            </w:tcBorders>
-            <w:tcMar>
-              <w:top w:w="100" w:type="dxa"/>
-              <w:left w:w="110" w:type="dxa"/>
-              <w:bottom w:w="100" w:type="dxa"/>
-              <w:right w:w="110" w:type="dxa"/>
-            </w:tcMar>
-            <w:vAlign w:val="center"/>
-          </w:tcPr>
-          <w:p>
-            <w:pPr>
-              <w:spacing w:after="0"/>
-              <w:jc w:val="left"/>
-            </w:pPr>
-            <w:r>
-              <w:t>Table 10.2</w:t>
-            </w:r>
-          </w:p>
-        </w:tc>
-        <w:tc>
-          <w:tcPr>
-            <w:tcW w:w="6264" w:type="dxa"/>
-            <w:tcBorders>
-              <w:top w:val="single" w:sz="4" w:space="0" w:color="D9D9D9"/>
-              <w:left w:val="single" w:sz="4" w:space="0" w:color="D9D9D9"/>
-              <w:bottom w:val="single" w:sz="4" w:space="0" w:color="D9D9D9"/>
-              <w:right w:val="single" w:sz="4" w:space="0" w:color="D9D9D9"/>
-            </w:tcBorders>
-            <w:tcMar>
-              <w:top w:w="100" w:type="dxa"/>
-              <w:left w:w="110" w:type="dxa"/>
-              <w:bottom w:w="100" w:type="dxa"/>
-              <w:right w:w="110" w:type="dxa"/>
-            </w:tcMar>
-            <w:vAlign w:val="center"/>
-          </w:tcPr>
-          <w:p>
-            <w:pPr>
-              <w:spacing w:after="0"/>
-              <w:jc w:val="left"/>
-            </w:pPr>
-            <w:r>
-              <w:t>Sample Prediction Results</w:t>
-            </w:r>
-          </w:p>
-        </w:tc>
-        <w:tc>
-          <w:tcPr>
-            <w:tcW w:w="936" w:type="dxa"/>
-            <w:tcBorders>
-              <w:top w:val="single" w:sz="4" w:space="0" w:color="D9D9D9"/>
-              <w:left w:val="single" w:sz="4" w:space="0" w:color="D9D9D9"/>
-              <w:bottom w:val="single" w:sz="4" w:space="0" w:color="D9D9D9"/>
-              <w:right w:val="single" w:sz="4" w:space="0" w:color="D9D9D9"/>
-            </w:tcBorders>
-            <w:tcMar>
-              <w:top w:w="100" w:type="dxa"/>
-              <w:left w:w="110" w:type="dxa"/>
-              <w:bottom w:w="100" w:type="dxa"/>
-              <w:right w:w="110" w:type="dxa"/>
-            </w:tcMar>
-            <w:vAlign w:val="center"/>
-          </w:tcPr>
-          <w:p>
-            <w:pPr>
-              <w:spacing w:after="0"/>
-              <w:jc w:val="center"/>
-            </w:pPr>
-            <w:r>
-              <w:fldChar w:fldCharType="begin"/>
-            </w:r>
-            <w:r>
-              <w:instrText>PAGEREF Table_10_2 \h</w:instrText>
-            </w:r>
-            <w:r>
-              <w:fldChar w:fldCharType="separate"/>
-            </w:r>
-            <w:r>
-              <w:rPr>
-                <w:noProof/>
-              </w:rPr>
-              <w:t>28</w:t>
-            </w:r>
-            <w:r>
-              <w:fldChar w:fldCharType="end"/>
-            </w:r>
-          </w:p>
-        </w:tc>
-      </w:tr>
-      <w:tr>
-        <w:trPr>
-          <w:cantSplit/>
-          <w:jc w:val="center"/>
-        </w:trPr>
-        <w:tc>
-          <w:tcPr>
-            <w:tcW w:w="1440" w:type="dxa"/>
-            <w:tcBorders>
-              <w:top w:val="single" w:sz="4" w:space="0" w:color="D9D9D9"/>
-              <w:left w:val="single" w:sz="4" w:space="0" w:color="D9D9D9"/>
-              <w:bottom w:val="single" w:sz="4" w:space="0" w:color="D9D9D9"/>
-              <w:right w:val="single" w:sz="4" w:space="0" w:color="D9D9D9"/>
-            </w:tcBorders>
-            <w:tcMar>
-              <w:top w:w="100" w:type="dxa"/>
-              <w:left w:w="110" w:type="dxa"/>
-              <w:bottom w:w="100" w:type="dxa"/>
-              <w:right w:w="110" w:type="dxa"/>
-            </w:tcMar>
-            <w:vAlign w:val="center"/>
-          </w:tcPr>
-          <w:p>
-            <w:pPr>
-              <w:spacing w:after="0"/>
-              <w:jc w:val="left"/>
-            </w:pPr>
-            <w:r>
-              <w:t>Table C.1</w:t>
-            </w:r>
-          </w:p>
-        </w:tc>
-        <w:tc>
-          <w:tcPr>
-            <w:tcW w:w="6264" w:type="dxa"/>
-            <w:tcBorders>
-              <w:top w:val="single" w:sz="4" w:space="0" w:color="D9D9D9"/>
-              <w:left w:val="single" w:sz="4" w:space="0" w:color="D9D9D9"/>
-              <w:bottom w:val="single" w:sz="4" w:space="0" w:color="D9D9D9"/>
-              <w:right w:val="single" w:sz="4" w:space="0" w:color="D9D9D9"/>
-            </w:tcBorders>
-            <w:tcMar>
-              <w:top w:w="100" w:type="dxa"/>
-              <w:left w:w="110" w:type="dxa"/>
-              <w:bottom w:w="100" w:type="dxa"/>
-              <w:right w:w="110" w:type="dxa"/>
-            </w:tcMar>
-            <w:vAlign w:val="center"/>
-          </w:tcPr>
-          <w:p>
-            <w:pPr>
-              <w:spacing w:after="0"/>
-              <w:jc w:val="left"/>
-            </w:pPr>
-            <w:r>
-              <w:t>Project Output Files</w:t>
-            </w:r>
-          </w:p>
-        </w:tc>
-        <w:tc>
-          <w:tcPr>
-            <w:tcW w:w="936" w:type="dxa"/>
-            <w:tcBorders>
-              <w:top w:val="single" w:sz="4" w:space="0" w:color="D9D9D9"/>
-              <w:left w:val="single" w:sz="4" w:space="0" w:color="D9D9D9"/>
-              <w:bottom w:val="single" w:sz="4" w:space="0" w:color="D9D9D9"/>
-              <w:right w:val="single" w:sz="4" w:space="0" w:color="D9D9D9"/>
-            </w:tcBorders>
-            <w:tcMar>
-              <w:top w:w="100" w:type="dxa"/>
-              <w:left w:w="110" w:type="dxa"/>
-              <w:bottom w:w="100" w:type="dxa"/>
-              <w:right w:w="110" w:type="dxa"/>
-            </w:tcMar>
-            <w:vAlign w:val="center"/>
-          </w:tcPr>
-          <w:p>
-            <w:pPr>
-              <w:spacing w:after="0"/>
-              <w:jc w:val="center"/>
-            </w:pPr>
-            <w:r>
-              <w:fldChar w:fldCharType="begin"/>
-            </w:r>
-            <w:r>
-              <w:instrText>PAGEREF Table_C_1 \h</w:instrText>
-            </w:r>
-            <w:r>
-              <w:fldChar w:fldCharType="separate"/>
-            </w:r>
-            <w:r>
-              <w:rPr>
-                <w:noProof/>
-              </w:rPr>
-              <w:t>39</w:t>
-            </w:r>
-            <w:r>
-              <w:fldChar w:fldCharType="end"/>
-            </w:r>
-          </w:p>
-        </w:tc>
-      </w:tr>
-    </w:tbl>
-    <w:p>
-      <w:pPr>
-        <w:spacing w:after="20"/>
-      </w:pPr>
-    </w:p>
-    <w:p>
-      <w:r>
-        <w:br w:type="page"/>
-      </w:r>
-    </w:p>
-    <w:p>
-      <w:pPr>
-        <w:spacing w:after="360"/>
-        <w:jc w:val="left"/>
-      </w:pPr>
-      <w:r>
-        <w:rPr>
-          <w:b/>
-          <w:sz w:val="32"/>
-        </w:rPr>
-        <w:lastRenderedPageBreak/>
-        <w:t>ABSTRACT</w:t>
-      </w:r>
-    </w:p>
-    <w:p>
-      <w:r>
-        <w:t>ToxiGuard is a machine learning prototype that identifies potentially toxic online comments for human review. The project uses the Jigsaw toxic-comment dataset and treats the published toxic label as a binary target. After missing and duplicate comments were removed and text was cleaned, 159,556 comments remained. A stratified sample of 30,000 comments was used for the reported experiment, with 6,000 comments reserved for testing.</w:t>
-      </w:r>
-    </w:p>
-    <w:p>
-      <w:r>
-        <w:t>The system converts cleaned text into 15,000 TF-IDF unigram and bigram features. Six supervised classifiers are compared on the same held-out split: Multinomial Naive Bayes, Complement Naive Bayes, Logistic Regression, calibrated Linear SVM, SGD Classifier, and Random Forest. The selection rule prioritizes the toxic-class F1 score, then recall and accuracy. Logistic Regression ranked first, with 93.23% accuracy, 61.02% toxic precision, 81.39% toxic recall, 69.75% toxic F1, and 0.9576 ROC-AUC.</w:t>
-      </w:r>
-    </w:p>
-    <w:p>
-      <w:r>
-        <w:t>The selected model and vectorizer are saved and loaded by a Streamlit application for single-comment and batch predictions. The interface presents a predicted class and toxic probability, while making clear that a moderator should inspect context before acting. The report covers the data preparation, design, implementation, testing, results, limitations, and future improvements of the project.</w:t>
-      </w:r>
-    </w:p>
-    <w:p>
-      <w:r>
-        <w:br w:type="page"/>
-      </w:r>
-    </w:p>
-    <w:p>
-      <w:pPr>
-        <w:pStyle w:val="Heading1"/>
-      </w:pPr>
-      <w:bookmarkStart w:id="0" w:name="_Toc242116402"/>
-      <w:r>
-        <w:lastRenderedPageBreak/>
-        <w:t>1. Introduction</w:t>
-      </w:r>
-      <w:bookmarkEnd w:id="0"/>
-    </w:p>
-    <w:p>
-      <w:pPr>
-        <w:pStyle w:val="Heading2"/>
-      </w:pPr>
-      <w:bookmarkStart w:id="1" w:name="_Toc242116403"/>
-      <w:r>
-        <w:t>1.1 Introduction to the Internship</w:t>
-      </w:r>
-      <w:bookmarkEnd w:id="1"/>
-    </w:p>
-    <w:p>
-      <w:r>
-        <w:t>The MCA summer internship offers a setting in which classroom knowledge can be applied to data handling, model evaluation, and software delivery. The EduExpose certificate confirms completion of an Artificial Intelligence program from 4 July to 15 August 2026. ToxiGuard is the practical project documented in this report.</w:t>
-      </w:r>
-    </w:p>
-    <w:p>
-      <w:pPr>
-        <w:pStyle w:val="Heading2"/>
-      </w:pPr>
-      <w:bookmarkStart w:id="2" w:name="_Toc242116404"/>
-      <w:r>
-        <w:t>1.2 Project Background</w:t>
-      </w:r>
-      <w:bookmarkEnd w:id="2"/>
-    </w:p>
-    <w:p>
-      <w:r>
-        <w:t>Online discussions can contain insults and other harmful language at a scale that is difficult to review manually. ToxiGuard predicts whether a comment resembles toxic examples in a labelled dataset. It provides a review signal and a probability estimate; final moderation decisions require human interpretation of the surrounding conversation.</w:t>
-      </w:r>
-    </w:p>
-    <w:p>
-      <w:pPr>
-        <w:pStyle w:val="Heading2"/>
-      </w:pPr>
-      <w:bookmarkStart w:id="3" w:name="_Toc242116405"/>
-      <w:r>
-        <w:t>1.3 Objectives and Scope</w:t>
-      </w:r>
-      <w:bookmarkEnd w:id="3"/>
-    </w:p>
-    <w:p>
-      <w:pPr>
-        <w:pStyle w:val="ListBullet"/>
-      </w:pPr>
-      <w:r>
-        <w:t>Prepare a labelled English toxic-comment dataset and examine class balance.</w:t>
-      </w:r>
-    </w:p>
-    <w:p>
-      <w:pPr>
-        <w:pStyle w:val="ListBullet"/>
-      </w:pPr>
-      <w:r>
-        <w:t>Compare multiple conventional classifiers using the same TF-IDF representation and test split.</w:t>
-      </w:r>
-    </w:p>
-    <w:p>
-      <w:pPr>
-        <w:pStyle w:val="ListBullet"/>
-      </w:pPr>
-      <w:r>
-        <w:t>Deploy the best measured model in a Streamlit interface for single and batch analysis.</w:t>
-      </w:r>
-    </w:p>
-    <w:p>
-      <w:pPr>
-        <w:pStyle w:val="ListBullet"/>
-      </w:pPr>
-      <w:r>
-        <w:t>Document the performance and limits of the resulting system.</w:t>
-      </w:r>
-    </w:p>
-    <w:p>
-      <w:r>
-        <w:t>The current scope is English-language binary classification. It does not classify the separate Jigsaw categories in the user interface, use conversation history, or automate content removal.</w:t>
-      </w:r>
-    </w:p>
-    <w:p>
-      <w:r>
-        <w:br w:type="page"/>
-      </w:r>
-    </w:p>
-    <w:p>
-      <w:pPr>
-        <w:pStyle w:val="Heading1"/>
-      </w:pPr>
-      <w:bookmarkStart w:id="4" w:name="_Toc242116406"/>
-      <w:r>
-        <w:lastRenderedPageBreak/>
-        <w:t>2. Organization Profile</w:t>
-      </w:r>
-      <w:bookmarkEnd w:id="4"/>
-    </w:p>
-    <w:p>
-      <w:pPr>
-        <w:pStyle w:val="Heading2"/>
-      </w:pPr>
-      <w:bookmarkStart w:id="5" w:name="_Toc242116407"/>
-      <w:r>
-        <w:t>2.1 Internship Program</w:t>
-      </w:r>
-      <w:bookmarkEnd w:id="5"/>
-    </w:p>
-    <w:p>
-      <w:r>
-        <w:t>EduExpose provided the Artificial Intelligence program completed by Anumathi Singh from 4 July 2026 to 15 August 2026. The program forms the internship context for this academic submission. ToxiGuard applies machine learning concepts to the practical problem of identifying toxic online comments.</w:t>
-      </w:r>
-    </w:p>
-    <w:p>
-      <w:pPr>
-        <w:pStyle w:val="Heading2"/>
-      </w:pPr>
-      <w:bookmarkStart w:id="6" w:name="_Toc242116408"/>
-      <w:r>
-        <w:t>2.2 Academic Setting</w:t>
-      </w:r>
-      <w:bookmarkEnd w:id="6"/>
-    </w:p>
-    <w:p>
-      <w:r>
-        <w:t>The work is submitted to the Department of MCA, Chaitanya Bharathi Institute of Technology (Autonomous), Gandipet, Hyderabad. Dr. B. Indira serves as both the Internal Guide and Head of Department for this submission. The project connects natural language processing, experimental model comparison, and a working web interface.</w:t>
-      </w:r>
-    </w:p>
-    <w:p>
-      <w:pPr>
-        <w:pStyle w:val="Heading2"/>
-      </w:pPr>
-      <w:bookmarkStart w:id="7" w:name="_Toc242116409"/>
-      <w:r>
-        <w:t>2.3 Relevance of the Program</w:t>
-      </w:r>
-      <w:bookmarkEnd w:id="7"/>
-    </w:p>
-    <w:p>
-      <w:r>
-        <w:t>The Artificial Intelligence program is directly relevant to text classification. ToxiGuard demonstrates data cleaning, feature extraction, supervised learning, metric selection, and deployment. The report emphasizes what is present in the project repository and what the measured outputs actually show.</w:t>
-      </w:r>
-    </w:p>
-    <w:p>
-      <w:r>
-        <w:br w:type="page"/>
-      </w:r>
-    </w:p>
-    <w:p>
-      <w:pPr>
-        <w:pStyle w:val="Heading1"/>
-      </w:pPr>
-      <w:bookmarkStart w:id="8" w:name="_Toc242116410"/>
-      <w:r>
-        <w:lastRenderedPageBreak/>
-        <w:t>3. Internship Objectives and Activities</w:t>
-      </w:r>
-      <w:bookmarkEnd w:id="8"/>
-    </w:p>
-    <w:p>
-      <w:pPr>
-        <w:pStyle w:val="Heading2"/>
-      </w:pPr>
-      <w:bookmarkStart w:id="9" w:name="_Toc242116411"/>
-      <w:r>
-        <w:t>3.1 Technical Objectives</w:t>
-      </w:r>
-      <w:bookmarkEnd w:id="9"/>
-    </w:p>
-    <w:p>
-      <w:r>
-        <w:t>The project objectives were to assemble a reproducible training pipeline, choose a classifier from measured toxic-class performance, and make predictions accessible through a simple dashboard. The experiment uses a fixed random seed, stratified sampling, and one shared hold-out set for all six candidates.</w:t>
-      </w:r>
-    </w:p>
-    <w:p>
-      <w:pPr>
-        <w:pStyle w:val="Heading2"/>
-      </w:pPr>
-      <w:bookmarkStart w:id="10" w:name="_Toc242116412"/>
-      <w:r>
-        <w:t>3.2 Activities Reflected in the Project</w:t>
-      </w:r>
-      <w:bookmarkEnd w:id="10"/>
-    </w:p>
-    <w:p>
-      <w:pPr>
-        <w:pStyle w:val="ListBullet"/>
-      </w:pPr>
-      <w:r>
-        <w:t>Examining the source CSV and removing missing, duplicate, and empty comments.</w:t>
-      </w:r>
-    </w:p>
-    <w:p>
-      <w:pPr>
-        <w:pStyle w:val="ListBullet"/>
-      </w:pPr>
-      <w:r>
-        <w:t>Implementing shared text cleaning in src/text_utils.py.</w:t>
-      </w:r>
-    </w:p>
-    <w:p>
-      <w:pPr>
-        <w:pStyle w:val="ListBullet"/>
-      </w:pPr>
-      <w:r>
-        <w:t>Generating exploratory plots and TF-IDF features.</w:t>
-      </w:r>
-    </w:p>
-    <w:p>
-      <w:pPr>
-        <w:pStyle w:val="ListBullet"/>
-      </w:pPr>
-      <w:r>
-        <w:t>Training six candidates and exporting comparison metrics, classification report, and confusion matrix.</w:t>
-      </w:r>
-    </w:p>
-    <w:p>
-      <w:pPr>
-        <w:pStyle w:val="ListBullet"/>
-      </w:pPr>
-      <w:r>
-        <w:t>Loading the selected model and vectorizer into the Streamlit dashboard.</w:t>
-      </w:r>
-    </w:p>
-    <w:p>
-      <w:pPr>
-        <w:pStyle w:val="ListBullet"/>
-      </w:pPr>
-      <w:r>
-        <w:t>Running sample predictions and documenting the outputs and limitations.</w:t>
-      </w:r>
-    </w:p>
-    <w:p>
-      <w:pPr>
-        <w:pStyle w:val="Heading2"/>
-      </w:pPr>
-      <w:bookmarkStart w:id="11" w:name="_Toc242116413"/>
-      <w:r>
-        <w:t>3.3 Deliverables</w:t>
-      </w:r>
-      <w:bookmarkEnd w:id="11"/>
-    </w:p>
-    <w:p>
-      <w:r>
-        <w:t>The project directory contains source code, the cleaned dataset, saved model and vectorizer files, a training notebook, figures, prediction exports, and the Streamlit application. This report collects the evidence needed to understand and review those deliverables.</w:t>
-      </w:r>
-    </w:p>
-    <w:p>
-      <w:r>
-        <w:br w:type="page"/>
-      </w:r>
-    </w:p>
-    <w:p>
-      <w:pPr>
-        <w:pStyle w:val="Heading1"/>
-      </w:pPr>
-      <w:bookmarkStart w:id="12" w:name="_Toc242116414"/>
-      <w:r>
-        <w:lastRenderedPageBreak/>
-        <w:t>4. Problem Statement</w:t>
-      </w:r>
-      <w:bookmarkEnd w:id="12"/>
-    </w:p>
-    <w:p>
-      <w:pPr>
-        <w:pStyle w:val="Heading2"/>
-      </w:pPr>
-      <w:bookmarkStart w:id="13" w:name="_Toc242116415"/>
-      <w:r>
-        <w:t>4.1 Existing Approach</w:t>
-      </w:r>
-      <w:bookmarkEnd w:id="13"/>
-    </w:p>
-    <w:p>
-      <w:r>
-        <w:t>Manual moderation requires reviewers to inspect individual comments. This provides context, but becomes time consuming as comment volume grows. A simple keyword list is quick but cannot reliably handle variation in wording, negation, or benign uses of flagged terms.</w:t>
-      </w:r>
-    </w:p>
-    <w:p>
-      <w:pPr>
-        <w:pStyle w:val="Heading2"/>
-      </w:pPr>
-      <w:bookmarkStart w:id="14" w:name="_Toc242116416"/>
-      <w:r>
-        <w:t>4.2 Proposed System</w:t>
-      </w:r>
-      <w:bookmarkEnd w:id="14"/>
-    </w:p>
-    <w:p>
-      <w:r>
-        <w:t>ToxiGuard applies the same preprocessing used during training to a new comment, transforms it with the saved TF-IDF vectorizer, and produces a toxic-class probability from the selected Logistic Regression classifier. The dashboard displays the prediction, probability, and review priority. It also supports CSV-based batch analysis.</w:t>
-      </w:r>
-    </w:p>
-    <w:p>
-      <w:pPr>
-        <w:pStyle w:val="Heading2"/>
-      </w:pPr>
-      <w:bookmarkStart w:id="15" w:name="_Toc242116417"/>
-      <w:r>
-        <w:t>4.3 Boundaries</w:t>
-      </w:r>
-      <w:bookmarkEnd w:id="15"/>
-    </w:p>
-    <w:p>
-      <w:r>
-        <w:t>The model learns from labelled Wikipedia comments rather than every social platform. Sarcasm, quotations, identity terms, code switching, and changing slang can produce errors. The reported test metrics describe performance on the selected held-out dataset, not guaranteed performance in deployment.</w:t>
-      </w:r>
-    </w:p>
-    <w:p>
-      <w:r>
-        <w:br w:type="page"/>
-      </w:r>
-    </w:p>
-    <w:p>
-      <w:pPr>
-        <w:pStyle w:val="Heading1"/>
-      </w:pPr>
-      <w:bookmarkStart w:id="16" w:name="_Toc242116418"/>
-      <w:r>
-        <w:lastRenderedPageBreak/>
-        <w:t>5. Technologies and Tools Used</w:t>
-      </w:r>
-      <w:bookmarkEnd w:id="16"/>
+        <w:t>5. TECHNOLOGIES AND TOOLS USED</w:t>
+      </w:r>
+      <w:bookmarkEnd w:id="22"/>
     </w:p>
     <w:p>
       <w:pPr>
         <w:keepNext/>
         <w:jc w:val="center"/>
       </w:pPr>
-      <w:bookmarkStart w:id="17" w:name="Table_5_1"/>
+      <w:bookmarkStart w:id="23" w:name="Table_5_1"/>
       <w:r>
         <w:rPr>
           <w:i/>
         </w:rPr>
         <w:t>Table 5.1: Technologies and Tools Used</w:t>
       </w:r>
-      <w:bookmarkEnd w:id="17"/>
+      <w:bookmarkEnd w:id="23"/>
     </w:p>
     <w:tbl>
       <w:tblPr>
@@ -7070,497 +6772,42 @@
       <w:pPr>
         <w:pStyle w:val="Heading1"/>
       </w:pPr>
-      <w:bookmarkStart w:id="18" w:name="_Toc242116419"/>
+      <w:bookmarkStart w:id="24" w:name="_Toc242117836"/>
       <w:r>
         <w:lastRenderedPageBreak/>
-        <w:t>6. System Analysis</w:t>
-      </w:r>
-      <w:bookmarkEnd w:id="18"/>
+        <w:t>6. SYSTEM DESIGN</w:t>
+      </w:r>
+      <w:bookmarkEnd w:id="24"/>
     </w:p>
     <w:p>
       <w:pPr>
         <w:pStyle w:val="Heading2"/>
       </w:pPr>
-      <w:bookmarkStart w:id="19" w:name="_Toc242116420"/>
-      <w:r>
-        <w:t>6.1 Functional Requirements</w:t>
-      </w:r>
-      <w:bookmarkEnd w:id="19"/>
+      <w:bookmarkStart w:id="25" w:name="_Toc242117837"/>
+      <w:r>
+        <w:t>6.1 Data Flow Diagram</w:t>
+      </w:r>
+      <w:bookmarkEnd w:id="25"/>
+    </w:p>
+    <w:p>
+      <w:r>
+        <w:t>The context diagram shows the main inputs and outputs of the system. The level 1 diagram separates the training path from prediction. Both paths use the same cleaning rules; the prediction path loads the saved vectorizer and classifier.</w:t>
+      </w:r>
     </w:p>
     <w:p>
       <w:pPr>
         <w:keepNext/>
+        <w:spacing w:before="120" w:after="120"/>
         <w:jc w:val="center"/>
       </w:pPr>
-      <w:bookmarkStart w:id="20" w:name="Table_6_1"/>
+      <w:bookmarkStart w:id="26" w:name="Figure_6_1"/>
       <w:r>
         <w:rPr>
           <w:i/>
         </w:rPr>
-        <w:t>Table 6.1: Functional Requirements</w:t>
-      </w:r>
-      <w:bookmarkEnd w:id="20"/>
-    </w:p>
-    <w:tbl>
-      <w:tblPr>
-        <w:tblW w:w="0" w:type="auto"/>
-        <w:jc w:val="center"/>
-        <w:tblLayout w:type="fixed"/>
-        <w:tblLook w:val="04A0" w:firstRow="1" w:lastRow="0" w:firstColumn="1" w:lastColumn="0" w:noHBand="0" w:noVBand="1"/>
-      </w:tblPr>
-      <w:tblGrid>
-        <w:gridCol w:w="2197"/>
-        <w:gridCol w:w="6443"/>
-      </w:tblGrid>
-      <w:tr>
-        <w:trPr>
-          <w:tblHeader/>
-          <w:jc w:val="center"/>
-        </w:trPr>
-        <w:tc>
-          <w:tcPr>
-            <w:tcW w:w="2197" w:type="dxa"/>
-            <w:tcBorders>
-              <w:top w:val="single" w:sz="4" w:space="0" w:color="D9D9D9"/>
-              <w:left w:val="single" w:sz="4" w:space="0" w:color="D9D9D9"/>
-              <w:bottom w:val="single" w:sz="4" w:space="0" w:color="D9D9D9"/>
-              <w:right w:val="single" w:sz="4" w:space="0" w:color="D9D9D9"/>
-            </w:tcBorders>
-            <w:shd w:val="clear" w:color="auto" w:fill="F2F2F2"/>
-            <w:tcMar>
-              <w:top w:w="100" w:type="dxa"/>
-              <w:left w:w="110" w:type="dxa"/>
-              <w:bottom w:w="100" w:type="dxa"/>
-              <w:right w:w="110" w:type="dxa"/>
-            </w:tcMar>
-            <w:vAlign w:val="center"/>
-          </w:tcPr>
-          <w:p>
-            <w:pPr>
-              <w:spacing w:after="0"/>
-              <w:jc w:val="center"/>
-            </w:pPr>
-            <w:r>
-              <w:rPr>
-                <w:b/>
-              </w:rPr>
-              <w:t>Requirement</w:t>
-            </w:r>
-          </w:p>
-        </w:tc>
-        <w:tc>
-          <w:tcPr>
-            <w:tcW w:w="6443" w:type="dxa"/>
-            <w:tcBorders>
-              <w:top w:val="single" w:sz="4" w:space="0" w:color="D9D9D9"/>
-              <w:left w:val="single" w:sz="4" w:space="0" w:color="D9D9D9"/>
-              <w:bottom w:val="single" w:sz="4" w:space="0" w:color="D9D9D9"/>
-              <w:right w:val="single" w:sz="4" w:space="0" w:color="D9D9D9"/>
-            </w:tcBorders>
-            <w:shd w:val="clear" w:color="auto" w:fill="F2F2F2"/>
-            <w:tcMar>
-              <w:top w:w="100" w:type="dxa"/>
-              <w:left w:w="110" w:type="dxa"/>
-              <w:bottom w:w="100" w:type="dxa"/>
-              <w:right w:w="110" w:type="dxa"/>
-            </w:tcMar>
-            <w:vAlign w:val="center"/>
-          </w:tcPr>
-          <w:p>
-            <w:pPr>
-              <w:spacing w:after="0"/>
-              <w:jc w:val="center"/>
-            </w:pPr>
-            <w:r>
-              <w:rPr>
-                <w:b/>
-              </w:rPr>
-              <w:t>Implementation</w:t>
-            </w:r>
-          </w:p>
-        </w:tc>
-      </w:tr>
-      <w:tr>
-        <w:trPr>
-          <w:cantSplit/>
-          <w:jc w:val="center"/>
-        </w:trPr>
-        <w:tc>
-          <w:tcPr>
-            <w:tcW w:w="2197" w:type="dxa"/>
-            <w:tcBorders>
-              <w:top w:val="single" w:sz="4" w:space="0" w:color="D9D9D9"/>
-              <w:left w:val="single" w:sz="4" w:space="0" w:color="D9D9D9"/>
-              <w:bottom w:val="single" w:sz="4" w:space="0" w:color="D9D9D9"/>
-              <w:right w:val="single" w:sz="4" w:space="0" w:color="D9D9D9"/>
-            </w:tcBorders>
-            <w:tcMar>
-              <w:top w:w="100" w:type="dxa"/>
-              <w:left w:w="110" w:type="dxa"/>
-              <w:bottom w:w="100" w:type="dxa"/>
-              <w:right w:w="110" w:type="dxa"/>
-            </w:tcMar>
-            <w:vAlign w:val="center"/>
-          </w:tcPr>
-          <w:p>
-            <w:pPr>
-              <w:spacing w:after="0"/>
-              <w:jc w:val="left"/>
-            </w:pPr>
-            <w:r>
-              <w:t>Input</w:t>
-            </w:r>
-          </w:p>
-        </w:tc>
-        <w:tc>
-          <w:tcPr>
-            <w:tcW w:w="6443" w:type="dxa"/>
-            <w:tcBorders>
-              <w:top w:val="single" w:sz="4" w:space="0" w:color="D9D9D9"/>
-              <w:left w:val="single" w:sz="4" w:space="0" w:color="D9D9D9"/>
-              <w:bottom w:val="single" w:sz="4" w:space="0" w:color="D9D9D9"/>
-              <w:right w:val="single" w:sz="4" w:space="0" w:color="D9D9D9"/>
-            </w:tcBorders>
-            <w:tcMar>
-              <w:top w:w="100" w:type="dxa"/>
-              <w:left w:w="110" w:type="dxa"/>
-              <w:bottom w:w="100" w:type="dxa"/>
-              <w:right w:w="110" w:type="dxa"/>
-            </w:tcMar>
-            <w:vAlign w:val="center"/>
-          </w:tcPr>
-          <w:p>
-            <w:pPr>
-              <w:spacing w:after="0"/>
-              <w:jc w:val="left"/>
-            </w:pPr>
-            <w:r>
-              <w:t>Accept one comment or a CSV batch in the dashboard</w:t>
-            </w:r>
-          </w:p>
-        </w:tc>
-      </w:tr>
-      <w:tr>
-        <w:trPr>
-          <w:cantSplit/>
-          <w:jc w:val="center"/>
-        </w:trPr>
-        <w:tc>
-          <w:tcPr>
-            <w:tcW w:w="2197" w:type="dxa"/>
-            <w:tcBorders>
-              <w:top w:val="single" w:sz="4" w:space="0" w:color="D9D9D9"/>
-              <w:left w:val="single" w:sz="4" w:space="0" w:color="D9D9D9"/>
-              <w:bottom w:val="single" w:sz="4" w:space="0" w:color="D9D9D9"/>
-              <w:right w:val="single" w:sz="4" w:space="0" w:color="D9D9D9"/>
-            </w:tcBorders>
-            <w:tcMar>
-              <w:top w:w="100" w:type="dxa"/>
-              <w:left w:w="110" w:type="dxa"/>
-              <w:bottom w:w="100" w:type="dxa"/>
-              <w:right w:w="110" w:type="dxa"/>
-            </w:tcMar>
-            <w:vAlign w:val="center"/>
-          </w:tcPr>
-          <w:p>
-            <w:pPr>
-              <w:spacing w:after="0"/>
-              <w:jc w:val="left"/>
-            </w:pPr>
-            <w:r>
-              <w:t>Preparation</w:t>
-            </w:r>
-          </w:p>
-        </w:tc>
-        <w:tc>
-          <w:tcPr>
-            <w:tcW w:w="6443" w:type="dxa"/>
-            <w:tcBorders>
-              <w:top w:val="single" w:sz="4" w:space="0" w:color="D9D9D9"/>
-              <w:left w:val="single" w:sz="4" w:space="0" w:color="D9D9D9"/>
-              <w:bottom w:val="single" w:sz="4" w:space="0" w:color="D9D9D9"/>
-              <w:right w:val="single" w:sz="4" w:space="0" w:color="D9D9D9"/>
-            </w:tcBorders>
-            <w:tcMar>
-              <w:top w:w="100" w:type="dxa"/>
-              <w:left w:w="110" w:type="dxa"/>
-              <w:bottom w:w="100" w:type="dxa"/>
-              <w:right w:w="110" w:type="dxa"/>
-            </w:tcMar>
-            <w:vAlign w:val="center"/>
-          </w:tcPr>
-          <w:p>
-            <w:pPr>
-              <w:spacing w:after="0"/>
-              <w:jc w:val="left"/>
-            </w:pPr>
-            <w:r>
-              <w:t>Apply the same cleaning function to training and new text</w:t>
-            </w:r>
-          </w:p>
-        </w:tc>
-      </w:tr>
-      <w:tr>
-        <w:trPr>
-          <w:cantSplit/>
-          <w:jc w:val="center"/>
-        </w:trPr>
-        <w:tc>
-          <w:tcPr>
-            <w:tcW w:w="2197" w:type="dxa"/>
-            <w:tcBorders>
-              <w:top w:val="single" w:sz="4" w:space="0" w:color="D9D9D9"/>
-              <w:left w:val="single" w:sz="4" w:space="0" w:color="D9D9D9"/>
-              <w:bottom w:val="single" w:sz="4" w:space="0" w:color="D9D9D9"/>
-              <w:right w:val="single" w:sz="4" w:space="0" w:color="D9D9D9"/>
-            </w:tcBorders>
-            <w:tcMar>
-              <w:top w:w="100" w:type="dxa"/>
-              <w:left w:w="110" w:type="dxa"/>
-              <w:bottom w:w="100" w:type="dxa"/>
-              <w:right w:w="110" w:type="dxa"/>
-            </w:tcMar>
-            <w:vAlign w:val="center"/>
-          </w:tcPr>
-          <w:p>
-            <w:pPr>
-              <w:spacing w:after="0"/>
-              <w:jc w:val="left"/>
-            </w:pPr>
-            <w:r>
-              <w:t>Prediction</w:t>
-            </w:r>
-          </w:p>
-        </w:tc>
-        <w:tc>
-          <w:tcPr>
-            <w:tcW w:w="6443" w:type="dxa"/>
-            <w:tcBorders>
-              <w:top w:val="single" w:sz="4" w:space="0" w:color="D9D9D9"/>
-              <w:left w:val="single" w:sz="4" w:space="0" w:color="D9D9D9"/>
-              <w:bottom w:val="single" w:sz="4" w:space="0" w:color="D9D9D9"/>
-              <w:right w:val="single" w:sz="4" w:space="0" w:color="D9D9D9"/>
-            </w:tcBorders>
-            <w:tcMar>
-              <w:top w:w="100" w:type="dxa"/>
-              <w:left w:w="110" w:type="dxa"/>
-              <w:bottom w:w="100" w:type="dxa"/>
-              <w:right w:w="110" w:type="dxa"/>
-            </w:tcMar>
-            <w:vAlign w:val="center"/>
-          </w:tcPr>
-          <w:p>
-            <w:pPr>
-              <w:spacing w:after="0"/>
-              <w:jc w:val="left"/>
-            </w:pPr>
-            <w:r>
-              <w:t>Return a binary class and toxic probability</w:t>
-            </w:r>
-          </w:p>
-        </w:tc>
-      </w:tr>
-      <w:tr>
-        <w:trPr>
-          <w:cantSplit/>
-          <w:jc w:val="center"/>
-        </w:trPr>
-        <w:tc>
-          <w:tcPr>
-            <w:tcW w:w="2197" w:type="dxa"/>
-            <w:tcBorders>
-              <w:top w:val="single" w:sz="4" w:space="0" w:color="D9D9D9"/>
-              <w:left w:val="single" w:sz="4" w:space="0" w:color="D9D9D9"/>
-              <w:bottom w:val="single" w:sz="4" w:space="0" w:color="D9D9D9"/>
-              <w:right w:val="single" w:sz="4" w:space="0" w:color="D9D9D9"/>
-            </w:tcBorders>
-            <w:tcMar>
-              <w:top w:w="100" w:type="dxa"/>
-              <w:left w:w="110" w:type="dxa"/>
-              <w:bottom w:w="100" w:type="dxa"/>
-              <w:right w:w="110" w:type="dxa"/>
-            </w:tcMar>
-            <w:vAlign w:val="center"/>
-          </w:tcPr>
-          <w:p>
-            <w:pPr>
-              <w:spacing w:after="0"/>
-              <w:jc w:val="left"/>
-            </w:pPr>
-            <w:r>
-              <w:t>Evaluation</w:t>
-            </w:r>
-          </w:p>
-        </w:tc>
-        <w:tc>
-          <w:tcPr>
-            <w:tcW w:w="6443" w:type="dxa"/>
-            <w:tcBorders>
-              <w:top w:val="single" w:sz="4" w:space="0" w:color="D9D9D9"/>
-              <w:left w:val="single" w:sz="4" w:space="0" w:color="D9D9D9"/>
-              <w:bottom w:val="single" w:sz="4" w:space="0" w:color="D9D9D9"/>
-              <w:right w:val="single" w:sz="4" w:space="0" w:color="D9D9D9"/>
-            </w:tcBorders>
-            <w:tcMar>
-              <w:top w:w="100" w:type="dxa"/>
-              <w:left w:w="110" w:type="dxa"/>
-              <w:bottom w:w="100" w:type="dxa"/>
-              <w:right w:w="110" w:type="dxa"/>
-            </w:tcMar>
-            <w:vAlign w:val="center"/>
-          </w:tcPr>
-          <w:p>
-            <w:pPr>
-              <w:spacing w:after="0"/>
-              <w:jc w:val="left"/>
-            </w:pPr>
-            <w:r>
-              <w:t>Display model comparison and confusion matrix</w:t>
-            </w:r>
-          </w:p>
-        </w:tc>
-      </w:tr>
-      <w:tr>
-        <w:trPr>
-          <w:cantSplit/>
-          <w:jc w:val="center"/>
-        </w:trPr>
-        <w:tc>
-          <w:tcPr>
-            <w:tcW w:w="2197" w:type="dxa"/>
-            <w:tcBorders>
-              <w:top w:val="single" w:sz="4" w:space="0" w:color="D9D9D9"/>
-              <w:left w:val="single" w:sz="4" w:space="0" w:color="D9D9D9"/>
-              <w:bottom w:val="single" w:sz="4" w:space="0" w:color="D9D9D9"/>
-              <w:right w:val="single" w:sz="4" w:space="0" w:color="D9D9D9"/>
-            </w:tcBorders>
-            <w:tcMar>
-              <w:top w:w="100" w:type="dxa"/>
-              <w:left w:w="110" w:type="dxa"/>
-              <w:bottom w:w="100" w:type="dxa"/>
-              <w:right w:w="110" w:type="dxa"/>
-            </w:tcMar>
-            <w:vAlign w:val="center"/>
-          </w:tcPr>
-          <w:p>
-            <w:pPr>
-              <w:spacing w:after="0"/>
-              <w:jc w:val="left"/>
-            </w:pPr>
-            <w:r>
-              <w:t>Export</w:t>
-            </w:r>
-          </w:p>
-        </w:tc>
-        <w:tc>
-          <w:tcPr>
-            <w:tcW w:w="6443" w:type="dxa"/>
-            <w:tcBorders>
-              <w:top w:val="single" w:sz="4" w:space="0" w:color="D9D9D9"/>
-              <w:left w:val="single" w:sz="4" w:space="0" w:color="D9D9D9"/>
-              <w:bottom w:val="single" w:sz="4" w:space="0" w:color="D9D9D9"/>
-              <w:right w:val="single" w:sz="4" w:space="0" w:color="D9D9D9"/>
-            </w:tcBorders>
-            <w:tcMar>
-              <w:top w:w="100" w:type="dxa"/>
-              <w:left w:w="110" w:type="dxa"/>
-              <w:bottom w:w="100" w:type="dxa"/>
-              <w:right w:w="110" w:type="dxa"/>
-            </w:tcMar>
-            <w:vAlign w:val="center"/>
-          </w:tcPr>
-          <w:p>
-            <w:pPr>
-              <w:spacing w:after="0"/>
-              <w:jc w:val="left"/>
-            </w:pPr>
-            <w:r>
-              <w:t>Save test predictions and allow batch download</w:t>
-            </w:r>
-          </w:p>
-        </w:tc>
-      </w:tr>
-    </w:tbl>
-    <w:p>
-      <w:pPr>
-        <w:spacing w:after="20"/>
-      </w:pPr>
-    </w:p>
-    <w:p>
-      <w:pPr>
-        <w:pStyle w:val="Heading2"/>
-      </w:pPr>
-      <w:bookmarkStart w:id="21" w:name="_Toc242116421"/>
-      <w:r>
-        <w:t>6.2 Nonfunctional Requirements</w:t>
-      </w:r>
-      <w:bookmarkEnd w:id="21"/>
-    </w:p>
-    <w:p>
-      <w:r>
-        <w:t>The interface should be legible and usable on a normal laptop. Training results should be reproducible from the documented CSV and fixed random seed. The application should load the same vectorizer and selected model that were saved by training. Predictions are decision support and should be accompanied by a human-review warning.</w:t>
-      </w:r>
-    </w:p>
-    <w:p>
-      <w:pPr>
-        <w:pStyle w:val="Heading2"/>
-      </w:pPr>
-      <w:bookmarkStart w:id="22" w:name="_Toc242116422"/>
-      <w:r>
-        <w:t>6.3 Hardware and Software</w:t>
-      </w:r>
-      <w:bookmarkEnd w:id="22"/>
-    </w:p>
-    <w:p>
-      <w:r>
-        <w:t>A standard Windows laptop with Python 3 and enough free storage for the CSV, model files, and generated charts is sufficient. The project requirements list Streamlit, pandas, NumPy, scikit-learn, joblib, matplotlib, seaborn, Jupyter, and ReportLab. The dashboard is launched with python -m streamlit run app.py from the ToxiGuard directory.</w:t>
-      </w:r>
-    </w:p>
-    <w:p>
-      <w:r>
-        <w:br w:type="page"/>
-      </w:r>
-    </w:p>
-    <w:p>
-      <w:pPr>
-        <w:pStyle w:val="Heading1"/>
-      </w:pPr>
-      <w:bookmarkStart w:id="23" w:name="_Toc242116423"/>
-      <w:r>
-        <w:lastRenderedPageBreak/>
-        <w:t>7. System Design</w:t>
-      </w:r>
-      <w:bookmarkEnd w:id="23"/>
-    </w:p>
-    <w:p>
-      <w:pPr>
-        <w:pStyle w:val="Heading2"/>
-      </w:pPr>
-      <w:bookmarkStart w:id="24" w:name="_Toc242116424"/>
-      <w:r>
-        <w:t>7.1 Data Flow Diagram</w:t>
-      </w:r>
-      <w:bookmarkEnd w:id="24"/>
-    </w:p>
-    <w:p>
-      <w:r>
-        <w:t>The context diagram shows the main inputs and outputs of the system. The level 1 diagram separates the training path from prediction. Both paths use the same cleaning rules; the prediction path loads the saved vectorizer and classifier.</w:t>
-      </w:r>
-    </w:p>
-    <w:p>
-      <w:pPr>
-        <w:keepNext/>
-        <w:spacing w:before="120" w:after="120"/>
-        <w:jc w:val="center"/>
-      </w:pPr>
-      <w:bookmarkStart w:id="25" w:name="Fig_7_1"/>
-      <w:r>
-        <w:rPr>
-          <w:i/>
-        </w:rPr>
-        <w:t>Fig 7.1: DFD Level 0 — ToxiGuard Context</w:t>
-      </w:r>
-      <w:bookmarkEnd w:id="25"/>
+        <w:t>Figure 6.1: DFD Level 0 — ToxiGuard Context</w:t>
+      </w:r>
+      <w:bookmarkEnd w:id="26"/>
     </w:p>
     <w:p>
       <w:pPr>
@@ -7573,7 +6820,7 @@
           <w:noProof/>
         </w:rPr>
         <w:drawing>
-          <wp:inline distT="0" distB="0" distL="0" distR="0" wp14:anchorId="76432447" wp14:editId="08D3BAC5">
+          <wp:inline distT="0" distB="0" distL="0" distR="0" wp14:anchorId="610873DD" wp14:editId="1C51CC2A">
             <wp:extent cx="5440680" cy="3173730"/>
             <wp:effectExtent l="0" t="0" r="0" b="0"/>
             <wp:docPr id="4" name="Picture 4"/>
@@ -7585,79 +6832,6 @@
                 <pic:pic xmlns:pic="http://schemas.openxmlformats.org/drawingml/2006/picture">
                   <pic:nvPicPr>
                     <pic:cNvPr id="0" name="dfd_context.png"/>
-                    <pic:cNvPicPr/>
-                  </pic:nvPicPr>
-                  <pic:blipFill>
-                    <a:blip r:embed="rId11"/>
-                    <a:stretch>
-                      <a:fillRect/>
-                    </a:stretch>
-                  </pic:blipFill>
-                  <pic:spPr>
-                    <a:xfrm>
-                      <a:off x="0" y="0"/>
-                      <a:ext cx="5440680" cy="3173730"/>
-                    </a:xfrm>
-                    <a:prstGeom prst="rect">
-                      <a:avLst/>
-                    </a:prstGeom>
-                  </pic:spPr>
-                </pic:pic>
-              </a:graphicData>
-            </a:graphic>
-          </wp:inline>
-        </w:drawing>
-      </w:r>
-    </w:p>
-    <w:p>
-      <w:r>
-        <w:t>Fig 7.1 represents ToxiGuard as a single process. The user supplies a comment or a batch of comments, while the Jigsaw dataset supplies labelled training examples. The system returns a predicted class and probability to support a moderator's review.</w:t>
-      </w:r>
-    </w:p>
-    <w:p>
-      <w:r>
-        <w:br w:type="page"/>
-      </w:r>
-    </w:p>
-    <w:p>
-      <w:pPr>
-        <w:keepNext/>
-        <w:spacing w:before="120" w:after="120"/>
-        <w:jc w:val="center"/>
-      </w:pPr>
-      <w:bookmarkStart w:id="26" w:name="Fig_7_2"/>
-      <w:r>
-        <w:rPr>
-          <w:i/>
-        </w:rPr>
-        <w:lastRenderedPageBreak/>
-        <w:t>Fig 7.2: DFD Level 1 — Training and Prediction</w:t>
-      </w:r>
-      <w:bookmarkEnd w:id="26"/>
-    </w:p>
-    <w:p>
-      <w:pPr>
-        <w:keepNext/>
-        <w:spacing w:line="240" w:lineRule="auto"/>
-        <w:jc w:val="center"/>
-      </w:pPr>
-      <w:r>
-        <w:rPr>
-          <w:noProof/>
-        </w:rPr>
-        <w:drawing>
-          <wp:inline distT="0" distB="0" distL="0" distR="0" wp14:anchorId="3DB0DE86" wp14:editId="4555950B">
-            <wp:extent cx="5440680" cy="3173730"/>
-            <wp:effectExtent l="0" t="0" r="0" b="0"/>
-            <wp:docPr id="5" name="Picture 5"/>
-            <wp:cNvGraphicFramePr>
-              <a:graphicFrameLocks xmlns:a="http://schemas.openxmlformats.org/drawingml/2006/main" noChangeAspect="1"/>
-            </wp:cNvGraphicFramePr>
-            <a:graphic xmlns:a="http://schemas.openxmlformats.org/drawingml/2006/main">
-              <a:graphicData uri="http://schemas.openxmlformats.org/drawingml/2006/picture">
-                <pic:pic xmlns:pic="http://schemas.openxmlformats.org/drawingml/2006/picture">
-                  <pic:nvPicPr>
-                    <pic:cNvPr id="0" name="dfd_level_one.png"/>
                     <pic:cNvPicPr/>
                   </pic:nvPicPr>
                   <pic:blipFill>
@@ -7683,29 +6857,16 @@
       </w:r>
     </w:p>
     <w:p>
-      <w:r>
-        <w:t>Fig 7.2 separates data preparation, model training, and prediction. The training path cleans the source comments, creates TF-IDF features, compares six classifiers, and saves the selected model. The prediction path applies the same cleaning rules to user input and loads the saved artifacts to generate a class and probability.</w:t>
+      <w:pPr>
+        <w:keepLines/>
+      </w:pPr>
+      <w:r>
+        <w:t>Figure 6.1 represents ToxiGuard as a single process. The user supplies a comment or a batch of comments, while the Jigsaw dataset supplies labelled training examples. The system returns a predicted class and probability to support a moderator's review.</w:t>
       </w:r>
     </w:p>
     <w:p>
       <w:r>
         <w:br w:type="page"/>
-      </w:r>
-    </w:p>
-    <w:p>
-      <w:pPr>
-        <w:pStyle w:val="Heading2"/>
-      </w:pPr>
-      <w:bookmarkStart w:id="27" w:name="_Toc242116425"/>
-      <w:r>
-        <w:lastRenderedPageBreak/>
-        <w:t>7.2 Entity Relationship Diagram</w:t>
-      </w:r>
-      <w:bookmarkEnd w:id="27"/>
-    </w:p>
-    <w:p>
-      <w:r>
-        <w:t>The ER diagram is a logical description of the data and evaluation records. It does not imply a database implementation. The project stores comments and predictions as CSV files and model artifacts as PKL files.</w:t>
       </w:r>
     </w:p>
     <w:p>
@@ -7714,14 +6875,15 @@
         <w:spacing w:before="120" w:after="120"/>
         <w:jc w:val="center"/>
       </w:pPr>
-      <w:bookmarkStart w:id="28" w:name="Fig_7_3"/>
+      <w:bookmarkStart w:id="27" w:name="Figure_6_2"/>
       <w:r>
         <w:rPr>
           <w:i/>
         </w:rPr>
-        <w:t>Fig 7.3: Logical Entity Relationship Model</w:t>
-      </w:r>
-      <w:bookmarkEnd w:id="28"/>
+        <w:lastRenderedPageBreak/>
+        <w:t>Figure 6.2: DFD Level 1 — Training and Prediction</w:t>
+      </w:r>
+      <w:bookmarkEnd w:id="27"/>
     </w:p>
     <w:p>
       <w:pPr>
@@ -7734,10 +6896,10 @@
           <w:noProof/>
         </w:rPr>
         <w:drawing>
-          <wp:inline distT="0" distB="0" distL="0" distR="0" wp14:anchorId="7F43A314" wp14:editId="60D43F88">
+          <wp:inline distT="0" distB="0" distL="0" distR="0" wp14:anchorId="091229CC" wp14:editId="18DA35FA">
             <wp:extent cx="5440680" cy="3173730"/>
             <wp:effectExtent l="0" t="0" r="0" b="0"/>
-            <wp:docPr id="6" name="Picture 6"/>
+            <wp:docPr id="5" name="Picture 5"/>
             <wp:cNvGraphicFramePr>
               <a:graphicFrameLocks xmlns:a="http://schemas.openxmlformats.org/drawingml/2006/main" noChangeAspect="1"/>
             </wp:cNvGraphicFramePr>
@@ -7745,7 +6907,7 @@
               <a:graphicData uri="http://schemas.openxmlformats.org/drawingml/2006/picture">
                 <pic:pic xmlns:pic="http://schemas.openxmlformats.org/drawingml/2006/picture">
                   <pic:nvPicPr>
-                    <pic:cNvPr id="0" name="er_logical.png"/>
+                    <pic:cNvPr id="0" name="dfd_level_one.png"/>
                     <pic:cNvPicPr/>
                   </pic:nvPicPr>
                   <pic:blipFill>
@@ -7771,8 +6933,11 @@
       </w:r>
     </w:p>
     <w:p>
-      <w:r>
-        <w:t>Fig 7.3 relates source comments, cleaned comments, model runs, and prediction results. Cleaning creates the text representation used by the classifier. A model run records evaluation metrics, and prediction records contain the actual label, predicted label, and toxic probability. These are conceptual entities represented by the project's files.</w:t>
+      <w:pPr>
+        <w:keepLines/>
+      </w:pPr>
+      <w:r>
+        <w:t>Figure 6.2 separates data preparation, model training, and prediction. The training path cleans the source comments, creates TF-IDF features, compares six classifiers, and saves the selected model. The prediction path applies the same cleaning rules to user input and loads the saved artifacts to generate a class and probability.</w:t>
       </w:r>
     </w:p>
     <w:p>
@@ -7782,38 +6947,129 @@
     </w:p>
     <w:p>
       <w:pPr>
-        <w:pStyle w:val="Heading1"/>
-      </w:pPr>
-      <w:bookmarkStart w:id="29" w:name="_Toc242116426"/>
+        <w:pStyle w:val="Heading2"/>
+      </w:pPr>
+      <w:bookmarkStart w:id="28" w:name="_Toc242117838"/>
       <w:r>
         <w:lastRenderedPageBreak/>
-        <w:t>8. Implementation</w:t>
-      </w:r>
-      <w:bookmarkEnd w:id="29"/>
-    </w:p>
-    <w:p>
-      <w:pPr>
-        <w:pStyle w:val="Heading2"/>
-      </w:pPr>
-      <w:bookmarkStart w:id="30" w:name="_Toc242116427"/>
-      <w:r>
-        <w:t>8.1 Modules</w:t>
-      </w:r>
-      <w:bookmarkEnd w:id="30"/>
+        <w:t>6.2 Entity Relationship Diagram</w:t>
+      </w:r>
+      <w:bookmarkEnd w:id="28"/>
+    </w:p>
+    <w:p>
+      <w:r>
+        <w:t>The ER diagram is a logical description of the data and evaluation records. It does not imply a database implementation. The project stores comments and predictions as CSV files and model artifacts as PKL files.</w:t>
+      </w:r>
     </w:p>
     <w:p>
       <w:pPr>
         <w:keepNext/>
+        <w:spacing w:before="120" w:after="120"/>
         <w:jc w:val="center"/>
       </w:pPr>
-      <w:bookmarkStart w:id="31" w:name="Table_8_1"/>
+      <w:bookmarkStart w:id="29" w:name="Figure_6_3"/>
       <w:r>
         <w:rPr>
           <w:i/>
         </w:rPr>
-        <w:t>Table 8.1: Main Project Modules</w:t>
+        <w:t>Figure 6.3: Logical Entity Relationship Model</w:t>
+      </w:r>
+      <w:bookmarkEnd w:id="29"/>
+    </w:p>
+    <w:p>
+      <w:pPr>
+        <w:keepNext/>
+        <w:spacing w:line="240" w:lineRule="auto"/>
+        <w:jc w:val="center"/>
+      </w:pPr>
+      <w:r>
+        <w:rPr>
+          <w:noProof/>
+        </w:rPr>
+        <w:drawing>
+          <wp:inline distT="0" distB="0" distL="0" distR="0" wp14:anchorId="06557A83" wp14:editId="18499A08">
+            <wp:extent cx="5440680" cy="3173730"/>
+            <wp:effectExtent l="0" t="0" r="0" b="0"/>
+            <wp:docPr id="6" name="Picture 6"/>
+            <wp:cNvGraphicFramePr>
+              <a:graphicFrameLocks xmlns:a="http://schemas.openxmlformats.org/drawingml/2006/main" noChangeAspect="1"/>
+            </wp:cNvGraphicFramePr>
+            <a:graphic xmlns:a="http://schemas.openxmlformats.org/drawingml/2006/main">
+              <a:graphicData uri="http://schemas.openxmlformats.org/drawingml/2006/picture">
+                <pic:pic xmlns:pic="http://schemas.openxmlformats.org/drawingml/2006/picture">
+                  <pic:nvPicPr>
+                    <pic:cNvPr id="0" name="er_logical.png"/>
+                    <pic:cNvPicPr/>
+                  </pic:nvPicPr>
+                  <pic:blipFill>
+                    <a:blip r:embed="rId14"/>
+                    <a:stretch>
+                      <a:fillRect/>
+                    </a:stretch>
+                  </pic:blipFill>
+                  <pic:spPr>
+                    <a:xfrm>
+                      <a:off x="0" y="0"/>
+                      <a:ext cx="5440680" cy="3173730"/>
+                    </a:xfrm>
+                    <a:prstGeom prst="rect">
+                      <a:avLst/>
+                    </a:prstGeom>
+                  </pic:spPr>
+                </pic:pic>
+              </a:graphicData>
+            </a:graphic>
+          </wp:inline>
+        </w:drawing>
+      </w:r>
+    </w:p>
+    <w:p>
+      <w:pPr>
+        <w:keepLines/>
+      </w:pPr>
+      <w:r>
+        <w:t>Figure 6.3 relates source comments, cleaned comments, model runs, and prediction results. Cleaning creates the text representation used by the classifier. A model run records evaluation metrics, and prediction records contain the actual label, predicted label, and toxic probability. These are conceptual entities represented by the project's files.</w:t>
+      </w:r>
+    </w:p>
+    <w:p>
+      <w:r>
+        <w:br w:type="page"/>
+      </w:r>
+    </w:p>
+    <w:p>
+      <w:pPr>
+        <w:pStyle w:val="Heading1"/>
+      </w:pPr>
+      <w:bookmarkStart w:id="30" w:name="_Toc242117839"/>
+      <w:r>
+        <w:lastRenderedPageBreak/>
+        <w:t>7. IMPLEMENTATION</w:t>
+      </w:r>
+      <w:bookmarkEnd w:id="30"/>
+    </w:p>
+    <w:p>
+      <w:pPr>
+        <w:pStyle w:val="Heading2"/>
+      </w:pPr>
+      <w:bookmarkStart w:id="31" w:name="_Toc242117840"/>
+      <w:r>
+        <w:t>7.1 Modules</w:t>
       </w:r>
       <w:bookmarkEnd w:id="31"/>
+    </w:p>
+    <w:p>
+      <w:pPr>
+        <w:keepNext/>
+        <w:jc w:val="center"/>
+      </w:pPr>
+      <w:bookmarkStart w:id="32" w:name="Table_7_1"/>
+      <w:r>
+        <w:rPr>
+          <w:i/>
+        </w:rPr>
+        <w:t>Table 7.1: Main Project Modules</w:t>
+      </w:r>
+      <w:bookmarkEnd w:id="32"/>
     </w:p>
     <w:tbl>
       <w:tblPr>
@@ -8144,11 +7400,11 @@
       <w:pPr>
         <w:pStyle w:val="Heading2"/>
       </w:pPr>
-      <w:bookmarkStart w:id="32" w:name="_Toc242116428"/>
-      <w:r>
-        <w:t>8.2 Data Preparation</w:t>
-      </w:r>
-      <w:bookmarkEnd w:id="32"/>
+      <w:bookmarkStart w:id="33" w:name="_Toc242117841"/>
+      <w:r>
+        <w:t>7.2 Data Preparation</w:t>
+      </w:r>
+      <w:bookmarkEnd w:id="33"/>
     </w:p>
     <w:p>
       <w:r>
@@ -8159,11 +7415,11 @@
       <w:pPr>
         <w:pStyle w:val="Heading2"/>
       </w:pPr>
-      <w:bookmarkStart w:id="33" w:name="_Toc242116429"/>
-      <w:r>
-        <w:t>8.3 Feature Extraction and Training</w:t>
-      </w:r>
-      <w:bookmarkEnd w:id="33"/>
+      <w:bookmarkStart w:id="34" w:name="_Toc242117842"/>
+      <w:r>
+        <w:t>7.3 Feature Extraction and Training</w:t>
+      </w:r>
+      <w:bookmarkEnd w:id="34"/>
     </w:p>
     <w:p>
       <w:r>
@@ -8174,11 +7430,11 @@
       <w:pPr>
         <w:pStyle w:val="Heading2"/>
       </w:pPr>
-      <w:bookmarkStart w:id="34" w:name="_Toc242116430"/>
-      <w:r>
-        <w:t>8.4 Selection and Serialization</w:t>
-      </w:r>
-      <w:bookmarkEnd w:id="34"/>
+      <w:bookmarkStart w:id="35" w:name="_Toc242117843"/>
+      <w:r>
+        <w:t>7.4 Selection and Serialization</w:t>
+      </w:r>
+      <w:bookmarkEnd w:id="35"/>
     </w:p>
     <w:p>
       <w:r>
@@ -8189,12 +7445,12 @@
       <w:pPr>
         <w:pStyle w:val="Heading2"/>
       </w:pPr>
-      <w:bookmarkStart w:id="35" w:name="_Toc242116431"/>
+      <w:bookmarkStart w:id="36" w:name="_Toc242117844"/>
       <w:r>
         <w:lastRenderedPageBreak/>
-        <w:t>8.5 Streamlit Application</w:t>
-      </w:r>
-      <w:bookmarkEnd w:id="35"/>
+        <w:t>7.5 Streamlit Application</w:t>
+      </w:r>
+      <w:bookmarkEnd w:id="36"/>
     </w:p>
     <w:p>
       <w:r>
@@ -8207,14 +7463,14 @@
         <w:spacing w:before="120" w:after="120"/>
         <w:jc w:val="center"/>
       </w:pPr>
-      <w:bookmarkStart w:id="36" w:name="Fig_8_1"/>
+      <w:bookmarkStart w:id="37" w:name="Figure_7_1"/>
       <w:r>
         <w:rPr>
           <w:i/>
         </w:rPr>
-        <w:t>Fig 8.1: Streamlit Application Overview</w:t>
-      </w:r>
-      <w:bookmarkEnd w:id="36"/>
+        <w:t>Figure 7.1: Streamlit Application Overview</w:t>
+      </w:r>
+      <w:bookmarkEnd w:id="37"/>
     </w:p>
     <w:p>
       <w:pPr>
@@ -8227,7 +7483,7 @@
           <w:noProof/>
         </w:rPr>
         <w:drawing>
-          <wp:inline distT="0" distB="0" distL="0" distR="0" wp14:anchorId="49963B9E" wp14:editId="2379F5DD">
+          <wp:inline distT="0" distB="0" distL="0" distR="0" wp14:anchorId="5AA6DF59" wp14:editId="4ED34D3F">
             <wp:extent cx="5120640" cy="5334000"/>
             <wp:effectExtent l="0" t="0" r="0" b="0"/>
             <wp:docPr id="7" name="Picture 7"/>
@@ -8242,7 +7498,7 @@
                     <pic:cNvPicPr/>
                   </pic:nvPicPr>
                   <pic:blipFill>
-                    <a:blip r:embed="rId14"/>
+                    <a:blip r:embed="rId15"/>
                     <a:stretch>
                       <a:fillRect/>
                     </a:stretch>
@@ -8264,8 +7520,11 @@
       </w:r>
     </w:p>
     <w:p>
-      <w:r>
-        <w:t>Fig 8.1 shows the dashboard overview, including the cleaned dataset size, toxic-comment count, six-model comparison, and selected Logistic Regression model. The sidebar provides access to comment analysis, batch analysis, model performance, and dataset insights.</w:t>
+      <w:pPr>
+        <w:keepLines/>
+      </w:pPr>
+      <w:r>
+        <w:t>Figure 7.1 shows the dashboard overview, including the cleaned dataset size, toxic-comment count, six-model comparison, and selected Logistic Regression model. The sidebar provides access to comment analysis, batch analysis, model performance, and dataset insights.</w:t>
       </w:r>
     </w:p>
     <w:p>
@@ -8277,22 +7536,22 @@
       <w:pPr>
         <w:pStyle w:val="Heading1"/>
       </w:pPr>
-      <w:bookmarkStart w:id="37" w:name="_Toc242116432"/>
+      <w:bookmarkStart w:id="38" w:name="_Toc242117845"/>
       <w:r>
         <w:lastRenderedPageBreak/>
-        <w:t>9. Testing</w:t>
-      </w:r>
-      <w:bookmarkEnd w:id="37"/>
+        <w:t>8. TESTING AND VALIDATION</w:t>
+      </w:r>
+      <w:bookmarkEnd w:id="38"/>
     </w:p>
     <w:p>
       <w:pPr>
         <w:pStyle w:val="Heading2"/>
       </w:pPr>
-      <w:bookmarkStart w:id="38" w:name="_Toc242116433"/>
-      <w:r>
-        <w:t>9.1 Test Strategy</w:t>
-      </w:r>
-      <w:bookmarkEnd w:id="38"/>
+      <w:bookmarkStart w:id="39" w:name="_Toc242117846"/>
+      <w:r>
+        <w:t>8.1 Test Strategy</w:t>
+      </w:r>
+      <w:bookmarkEnd w:id="39"/>
     </w:p>
     <w:p>
       <w:r>
@@ -8303,25 +7562,25 @@
       <w:pPr>
         <w:pStyle w:val="Heading2"/>
       </w:pPr>
-      <w:bookmarkStart w:id="39" w:name="_Toc242116434"/>
-      <w:r>
-        <w:t>9.2 Functional Checks</w:t>
-      </w:r>
-      <w:bookmarkEnd w:id="39"/>
+      <w:bookmarkStart w:id="40" w:name="_Toc242117847"/>
+      <w:r>
+        <w:t>8.2 Functional Checks</w:t>
+      </w:r>
+      <w:bookmarkEnd w:id="40"/>
     </w:p>
     <w:p>
       <w:pPr>
         <w:keepNext/>
         <w:jc w:val="center"/>
       </w:pPr>
-      <w:bookmarkStart w:id="40" w:name="Table_9_1"/>
+      <w:bookmarkStart w:id="41" w:name="Table_8_1"/>
       <w:r>
         <w:rPr>
           <w:i/>
         </w:rPr>
-        <w:t>Table 9.1: Functional Test Cases</w:t>
-      </w:r>
-      <w:bookmarkEnd w:id="40"/>
+        <w:t>Table 8.1: Functional Test Cases</w:t>
+      </w:r>
+      <w:bookmarkEnd w:id="41"/>
     </w:p>
     <w:tbl>
       <w:tblPr>
@@ -8879,11 +8138,11 @@
       <w:pPr>
         <w:pStyle w:val="Heading2"/>
       </w:pPr>
-      <w:bookmarkStart w:id="41" w:name="_Toc242116435"/>
-      <w:r>
-        <w:t>9.3 Interpretation</w:t>
-      </w:r>
-      <w:bookmarkEnd w:id="41"/>
+      <w:bookmarkStart w:id="42" w:name="_Toc242117848"/>
+      <w:r>
+        <w:t>8.3 Interpretation</w:t>
+      </w:r>
+      <w:bookmarkEnd w:id="42"/>
     </w:p>
     <w:p>
       <w:r>
@@ -8899,22 +8158,22 @@
       <w:pPr>
         <w:pStyle w:val="Heading1"/>
       </w:pPr>
-      <w:bookmarkStart w:id="42" w:name="_Toc242116436"/>
+      <w:bookmarkStart w:id="43" w:name="_Toc242117849"/>
       <w:r>
         <w:lastRenderedPageBreak/>
-        <w:t>10. Results and Discussion</w:t>
-      </w:r>
-      <w:bookmarkEnd w:id="42"/>
+        <w:t>9. RESULTS AND DISCUSSION</w:t>
+      </w:r>
+      <w:bookmarkEnd w:id="43"/>
     </w:p>
     <w:p>
       <w:pPr>
         <w:pStyle w:val="Heading2"/>
       </w:pPr>
-      <w:bookmarkStart w:id="43" w:name="_Toc242116437"/>
-      <w:r>
-        <w:t>10.1 Dataset and Experiment</w:t>
-      </w:r>
-      <w:bookmarkEnd w:id="43"/>
+      <w:bookmarkStart w:id="44" w:name="_Toc242117850"/>
+      <w:r>
+        <w:t>9.1 Dataset and Experiment</w:t>
+      </w:r>
+      <w:bookmarkEnd w:id="44"/>
     </w:p>
     <w:p>
       <w:r>
@@ -8927,14 +8186,14 @@
         <w:spacing w:before="120" w:after="120"/>
         <w:jc w:val="center"/>
       </w:pPr>
-      <w:bookmarkStart w:id="44" w:name="Fig_10_1"/>
+      <w:bookmarkStart w:id="45" w:name="Figure_9_1"/>
       <w:r>
         <w:rPr>
           <w:i/>
         </w:rPr>
-        <w:t>Fig 10.1: Exploratory Data Analysis</w:t>
-      </w:r>
-      <w:bookmarkEnd w:id="44"/>
+        <w:t>Figure 9.1: Exploratory Data Analysis</w:t>
+      </w:r>
+      <w:bookmarkEnd w:id="45"/>
     </w:p>
     <w:p>
       <w:pPr>
@@ -8947,7 +8206,7 @@
           <w:noProof/>
         </w:rPr>
         <w:drawing>
-          <wp:inline distT="0" distB="0" distL="0" distR="0" wp14:anchorId="18D9F47B" wp14:editId="7C84DA50">
+          <wp:inline distT="0" distB="0" distL="0" distR="0" wp14:anchorId="1B4743A7" wp14:editId="17FB2860">
             <wp:extent cx="5440680" cy="3587195"/>
             <wp:effectExtent l="0" t="0" r="0" b="0"/>
             <wp:docPr id="8" name="Picture 8"/>
@@ -8962,7 +8221,7 @@
                     <pic:cNvPicPr/>
                   </pic:nvPicPr>
                   <pic:blipFill>
-                    <a:blip r:embed="rId15"/>
+                    <a:blip r:embed="rId16"/>
                     <a:stretch>
                       <a:fillRect/>
                     </a:stretch>
@@ -8984,8 +8243,11 @@
       </w:r>
     </w:p>
     <w:p>
-      <w:r>
-        <w:t>Fig 10.1 shows four views of the cleaned dataset: binary class counts, counts for the available toxicity labels, comment-length distributions, and average comment length. Non-toxic comments greatly outnumber toxic comments. The skewed length distribution and unequal class sizes provide context for preprocessing and minority-class evaluation.</w:t>
+      <w:pPr>
+        <w:keepLines/>
+      </w:pPr>
+      <w:r>
+        <w:t>Figure 9.1 shows four views of the cleaned dataset: binary class counts, counts for the available toxicity labels, comment-length distributions, and average comment length. Non-toxic comments greatly outnumber toxic comments. The skewed length distribution and unequal class sizes provide context for preprocessing and minority-class evaluation.</w:t>
       </w:r>
     </w:p>
     <w:p>
@@ -8997,26 +8259,26 @@
       <w:pPr>
         <w:pStyle w:val="Heading2"/>
       </w:pPr>
-      <w:bookmarkStart w:id="45" w:name="_Toc242116438"/>
+      <w:bookmarkStart w:id="46" w:name="_Toc242117851"/>
       <w:r>
         <w:lastRenderedPageBreak/>
-        <w:t>10.2 Model Comparison</w:t>
-      </w:r>
-      <w:bookmarkEnd w:id="45"/>
+        <w:t>9.2 Model Comparison</w:t>
+      </w:r>
+      <w:bookmarkEnd w:id="46"/>
     </w:p>
     <w:p>
       <w:pPr>
         <w:keepNext/>
         <w:jc w:val="center"/>
       </w:pPr>
-      <w:bookmarkStart w:id="46" w:name="Table_10_1"/>
+      <w:bookmarkStart w:id="47" w:name="Table_9_1"/>
       <w:r>
         <w:rPr>
           <w:i/>
         </w:rPr>
-        <w:t>Table 10.1: Model Comparison</w:t>
-      </w:r>
-      <w:bookmarkEnd w:id="46"/>
+        <w:t>Table 9.1: Model Comparison</w:t>
+      </w:r>
+      <w:bookmarkEnd w:id="47"/>
     </w:p>
     <w:tbl>
       <w:tblPr>
@@ -10241,12 +9503,7 @@
     </w:p>
     <w:p>
       <w:r>
-        <w:t>Table 10.1 reports held-out accuracy (Acc), toxic precision (Prec), toxic recall, toxic F1, and ROC-AUC (AUC). Logistic Regression achieved the highest toxic-class F1 of 0.6975. It recovered about 81.4% of toxic comments at a toxic precision of about 61.0%. The calibrated Linear SVM had higher overall accuracy and precision, but lower toxic recall. The choice therefore reflects the documented F1-first selection rule.</w:t>
-      </w:r>
-    </w:p>
-    <w:p>
-      <w:r>
-        <w:br w:type="page"/>
+        <w:t>Table 9.1 reports held-out accuracy (Acc), toxic precision (Prec), toxic recall, toxic F1, and ROC-AUC (AUC). Logistic Regression achieved the highest toxic-class F1 of 0.6975. It recovered about 81.4% of toxic comments at a toxic precision of about 61.0%. The calibrated Linear SVM had higher overall accuracy and precision, but lower toxic recall. The choice therefore reflects the documented F1-first selection rule.</w:t>
       </w:r>
     </w:p>
     <w:p>
@@ -10255,15 +9512,15 @@
         <w:spacing w:before="120" w:after="120"/>
         <w:jc w:val="center"/>
       </w:pPr>
-      <w:bookmarkStart w:id="47" w:name="Fig_10_2"/>
+      <w:bookmarkStart w:id="48" w:name="Figure_9_2"/>
       <w:r>
         <w:rPr>
           <w:i/>
         </w:rPr>
         <w:lastRenderedPageBreak/>
-        <w:t>Fig 10.2: Comparison of Classifier Performance</w:t>
-      </w:r>
-      <w:bookmarkEnd w:id="47"/>
+        <w:t>Figure 9.2: Comparison of Classifier Performance</w:t>
+      </w:r>
+      <w:bookmarkEnd w:id="48"/>
     </w:p>
     <w:p>
       <w:pPr>
@@ -10276,8 +9533,8 @@
           <w:noProof/>
         </w:rPr>
         <w:drawing>
-          <wp:inline distT="0" distB="0" distL="0" distR="0" wp14:anchorId="0FB821C8" wp14:editId="25F4ACBB">
-            <wp:extent cx="5440680" cy="2691221"/>
+          <wp:inline distT="0" distB="0" distL="0" distR="0" wp14:anchorId="1948A206" wp14:editId="127C8E09">
+            <wp:extent cx="4937760" cy="2442453"/>
             <wp:effectExtent l="0" t="0" r="0" b="0"/>
             <wp:docPr id="9" name="Picture 9"/>
             <wp:cNvGraphicFramePr>
@@ -10291,7 +9548,7 @@
                     <pic:cNvPicPr/>
                   </pic:nvPicPr>
                   <pic:blipFill>
-                    <a:blip r:embed="rId16"/>
+                    <a:blip r:embed="rId17"/>
                     <a:stretch>
                       <a:fillRect/>
                     </a:stretch>
@@ -10299,7 +9556,7 @@
                   <pic:spPr>
                     <a:xfrm>
                       <a:off x="0" y="0"/>
-                      <a:ext cx="5440680" cy="2691221"/>
+                      <a:ext cx="4937760" cy="2442453"/>
                     </a:xfrm>
                     <a:prstGeom prst="rect">
                       <a:avLst/>
@@ -10313,8 +9570,11 @@
       </w:r>
     </w:p>
     <w:p>
-      <w:r>
-        <w:t>Fig 10.2 compares accuracy, toxic precision, toxic recall, and toxic F1 for the six classifiers. Multinomial Naive Bayes has high precision but misses more toxic comments. Logistic Regression provides the highest toxic F1, while Complement Naive Bayes achieves higher recall at the cost of more false positives.</w:t>
+      <w:pPr>
+        <w:keepLines/>
+      </w:pPr>
+      <w:r>
+        <w:t>Figure 9.2 compares accuracy, toxic precision, recall, and F1 across six classifiers. Logistic Regression achieves the highest toxic F1. Complement Naive Bayes has higher recall but more false positives, while Multinomial Naive Bayes misses more toxic comments.</w:t>
       </w:r>
     </w:p>
     <w:p>
@@ -10328,15 +9588,15 @@
         <w:spacing w:before="120" w:after="120"/>
         <w:jc w:val="center"/>
       </w:pPr>
-      <w:bookmarkStart w:id="48" w:name="Fig_10_3"/>
+      <w:bookmarkStart w:id="49" w:name="Figure_9_3"/>
       <w:r>
         <w:rPr>
           <w:i/>
         </w:rPr>
         <w:lastRenderedPageBreak/>
-        <w:t>Fig 10.3: Logistic Regression Confusion Matrix</w:t>
-      </w:r>
-      <w:bookmarkEnd w:id="48"/>
+        <w:t>Figure 9.3: Logistic Regression Confusion Matrix</w:t>
+      </w:r>
+      <w:bookmarkEnd w:id="49"/>
     </w:p>
     <w:p>
       <w:pPr>
@@ -10349,7 +9609,7 @@
           <w:noProof/>
         </w:rPr>
         <w:drawing>
-          <wp:inline distT="0" distB="0" distL="0" distR="0" wp14:anchorId="369348D1" wp14:editId="4B5D4D52">
+          <wp:inline distT="0" distB="0" distL="0" distR="0" wp14:anchorId="4F61982E" wp14:editId="6E17FD4B">
             <wp:extent cx="4937760" cy="3493736"/>
             <wp:effectExtent l="0" t="0" r="0" b="0"/>
             <wp:docPr id="10" name="Picture 10"/>
@@ -10364,7 +9624,7 @@
                     <pic:cNvPicPr/>
                   </pic:nvPicPr>
                   <pic:blipFill>
-                    <a:blip r:embed="rId17"/>
+                    <a:blip r:embed="rId18"/>
                     <a:stretch>
                       <a:fillRect/>
                     </a:stretch>
@@ -10386,8 +9646,11 @@
       </w:r>
     </w:p>
     <w:p>
-      <w:r>
-        <w:t>Fig 10.3 summarizes predictions for 6,000 test comments. The classifier correctly identifies 5,126 non-toxic comments and 468 toxic comments. It incorrectly flags 299 non-toxic comments and misses 107 toxic comments. These errors explain why automated flags still require human review.</w:t>
+      <w:pPr>
+        <w:keepLines/>
+      </w:pPr>
+      <w:r>
+        <w:t>Figure 9.3 summarizes predictions for 6,000 test comments. The classifier correctly identifies 5,126 non-toxic comments and 468 toxic comments. It incorrectly flags 299 non-toxic comments and misses 107 toxic comments. These errors explain why automated flags still require human review.</w:t>
       </w:r>
     </w:p>
     <w:p>
@@ -10399,12 +9662,12 @@
       <w:pPr>
         <w:pStyle w:val="Heading2"/>
       </w:pPr>
-      <w:bookmarkStart w:id="49" w:name="_Toc242116439"/>
+      <w:bookmarkStart w:id="50" w:name="_Toc242117852"/>
       <w:r>
         <w:lastRenderedPageBreak/>
-        <w:t>10.3 Application Output</w:t>
-      </w:r>
-      <w:bookmarkEnd w:id="49"/>
+        <w:t>9.3 Application Output</w:t>
+      </w:r>
+      <w:bookmarkEnd w:id="50"/>
     </w:p>
     <w:p>
       <w:r>
@@ -10417,14 +9680,14 @@
         <w:spacing w:before="120" w:after="120"/>
         <w:jc w:val="center"/>
       </w:pPr>
-      <w:bookmarkStart w:id="50" w:name="Fig_10_4"/>
+      <w:bookmarkStart w:id="51" w:name="Figure_9_4"/>
       <w:r>
         <w:rPr>
           <w:i/>
         </w:rPr>
-        <w:t>Fig 10.4: Single-Comment Prediction Output</w:t>
-      </w:r>
-      <w:bookmarkEnd w:id="50"/>
+        <w:t>Figure 9.4: Single-Comment Prediction Output</w:t>
+      </w:r>
+      <w:bookmarkEnd w:id="51"/>
     </w:p>
     <w:p>
       <w:pPr>
@@ -10437,7 +9700,7 @@
           <w:noProof/>
         </w:rPr>
         <w:drawing>
-          <wp:inline distT="0" distB="0" distL="0" distR="0" wp14:anchorId="556C22FF" wp14:editId="3087732B">
+          <wp:inline distT="0" distB="0" distL="0" distR="0" wp14:anchorId="295D0542" wp14:editId="709F74BD">
             <wp:extent cx="5029200" cy="5238750"/>
             <wp:effectExtent l="0" t="0" r="0" b="0"/>
             <wp:docPr id="11" name="Picture 11"/>
@@ -10452,7 +9715,7 @@
                     <pic:cNvPicPr/>
                   </pic:nvPicPr>
                   <pic:blipFill>
-                    <a:blip r:embed="rId18"/>
+                    <a:blip r:embed="rId19"/>
                     <a:stretch>
                       <a:fillRect/>
                     </a:stretch>
@@ -10474,8 +9737,11 @@
       </w:r>
     </w:p>
     <w:p>
-      <w:r>
-        <w:t>Fig 10.4 shows the entered comment, Toxic prediction, 99.1% toxic probability, and session history. The result cards communicate the model output; the review message prompts the user to consider the surrounding context before making a moderation decision.</w:t>
+      <w:pPr>
+        <w:keepLines/>
+      </w:pPr>
+      <w:r>
+        <w:t>Figure 9.4 shows the entered comment, Toxic prediction, 99.1% toxic probability, and session history. The result cards communicate the model output; the review message prompts the user to consider the surrounding context before making a moderation decision.</w:t>
       </w:r>
     </w:p>
     <w:p>
@@ -10488,15 +9754,15 @@
         <w:keepNext/>
         <w:jc w:val="center"/>
       </w:pPr>
-      <w:bookmarkStart w:id="51" w:name="Table_10_2"/>
+      <w:bookmarkStart w:id="52" w:name="Table_9_2"/>
       <w:r>
         <w:rPr>
           <w:i/>
         </w:rPr>
         <w:lastRenderedPageBreak/>
-        <w:t>Table 10.2: Sample Prediction Results</w:t>
-      </w:r>
-      <w:bookmarkEnd w:id="51"/>
+        <w:t>Table 9.2: Sample Prediction Results</w:t>
+      </w:r>
+      <w:bookmarkEnd w:id="52"/>
     </w:p>
     <w:tbl>
       <w:tblPr>
@@ -10880,11 +10146,11 @@
       <w:pPr>
         <w:pStyle w:val="Heading2"/>
       </w:pPr>
-      <w:bookmarkStart w:id="52" w:name="_Toc242116440"/>
-      <w:r>
-        <w:t>10.4 Limitations</w:t>
-      </w:r>
-      <w:bookmarkEnd w:id="52"/>
+      <w:bookmarkStart w:id="53" w:name="_Toc242117853"/>
+      <w:r>
+        <w:t>9.4 Limitations</w:t>
+      </w:r>
+      <w:bookmarkEnd w:id="53"/>
     </w:p>
     <w:p>
       <w:r>
@@ -10905,12 +10171,83 @@
       <w:pPr>
         <w:pStyle w:val="Heading1"/>
       </w:pPr>
-      <w:bookmarkStart w:id="53" w:name="_Toc242116441"/>
+      <w:bookmarkStart w:id="54" w:name="_Toc242117854"/>
       <w:r>
         <w:lastRenderedPageBreak/>
-        <w:t>11. Learning Outcomes</w:t>
-      </w:r>
-      <w:bookmarkEnd w:id="53"/>
+        <w:t>10. CHALLENGES AND SOLUTIONS</w:t>
+      </w:r>
+      <w:bookmarkEnd w:id="54"/>
+    </w:p>
+    <w:p>
+      <w:pPr>
+        <w:pStyle w:val="Heading2"/>
+      </w:pPr>
+      <w:bookmarkStart w:id="55" w:name="_Toc242117855"/>
+      <w:r>
+        <w:t>10.1 Class Imbalance</w:t>
+      </w:r>
+      <w:bookmarkEnd w:id="55"/>
+    </w:p>
+    <w:p>
+      <w:r>
+        <w:t>Only 15,293 of the 159,556 cleaned comments carry the toxic label. The split and experiment subset were stratified to retain the class ratio. The selection rule uses toxic F1 first, which reduces the chance of choosing a model solely because it predicts the majority class well.</w:t>
+      </w:r>
+    </w:p>
+    <w:p>
+      <w:pPr>
+        <w:pStyle w:val="Heading2"/>
+      </w:pPr>
+      <w:bookmarkStart w:id="56" w:name="_Toc242117856"/>
+      <w:r>
+        <w:t>10.2 Training and Inference Consistency</w:t>
+      </w:r>
+      <w:bookmarkEnd w:id="56"/>
+    </w:p>
+    <w:p>
+      <w:r>
+        <w:t>A different cleaning path in the dashboard would change the feature values presented to the trained model. ToxiGuard imports the same clean_text helper in training and inference and loads the exact vectorizer saved by training.</w:t>
+      </w:r>
+    </w:p>
+    <w:p>
+      <w:pPr>
+        <w:pStyle w:val="Heading2"/>
+      </w:pPr>
+      <w:bookmarkStart w:id="57" w:name="_Toc242117857"/>
+      <w:r>
+        <w:t>10.3 Interpretation and Context</w:t>
+      </w:r>
+      <w:bookmarkEnd w:id="57"/>
+    </w:p>
+    <w:p>
+      <w:r>
+        <w:t>Text classification cannot reliably infer intent or the full conversation context from one comment. The dashboard labels results as moderation support and describes the prediction as a prompt for human inspection. A future study should test false positives and false negatives with reviewers from the intended environment.</w:t>
+      </w:r>
+    </w:p>
+    <w:p>
+      <w:r>
+        <w:br w:type="page"/>
+      </w:r>
+    </w:p>
+    <w:p>
+      <w:pPr>
+        <w:pStyle w:val="Heading1"/>
+      </w:pPr>
+      <w:bookmarkStart w:id="58" w:name="_Toc242117858"/>
+      <w:r>
+        <w:lastRenderedPageBreak/>
+        <w:t>11. LEARNING OUTCOMES</w:t>
+      </w:r>
+      <w:bookmarkEnd w:id="58"/>
+    </w:p>
+    <w:p>
+      <w:pPr>
+        <w:pStyle w:val="Heading2"/>
+      </w:pPr>
+      <w:bookmarkStart w:id="59" w:name="_Toc242117859"/>
+      <w:r>
+        <w:t>11.1 Technical Skills Acquired</w:t>
+      </w:r>
+      <w:bookmarkEnd w:id="59"/>
     </w:p>
     <w:p>
       <w:r>
@@ -10918,6 +10255,31 @@
       </w:r>
     </w:p>
     <w:p>
+      <w:pPr>
+        <w:pStyle w:val="Heading2"/>
+      </w:pPr>
+      <w:bookmarkStart w:id="60" w:name="_Toc242117860"/>
+      <w:r>
+        <w:t>11.2 Practical Experience Gained</w:t>
+      </w:r>
+      <w:bookmarkEnd w:id="60"/>
+    </w:p>
+    <w:p>
+      <w:r>
+        <w:t>The implementation brought together CSV data preparation, feature extraction, model training, artifact serialization, and application development. Working with the saved model and vectorizer demonstrated how training outputs become reusable components of an interactive prediction system.</w:t>
+      </w:r>
+    </w:p>
+    <w:p>
+      <w:pPr>
+        <w:pStyle w:val="Heading2"/>
+      </w:pPr>
+      <w:bookmarkStart w:id="61" w:name="_Toc242117861"/>
+      <w:r>
+        <w:t>11.3 Technical Communication</w:t>
+      </w:r>
+      <w:bookmarkEnd w:id="61"/>
+    </w:p>
+    <w:p>
       <w:r>
         <w:t>The report and dashboard also required presenting technical results clearly. A reviewer can see the selected model, its measured tradeoffs, the confusion matrix, and examples of the interface. The paper-presentation certificate included in Appendix B records an additional opportunity to communicate related work to an academic audience.</w:t>
       </w:r>
@@ -10931,56 +10293,96 @@
       <w:pPr>
         <w:pStyle w:val="Heading1"/>
       </w:pPr>
-      <w:bookmarkStart w:id="54" w:name="_Toc242116442"/>
+      <w:bookmarkStart w:id="62" w:name="_Toc242117862"/>
       <w:r>
         <w:lastRenderedPageBreak/>
-        <w:t>12. Challenges and Solutions</w:t>
-      </w:r>
-      <w:bookmarkEnd w:id="54"/>
+        <w:t>12. CONCLUSION AND FUTURE SCOPE</w:t>
+      </w:r>
+      <w:bookmarkEnd w:id="62"/>
     </w:p>
     <w:p>
       <w:pPr>
         <w:pStyle w:val="Heading2"/>
       </w:pPr>
-      <w:bookmarkStart w:id="55" w:name="_Toc242116443"/>
-      <w:r>
-        <w:t>12.1 Class Imbalance</w:t>
-      </w:r>
-      <w:bookmarkEnd w:id="55"/>
-    </w:p>
-    <w:p>
-      <w:r>
-        <w:t>Only 15,293 of the 159,556 cleaned comments carry the toxic label. The split and experiment subset were stratified to retain the class ratio. The selection rule uses toxic F1 first, which reduces the chance of choosing a model solely because it predicts the majority class well.</w:t>
+      <w:bookmarkStart w:id="63" w:name="_Toc242117863"/>
+      <w:r>
+        <w:t>12.1 Conclusion</w:t>
+      </w:r>
+      <w:bookmarkEnd w:id="63"/>
+    </w:p>
+    <w:p>
+      <w:r>
+        <w:t>ToxiGuard delivers a working binary toxic-comment classifier and Streamlit dashboard. In the reproduced run, six models were compared on the same 6,000-comment test set, and Logistic Regression ranked first by toxic-class F1. Its test results were 93.23% accuracy, 61.02% toxic precision, 81.39% toxic recall, 69.75% toxic F1, and 0.9576 ROC-AUC.</w:t>
+      </w:r>
+    </w:p>
+    <w:p>
+      <w:r>
+        <w:t>The project demonstrates data preparation, TF-IDF feature extraction, measured model selection, artifact serialization, and application deployment. Its outputs can help prioritize review, while human judgment remains necessary because the model makes both false positive and false negative errors.</w:t>
       </w:r>
     </w:p>
     <w:p>
       <w:pPr>
         <w:pStyle w:val="Heading2"/>
       </w:pPr>
-      <w:bookmarkStart w:id="56" w:name="_Toc242116444"/>
-      <w:r>
-        <w:t>12.2 Training and Inference Consistency</w:t>
-      </w:r>
-      <w:bookmarkEnd w:id="56"/>
-    </w:p>
-    <w:p>
-      <w:r>
-        <w:t>A different cleaning path in the dashboard would change the feature values presented to the trained model. ToxiGuard imports the same clean_text helper in training and inference and loads the exact vectorizer saved by training.</w:t>
+      <w:bookmarkStart w:id="64" w:name="_Toc242117864"/>
+      <w:r>
+        <w:t>12.2 Limitations</w:t>
+      </w:r>
+      <w:bookmarkEnd w:id="64"/>
+    </w:p>
+    <w:p>
+      <w:r>
+        <w:t>Evaluation is limited to a sampled English-language dataset and a shared hold-out set used for model comparison. The system does not model conversation history or repeated behaviour. It has not been independently validated on other platforms, languages, or demographic subgroups.</w:t>
       </w:r>
     </w:p>
     <w:p>
       <w:pPr>
         <w:pStyle w:val="Heading2"/>
       </w:pPr>
-      <w:bookmarkStart w:id="57" w:name="_Toc242116445"/>
-      <w:r>
-        <w:t>12.3 Interpretation and Context</w:t>
-      </w:r>
-      <w:bookmarkEnd w:id="57"/>
-    </w:p>
-    <w:p>
-      <w:r>
-        <w:t>Text classification cannot reliably infer intent or the full conversation context from one comment. The dashboard labels results as moderation support and describes the prediction as a prompt for human inspection. A future study should test false positives and false negatives with reviewers from the intended environment.</w:t>
+      <w:bookmarkStart w:id="65" w:name="_Toc242117865"/>
+      <w:r>
+        <w:t>12.3 Future Enhancements</w:t>
+      </w:r>
+      <w:bookmarkEnd w:id="65"/>
+    </w:p>
+    <w:p>
+      <w:pPr>
+        <w:pStyle w:val="ListBullet"/>
+      </w:pPr>
+      <w:r>
+        <w:t>Collect feedback from human reviewers and tune the classification threshold for the intended moderation workload.</w:t>
+      </w:r>
+    </w:p>
+    <w:p>
+      <w:pPr>
+        <w:pStyle w:val="ListBullet"/>
+      </w:pPr>
+      <w:r>
+        <w:t>Evaluate on comments from other platforms and languages before broader use.</w:t>
+      </w:r>
+    </w:p>
+    <w:p>
+      <w:pPr>
+        <w:pStyle w:val="ListBullet"/>
+      </w:pPr>
+      <w:r>
+        <w:t>Add context-aware models and compare them with the current transparent linear baseline.</w:t>
+      </w:r>
+    </w:p>
+    <w:p>
+      <w:pPr>
+        <w:pStyle w:val="ListBullet"/>
+      </w:pPr>
+      <w:r>
+        <w:t>Extend the interface to Jigsaw's separate toxicity categories after multi-label evaluation.</w:t>
+      </w:r>
+    </w:p>
+    <w:p>
+      <w:pPr>
+        <w:pStyle w:val="ListBullet"/>
+      </w:pPr>
+      <w:r>
+        <w:t>Monitor model drift and document performance across different groups and language patterns.</w:t>
       </w:r>
     </w:p>
     <w:p>
@@ -10992,94 +10394,12 @@
       <w:pPr>
         <w:pStyle w:val="Heading1"/>
       </w:pPr>
-      <w:bookmarkStart w:id="58" w:name="_Toc242116446"/>
-      <w:r>
-        <w:lastRenderedPageBreak/>
-        <w:t>13. Conclusion</w:t>
-      </w:r>
-      <w:bookmarkEnd w:id="58"/>
-    </w:p>
-    <w:p>
-      <w:r>
-        <w:t>ToxiGuard delivers a working binary toxic-comment classifier and Streamlit dashboard. In the reproduced run, six models were compared on the same 6,000-comment test set, and Logistic Regression ranked first by toxic-class F1. Its test results were 93.23% accuracy, 61.02% toxic precision, 81.39% toxic recall, 69.75% toxic F1, and 0.9576 ROC-AUC.</w:t>
-      </w:r>
-    </w:p>
-    <w:p>
-      <w:r>
-        <w:t>The project demonstrates data preparation, TF-IDF feature extraction, measured model selection, artifact serialization, and application deployment. Its outputs can help prioritize review, while human judgment remains necessary because the model makes both false positive and false negative errors.</w:t>
-      </w:r>
-    </w:p>
-    <w:p>
-      <w:r>
-        <w:br w:type="page"/>
-      </w:r>
-    </w:p>
-    <w:p>
-      <w:pPr>
-        <w:pStyle w:val="Heading1"/>
-      </w:pPr>
-      <w:bookmarkStart w:id="59" w:name="_Toc242116447"/>
-      <w:r>
-        <w:lastRenderedPageBreak/>
-        <w:t>14. Future Scope</w:t>
-      </w:r>
-      <w:bookmarkEnd w:id="59"/>
-    </w:p>
-    <w:p>
-      <w:pPr>
-        <w:pStyle w:val="ListBullet"/>
-      </w:pPr>
-      <w:r>
-        <w:t>Collect feedback from human reviewers and tune the classification threshold for the intended moderation workload.</w:t>
-      </w:r>
-    </w:p>
-    <w:p>
-      <w:pPr>
-        <w:pStyle w:val="ListBullet"/>
-      </w:pPr>
-      <w:r>
-        <w:t>Evaluate on comments from other platforms and languages before broader use.</w:t>
-      </w:r>
-    </w:p>
-    <w:p>
-      <w:pPr>
-        <w:pStyle w:val="ListBullet"/>
-      </w:pPr>
-      <w:r>
-        <w:t>Add context-aware models and compare them with the current transparent linear baseline.</w:t>
-      </w:r>
-    </w:p>
-    <w:p>
-      <w:pPr>
-        <w:pStyle w:val="ListBullet"/>
-      </w:pPr>
-      <w:r>
-        <w:t>Extend the interface to Jigsaw's separate toxicity categories after multi-label evaluation.</w:t>
-      </w:r>
-    </w:p>
-    <w:p>
-      <w:pPr>
-        <w:pStyle w:val="ListBullet"/>
-      </w:pPr>
-      <w:r>
-        <w:t>Monitor model drift and document performance across different groups and language patterns.</w:t>
-      </w:r>
-    </w:p>
-    <w:p>
-      <w:r>
-        <w:br w:type="page"/>
-      </w:r>
-    </w:p>
-    <w:p>
-      <w:pPr>
-        <w:pStyle w:val="Heading1"/>
-      </w:pPr>
-      <w:bookmarkStart w:id="60" w:name="_Toc242116448"/>
+      <w:bookmarkStart w:id="66" w:name="_Toc242117866"/>
       <w:r>
         <w:lastRenderedPageBreak/>
         <w:t>REFERENCES</w:t>
       </w:r>
-      <w:bookmarkEnd w:id="60"/>
+      <w:bookmarkEnd w:id="66"/>
     </w:p>
     <w:p>
       <w:r>
@@ -11108,6 +10428,21 @@
     </w:p>
     <w:p>
       <w:r>
+        <w:t>[6] E. Wulczyn, N. Thain, and L. Dixon, Ex Machina: Personal Attacks Seen at Scale, WWW, 2017. https://arxiv.org/abs/1610.08914</w:t>
+      </w:r>
+    </w:p>
+    <w:p>
+      <w:r>
+        <w:t>[7] T. Davidson, D. Warmsley, M. Macy, and I. Weber, Automated Hate Speech Detection and the Problem of Offensive Language, ICWSM, 2017. https://arxiv.org/abs/1703.04009</w:t>
+      </w:r>
+    </w:p>
+    <w:p>
+      <w:r>
+        <w:t>[8] L. Dixon, J. Li, J. Sorensen, N. Thain, and L. Vasserman, Measuring and Mitigating Unintended Bias in Text Classification, AIES, 2018. https://research.google/pubs/measuring-and-mitigating-unintended-bias-in-text-classification/</w:t>
+      </w:r>
+    </w:p>
+    <w:p>
+      <w:r>
         <w:br w:type="page"/>
       </w:r>
     </w:p>
@@ -11115,12 +10450,12 @@
       <w:pPr>
         <w:pStyle w:val="Heading1"/>
       </w:pPr>
-      <w:bookmarkStart w:id="61" w:name="_Toc242116449"/>
+      <w:bookmarkStart w:id="67" w:name="_Toc242117867"/>
       <w:r>
         <w:lastRenderedPageBreak/>
         <w:t>Appendix A — Source Code</w:t>
       </w:r>
-      <w:bookmarkEnd w:id="61"/>
+      <w:bookmarkEnd w:id="67"/>
     </w:p>
     <w:p>
       <w:r>
@@ -11151,7 +10486,7 @@
           <w:noProof/>
         </w:rPr>
         <w:drawing>
-          <wp:inline distT="0" distB="0" distL="0" distR="0" wp14:anchorId="575A0CFD" wp14:editId="34B133FB">
+          <wp:inline distT="0" distB="0" distL="0" distR="0" wp14:anchorId="304E669B" wp14:editId="4AC30A2C">
             <wp:extent cx="5440680" cy="3343926"/>
             <wp:effectExtent l="0" t="0" r="0" b="0"/>
             <wp:docPr id="12" name="Picture 12"/>
@@ -11166,7 +10501,7 @@
                     <pic:cNvPicPr/>
                   </pic:nvPicPr>
                   <pic:blipFill>
-                    <a:blip r:embed="rId19"/>
+                    <a:blip r:embed="rId20"/>
                     <a:stretch>
                       <a:fillRect/>
                     </a:stretch>
@@ -11188,6 +10523,9 @@
       </w:r>
     </w:p>
     <w:p>
+      <w:pPr>
+        <w:keepLines/>
+      </w:pPr>
       <w:r>
         <w:t>The clean_text function lowercases comments, removes URLs and selected markup, replaces unsupported characters, and normalizes whitespace. The same helper is imported during training and application inference.</w:t>
       </w:r>
@@ -11222,7 +10560,7 @@
           <w:noProof/>
         </w:rPr>
         <w:drawing>
-          <wp:inline distT="0" distB="0" distL="0" distR="0" wp14:anchorId="0D23F782" wp14:editId="37DAE91B">
+          <wp:inline distT="0" distB="0" distL="0" distR="0" wp14:anchorId="376A06DD" wp14:editId="79960DB2">
             <wp:extent cx="5440680" cy="4976130"/>
             <wp:effectExtent l="0" t="0" r="0" b="0"/>
             <wp:docPr id="13" name="Picture 13"/>
@@ -11237,7 +10575,7 @@
                     <pic:cNvPicPr/>
                   </pic:nvPicPr>
                   <pic:blipFill>
-                    <a:blip r:embed="rId20"/>
+                    <a:blip r:embed="rId21"/>
                     <a:stretch>
                       <a:fillRect/>
                     </a:stretch>
@@ -11259,6 +10597,9 @@
       </w:r>
     </w:p>
     <w:p>
+      <w:pPr>
+        <w:keepLines/>
+      </w:pPr>
       <w:r>
         <w:t>The training script uses a stratified split and fits the TF-IDF vectorizer only on the training subset. The candidate dictionary defines the six classifiers compared in the experiment. Long source lines wrap visually in this listing.</w:t>
       </w:r>
@@ -11293,7 +10634,7 @@
           <w:noProof/>
         </w:rPr>
         <w:drawing>
-          <wp:inline distT="0" distB="0" distL="0" distR="0" wp14:anchorId="642D7118" wp14:editId="3E58A014">
+          <wp:inline distT="0" distB="0" distL="0" distR="0" wp14:anchorId="0C985576" wp14:editId="4B1343A4">
             <wp:extent cx="5440680" cy="2854264"/>
             <wp:effectExtent l="0" t="0" r="0" b="0"/>
             <wp:docPr id="14" name="Picture 14"/>
@@ -11308,7 +10649,7 @@
                     <pic:cNvPicPr/>
                   </pic:nvPicPr>
                   <pic:blipFill>
-                    <a:blip r:embed="rId21"/>
+                    <a:blip r:embed="rId22"/>
                     <a:stretch>
                       <a:fillRect/>
                     </a:stretch>
@@ -11330,6 +10671,9 @@
       </w:r>
     </w:p>
     <w:p>
+      <w:pPr>
+        <w:keepLines/>
+      </w:pPr>
       <w:r>
         <w:t>The results are ranked by toxic F1, recall, and accuracy. The script exports the comparison metrics and saves the selected classifier and TF-IDF vectorizer with joblib.</w:t>
       </w:r>
@@ -11364,7 +10708,7 @@
           <w:noProof/>
         </w:rPr>
         <w:drawing>
-          <wp:inline distT="0" distB="0" distL="0" distR="0" wp14:anchorId="6901EA7E" wp14:editId="098DCBB4">
+          <wp:inline distT="0" distB="0" distL="0" distR="0" wp14:anchorId="3D16D820" wp14:editId="306E0C88">
             <wp:extent cx="5440680" cy="4812909"/>
             <wp:effectExtent l="0" t="0" r="0" b="0"/>
             <wp:docPr id="15" name="Picture 15"/>
@@ -11379,7 +10723,7 @@
                     <pic:cNvPicPr/>
                   </pic:nvPicPr>
                   <pic:blipFill>
-                    <a:blip r:embed="rId22"/>
+                    <a:blip r:embed="rId23"/>
                     <a:stretch>
                       <a:fillRect/>
                     </a:stretch>
@@ -11401,6 +10745,9 @@
       </w:r>
     </w:p>
     <w:p>
+      <w:pPr>
+        <w:keepLines/>
+      </w:pPr>
       <w:r>
         <w:t>The cached loading function checks for the model, vectorizer, metadata, and evaluation files. It loads these artifacts for reuse by the Streamlit interface, avoiding retraining during a user session.</w:t>
       </w:r>
@@ -11414,12 +10761,12 @@
       <w:pPr>
         <w:pStyle w:val="Heading1"/>
       </w:pPr>
-      <w:bookmarkStart w:id="62" w:name="_Toc242116450"/>
+      <w:bookmarkStart w:id="68" w:name="_Toc242117868"/>
       <w:r>
         <w:lastRenderedPageBreak/>
         <w:t>Appendix B — Paper Presentation Certificate</w:t>
       </w:r>
-      <w:bookmarkEnd w:id="62"/>
+      <w:bookmarkEnd w:id="68"/>
     </w:p>
     <w:p>
       <w:r>
@@ -11436,7 +10783,7 @@
           <w:noProof/>
         </w:rPr>
         <w:drawing>
-          <wp:inline distT="0" distB="0" distL="0" distR="0" wp14:anchorId="1FCC6965" wp14:editId="7FF41996">
+          <wp:inline distT="0" distB="0" distL="0" distR="0" wp14:anchorId="08E38D22" wp14:editId="1CAA0F05">
             <wp:extent cx="5440680" cy="3895116"/>
             <wp:effectExtent l="0" t="0" r="0" b="0"/>
             <wp:docPr id="16" name="Picture 16"/>
@@ -11451,7 +10798,7 @@
                     <pic:cNvPicPr/>
                   </pic:nvPicPr>
                   <pic:blipFill>
-                    <a:blip r:embed="rId23"/>
+                    <a:blip r:embed="rId24"/>
                     <a:stretch>
                       <a:fillRect/>
                     </a:stretch>
@@ -11481,12 +10828,12 @@
       <w:pPr>
         <w:pStyle w:val="Heading1"/>
       </w:pPr>
-      <w:bookmarkStart w:id="63" w:name="_Toc242116451"/>
+      <w:bookmarkStart w:id="69" w:name="_Toc242117869"/>
       <w:r>
         <w:lastRenderedPageBreak/>
         <w:t>Appendix C — Project Outputs</w:t>
       </w:r>
-      <w:bookmarkEnd w:id="63"/>
+      <w:bookmarkEnd w:id="69"/>
     </w:p>
     <w:p>
       <w:r>
@@ -11498,14 +10845,14 @@
         <w:keepNext/>
         <w:jc w:val="center"/>
       </w:pPr>
-      <w:bookmarkStart w:id="64" w:name="Table_C_1"/>
+      <w:bookmarkStart w:id="70" w:name="Table_C_1"/>
       <w:r>
         <w:rPr>
           <w:i/>
         </w:rPr>
         <w:t>Table C.1: Project Output Files</w:t>
       </w:r>
-      <w:bookmarkEnd w:id="64"/>
+      <w:bookmarkEnd w:id="70"/>
     </w:p>
     <w:tbl>
       <w:tblPr>
@@ -12034,11 +11381,11 @@
       </w:r>
     </w:p>
     <w:sectPr>
-      <w:footerReference w:type="default" r:id="rId24"/>
+      <w:footerReference w:type="default" r:id="rId25"/>
       <w:pgSz w:w="11906" w:h="16838"/>
       <w:pgMar w:top="1440" w:right="1440" w:bottom="1440" w:left="1800" w:header="504" w:footer="648" w:gutter="0"/>
+      <w:pgNumType w:start="1"/>
       <w:cols w:space="720"/>
-      <w:titlePg/>
       <w:docGrid w:linePitch="360"/>
     </w:sectPr>
   </w:body>
@@ -12096,6 +11443,32 @@
 </w:ftr>
 </file>
 
+<file path=word/footer2.xml><?xml version="1.0" encoding="utf-8"?>
+<w:ftr xmlns:wpc="http://schemas.microsoft.com/office/word/2010/wordprocessingCanvas" xmlns:cx="http://schemas.microsoft.com/office/drawing/2014/chartex" xmlns:cx1="http://schemas.microsoft.com/office/drawing/2015/9/8/chartex" xmlns:cx2="http://schemas.microsoft.com/office/drawing/2015/10/21/chartex" xmlns:cx3="http://schemas.microsoft.com/office/drawing/2016/5/9/chartex" xmlns:cx4="http://schemas.microsoft.com/office/drawing/2016/5/10/chartex" xmlns:cx5="http://schemas.microsoft.com/office/drawing/2016/5/11/chartex" xmlns:cx6="http://schemas.microsoft.com/office/drawing/2016/5/12/chartex" xmlns:cx7="http://schemas.microsoft.com/office/drawing/2016/5/13/chartex" xmlns:cx8="http://schemas.microsoft.com/office/drawing/2016/5/14/chartex" xmlns:mc="http://schemas.openxmlformats.org/markup-compatibility/2006" xmlns:aink="http://schemas.microsoft.com/office/drawing/2016/ink" xmlns:am3d="http://schemas.microsoft.com/office/drawing/2017/model3d" xmlns:o="urn:schemas-microsoft-com:office:office" xmlns:oel="http://schemas.microsoft.com/office/2019/extlst" xmlns:r="http://schemas.openxmlformats.org/officeDocument/2006/relationships" xmlns:m="http://schemas.openxmlformats.org/officeDocument/2006/math" xmlns:v="urn:schemas-microsoft-com:vml" xmlns:wp14="http://schemas.microsoft.com/office/word/2010/wordprocessingDrawing" xmlns:wp="http://schemas.openxmlformats.org/drawingml/2006/wordprocessingDrawing" xmlns:w10="urn:schemas-microsoft-com:office:word" xmlns:w="http://schemas.openxmlformats.org/wordprocessingml/2006/main" xmlns:w14="http://schemas.microsoft.com/office/word/2010/wordml" xmlns:w15="http://schemas.microsoft.com/office/word/2012/wordml" xmlns:w16cex="http://schemas.microsoft.com/office/word/2018/wordml/cex" xmlns:w16cid="http://schemas.microsoft.com/office/word/2016/wordml/cid" xmlns:w16="http://schemas.microsoft.com/office/word/2018/wordml" xmlns:w16du="http://schemas.microsoft.com/office/word/2023/wordml/word16du" xmlns:w16sdtdh="http://schemas.microsoft.com/office/word/2020/wordml/sdtdatahash" xmlns:w16sdtfl="http://schemas.microsoft.com/office/word/2024/wordml/sdtformatlock" xmlns:w16se="http://schemas.microsoft.com/office/word/2015/wordml/symex" xmlns:wpg="http://schemas.microsoft.com/office/word/2010/wordprocessingGroup" xmlns:wpi="http://schemas.microsoft.com/office/word/2010/wordprocessingInk" xmlns:wne="http://schemas.microsoft.com/office/word/2006/wordml" xmlns:wps="http://schemas.microsoft.com/office/word/2010/wordprocessingShape" mc:Ignorable="w14 w15 w16se w16cid w16 w16cex w16sdtdh w16sdtfl w16du wp14">
+  <w:p>
+    <w:pPr>
+      <w:pStyle w:val="Footer"/>
+      <w:jc w:val="center"/>
+    </w:pPr>
+    <w:r>
+      <w:fldChar w:fldCharType="begin"/>
+    </w:r>
+    <w:r>
+      <w:instrText>PAGE</w:instrText>
+    </w:r>
+    <w:r>
+      <w:fldChar w:fldCharType="separate"/>
+    </w:r>
+    <w:r>
+      <w:t xml:space="preserve"> </w:t>
+    </w:r>
+    <w:r>
+      <w:fldChar w:fldCharType="end"/>
+    </w:r>
+  </w:p>
+</w:ftr>
+</file>
+
 <file path=word/footnotes.xml><?xml version="1.0" encoding="utf-8"?>
 <w:footnotes xmlns:wpc="http://schemas.microsoft.com/office/word/2010/wordprocessingCanvas" xmlns:cx="http://schemas.microsoft.com/office/drawing/2014/chartex" xmlns:cx1="http://schemas.microsoft.com/office/drawing/2015/9/8/chartex" xmlns:cx2="http://schemas.microsoft.com/office/drawing/2015/10/21/chartex" xmlns:cx3="http://schemas.microsoft.com/office/drawing/2016/5/9/chartex" xmlns:cx4="http://schemas.microsoft.com/office/drawing/2016/5/10/chartex" xmlns:cx5="http://schemas.microsoft.com/office/drawing/2016/5/11/chartex" xmlns:cx6="http://schemas.microsoft.com/office/drawing/2016/5/12/chartex" xmlns:cx7="http://schemas.microsoft.com/office/drawing/2016/5/13/chartex" xmlns:cx8="http://schemas.microsoft.com/office/drawing/2016/5/14/chartex" xmlns:mc="http://schemas.openxmlformats.org/markup-compatibility/2006" xmlns:aink="http://schemas.microsoft.com/office/drawing/2016/ink" xmlns:am3d="http://schemas.microsoft.com/office/drawing/2017/model3d" xmlns:o="urn:schemas-microsoft-com:office:office" xmlns:oel="http://schemas.microsoft.com/office/2019/extlst" xmlns:r="http://schemas.openxmlformats.org/officeDocument/2006/relationships" xmlns:m="http://schemas.openxmlformats.org/officeDocument/2006/math" xmlns:v="urn:schemas-microsoft-com:vml" xmlns:wp14="http://schemas.microsoft.com/office/word/2010/wordprocessingDrawing" xmlns:wp="http://schemas.openxmlformats.org/drawingml/2006/wordprocessingDrawing" xmlns:w10="urn:schemas-microsoft-com:office:word" xmlns:w="http://schemas.openxmlformats.org/wordprocessingml/2006/main" xmlns:w14="http://schemas.microsoft.com/office/word/2010/wordml" xmlns:w15="http://schemas.microsoft.com/office/word/2012/wordml" xmlns:w16cex="http://schemas.microsoft.com/office/word/2018/wordml/cex" xmlns:w16cid="http://schemas.microsoft.com/office/word/2016/wordml/cid" xmlns:w16="http://schemas.microsoft.com/office/word/2018/wordml" xmlns:w16du="http://schemas.microsoft.com/office/word/2023/wordml/word16du" xmlns:w16sdtdh="http://schemas.microsoft.com/office/word/2020/wordml/sdtdatahash" xmlns:w16sdtfl="http://schemas.microsoft.com/office/word/2024/wordml/sdtformatlock" xmlns:w16se="http://schemas.microsoft.com/office/word/2015/wordml/symex" xmlns:wpg="http://schemas.microsoft.com/office/word/2010/wordprocessingGroup" xmlns:wpi="http://schemas.microsoft.com/office/word/2010/wordprocessingInk" xmlns:wne="http://schemas.microsoft.com/office/word/2006/wordml" xmlns:wps="http://schemas.microsoft.com/office/word/2010/wordprocessingShape" mc:Ignorable="w14 w15 w16se w16cid w16 w16cex w16sdtdh w16sdtfl w16du wp14">
   <w:footnote w:type="separator" w:id="-1">
@@ -12294,31 +11667,31 @@
       </w:rPr>
     </w:lvl>
   </w:abstractNum>
-  <w:num w:numId="1" w16cid:durableId="2093508121">
+  <w:num w:numId="1" w16cid:durableId="600187937">
     <w:abstractNumId w:val="8"/>
   </w:num>
-  <w:num w:numId="2" w16cid:durableId="8915868">
+  <w:num w:numId="2" w16cid:durableId="1432122538">
     <w:abstractNumId w:val="6"/>
   </w:num>
-  <w:num w:numId="3" w16cid:durableId="591397536">
+  <w:num w:numId="3" w16cid:durableId="48648287">
     <w:abstractNumId w:val="5"/>
   </w:num>
-  <w:num w:numId="4" w16cid:durableId="1355424186">
+  <w:num w:numId="4" w16cid:durableId="1485774159">
     <w:abstractNumId w:val="4"/>
   </w:num>
-  <w:num w:numId="5" w16cid:durableId="1718044084">
+  <w:num w:numId="5" w16cid:durableId="564342860">
     <w:abstractNumId w:val="7"/>
   </w:num>
-  <w:num w:numId="6" w16cid:durableId="1685130426">
+  <w:num w:numId="6" w16cid:durableId="1610162747">
     <w:abstractNumId w:val="3"/>
   </w:num>
-  <w:num w:numId="7" w16cid:durableId="1051269585">
+  <w:num w:numId="7" w16cid:durableId="818229467">
     <w:abstractNumId w:val="2"/>
   </w:num>
-  <w:num w:numId="8" w16cid:durableId="862859674">
+  <w:num w:numId="8" w16cid:durableId="1734545834">
     <w:abstractNumId w:val="1"/>
   </w:num>
-  <w:num w:numId="9" w16cid:durableId="680353977">
+  <w:num w:numId="9" w16cid:durableId="2125802143">
     <w:abstractNumId w:val="0"/>
   </w:num>
 </w:numbering>
@@ -23939,7 +23312,7 @@
   <w:style w:type="paragraph" w:customStyle="1" w:styleId="TOC11">
     <w:name w:val="TOC 11"/>
     <w:pPr>
-      <w:spacing w:line="360" w:lineRule="auto"/>
+      <w:spacing w:after="0" w:line="360" w:lineRule="auto"/>
     </w:pPr>
     <w:rPr>
       <w:rFonts w:ascii="Times New Roman" w:eastAsia="Times New Roman" w:hAnsi="Times New Roman" w:cs="Times New Roman"/>
@@ -23950,7 +23323,7 @@
   <w:style w:type="paragraph" w:customStyle="1" w:styleId="TOC21">
     <w:name w:val="TOC 21"/>
     <w:pPr>
-      <w:spacing w:line="360" w:lineRule="auto"/>
+      <w:spacing w:after="0" w:line="360" w:lineRule="auto"/>
     </w:pPr>
     <w:rPr>
       <w:rFonts w:ascii="Times New Roman" w:eastAsia="Times New Roman" w:hAnsi="Times New Roman" w:cs="Times New Roman"/>
@@ -23965,7 +23338,7 @@
     <w:autoRedefine/>
     <w:uiPriority w:val="39"/>
     <w:unhideWhenUsed/>
-    <w:rsid w:val="00AC4A0A"/>
+    <w:rsid w:val="00664304"/>
     <w:pPr>
       <w:spacing w:after="100"/>
     </w:pPr>
@@ -23977,7 +23350,7 @@
     <w:autoRedefine/>
     <w:uiPriority w:val="39"/>
     <w:unhideWhenUsed/>
-    <w:rsid w:val="00AC4A0A"/>
+    <w:rsid w:val="00664304"/>
     <w:pPr>
       <w:spacing w:after="100"/>
       <w:ind w:left="240"/>
@@ -23988,7 +23361,7 @@
     <w:basedOn w:val="DefaultParagraphFont"/>
     <w:uiPriority w:val="99"/>
     <w:unhideWhenUsed/>
-    <w:rsid w:val="00AC4A0A"/>
+    <w:rsid w:val="00664304"/>
     <w:rPr>
       <w:color w:val="0000FF" w:themeColor="hyperlink"/>
       <w:u w:val="single"/>
